--- a/docs/ВКР Елисеев.docx
+++ b/docs/ВКР Елисеев.docx
@@ -2181,8 +2181,6 @@
             </w:rPr>
             <w:t>ОГЛАВЛЕНИЕ</w:t>
           </w:r>
-          <w:bookmarkStart w:id="0" w:name="_GoBack"/>
-          <w:bookmarkEnd w:id="0"/>
         </w:p>
         <w:p>
           <w:pPr>
@@ -4825,14 +4823,14 @@
       <w:pPr>
         <w:pStyle w:val="1c"/>
       </w:pPr>
-      <w:bookmarkStart w:id="1" w:name="_Toc87386344"/>
-      <w:bookmarkStart w:id="2" w:name="_Toc145276216"/>
+      <w:bookmarkStart w:id="0" w:name="_Toc87386344"/>
+      <w:bookmarkStart w:id="1" w:name="_Toc145276216"/>
       <w:r>
         <w:lastRenderedPageBreak/>
         <w:t>Введение</w:t>
       </w:r>
+      <w:bookmarkEnd w:id="0"/>
       <w:bookmarkEnd w:id="1"/>
-      <w:bookmarkEnd w:id="2"/>
     </w:p>
     <w:p>
       <w:pPr>
@@ -4843,13 +4841,13 @@
         </w:numPr>
         <w:ind w:left="709"/>
       </w:pPr>
-      <w:bookmarkStart w:id="3" w:name="_Toc137069264"/>
-      <w:bookmarkStart w:id="4" w:name="_Toc145276217"/>
+      <w:bookmarkStart w:id="2" w:name="_Toc137069264"/>
+      <w:bookmarkStart w:id="3" w:name="_Toc145276217"/>
       <w:r>
         <w:t>Актуальность работы</w:t>
       </w:r>
+      <w:bookmarkEnd w:id="2"/>
       <w:bookmarkEnd w:id="3"/>
-      <w:bookmarkEnd w:id="4"/>
     </w:p>
     <w:p>
       <w:pPr>
@@ -4860,13 +4858,13 @@
         </w:numPr>
         <w:ind w:firstLine="708"/>
       </w:pPr>
-      <w:bookmarkStart w:id="5" w:name="_Toc137069265"/>
-      <w:bookmarkStart w:id="6" w:name="_Toc145276218"/>
+      <w:bookmarkStart w:id="4" w:name="_Toc137069265"/>
+      <w:bookmarkStart w:id="5" w:name="_Toc145276218"/>
       <w:r>
         <w:t>Постановка задачи</w:t>
       </w:r>
+      <w:bookmarkEnd w:id="4"/>
       <w:bookmarkEnd w:id="5"/>
-      <w:bookmarkEnd w:id="6"/>
     </w:p>
     <w:p>
       <w:pPr>
@@ -4877,22 +4875,32 @@
         </w:numPr>
         <w:ind w:firstLine="708"/>
       </w:pPr>
-      <w:bookmarkStart w:id="7" w:name="_Toc137069266"/>
-      <w:bookmarkStart w:id="8" w:name="_Toc145276219"/>
+      <w:bookmarkStart w:id="6" w:name="_Toc137069266"/>
+      <w:bookmarkStart w:id="7" w:name="_Toc145276219"/>
       <w:r>
         <w:t>Структура и содержание работы</w:t>
       </w:r>
+      <w:bookmarkEnd w:id="6"/>
       <w:bookmarkEnd w:id="7"/>
+    </w:p>
+    <w:p>
+      <w:pPr>
+        <w:pStyle w:val="11"/>
+      </w:pPr>
+      <w:bookmarkStart w:id="8" w:name="_Toc145276220"/>
+      <w:r>
+        <w:lastRenderedPageBreak/>
+        <w:t>Методы поиска шаблонов</w:t>
+      </w:r>
       <w:bookmarkEnd w:id="8"/>
     </w:p>
     <w:p>
       <w:pPr>
-        <w:pStyle w:val="11"/>
-      </w:pPr>
-      <w:bookmarkStart w:id="9" w:name="_Toc145276220"/>
-      <w:r>
-        <w:lastRenderedPageBreak/>
-        <w:t>Методы поиска шаблонов</w:t>
+        <w:pStyle w:val="2"/>
+      </w:pPr>
+      <w:bookmarkStart w:id="9" w:name="_Toc145276221"/>
+      <w:r>
+        <w:t>Формальные определения</w:t>
       </w:r>
       <w:bookmarkEnd w:id="9"/>
     </w:p>
@@ -4900,51 +4908,5488 @@
       <w:pPr>
         <w:pStyle w:val="2"/>
       </w:pPr>
-      <w:bookmarkStart w:id="10" w:name="_Toc145276221"/>
-      <w:r>
-        <w:t>Формальные определения</w:t>
+      <w:bookmarkStart w:id="10" w:name="_Toc145276222"/>
+      <w:r>
+        <w:t xml:space="preserve">Обзор </w:t>
+      </w:r>
+      <w:r>
+        <w:t>работ</w:t>
+      </w:r>
+      <w:r>
+        <w:t xml:space="preserve"> по тематике</w:t>
       </w:r>
       <w:bookmarkEnd w:id="10"/>
+      <w:r>
+        <w:t xml:space="preserve"> </w:t>
+      </w:r>
     </w:p>
     <w:p>
       <w:pPr>
-        <w:pStyle w:val="2"/>
-      </w:pPr>
-      <w:bookmarkStart w:id="11" w:name="_Toc145276222"/>
-      <w:r>
-        <w:t xml:space="preserve">Обзор </w:t>
-      </w:r>
-      <w:r>
-        <w:t>работ</w:t>
-      </w:r>
-      <w:r>
-        <w:t xml:space="preserve"> по тематике</w:t>
+        <w:pStyle w:val="11"/>
+      </w:pPr>
+      <w:bookmarkStart w:id="11" w:name="_Toc145276223"/>
+      <w:r>
+        <w:lastRenderedPageBreak/>
+        <w:t>АНАЛИЗ ПРЕДМЕТНОЙ ОБЛАСТИ</w:t>
       </w:r>
       <w:bookmarkEnd w:id="11"/>
-      <w:r>
-        <w:t xml:space="preserve"> </w:t>
-      </w:r>
     </w:p>
     <w:p>
       <w:pPr>
-        <w:pStyle w:val="11"/>
-      </w:pPr>
-      <w:bookmarkStart w:id="12" w:name="_Toc145276223"/>
-      <w:r>
-        <w:lastRenderedPageBreak/>
-        <w:t>АНАЛИЗ ПРЕДМЕТНОЙ ОБЛАСТИ</w:t>
+        <w:pStyle w:val="2"/>
+      </w:pPr>
+      <w:bookmarkStart w:id="12" w:name="_Toc145276224"/>
+      <w:r>
+        <w:t>Описание предметной области</w:t>
       </w:r>
       <w:bookmarkEnd w:id="12"/>
     </w:p>
+    <w:tbl>
+      <w:tblPr>
+        <w:tblW w:w="0" w:type="auto"/>
+        <w:tblBorders>
+          <w:top w:val="single" w:sz="4" w:space="0" w:color="auto"/>
+          <w:left w:val="single" w:sz="4" w:space="0" w:color="auto"/>
+          <w:bottom w:val="single" w:sz="4" w:space="0" w:color="auto"/>
+          <w:right w:val="single" w:sz="4" w:space="0" w:color="auto"/>
+          <w:insideH w:val="single" w:sz="4" w:space="0" w:color="auto"/>
+          <w:insideV w:val="single" w:sz="4" w:space="0" w:color="auto"/>
+        </w:tblBorders>
+        <w:tblLook w:val="04A0" w:firstRow="1" w:lastRow="0" w:firstColumn="1" w:lastColumn="0" w:noHBand="0" w:noVBand="1"/>
+      </w:tblPr>
+      <w:tblGrid>
+        <w:gridCol w:w="2589"/>
+        <w:gridCol w:w="3306"/>
+        <w:gridCol w:w="3165"/>
+      </w:tblGrid>
+      <w:tr>
+        <w:trPr>
+          <w:trHeight w:val="300"/>
+        </w:trPr>
+        <w:tc>
+          <w:tcPr>
+            <w:tcW w:w="2263" w:type="dxa"/>
+            <w:shd w:val="clear" w:color="auto" w:fill="auto"/>
+            <w:noWrap/>
+            <w:vAlign w:val="center"/>
+            <w:hideMark/>
+          </w:tcPr>
+          <w:p>
+            <w:pPr>
+              <w:rPr>
+                <w:color w:val="000000"/>
+                <w:sz w:val="28"/>
+                <w:szCs w:val="28"/>
+              </w:rPr>
+            </w:pPr>
+            <w:r>
+              <w:rPr>
+                <w:color w:val="000000"/>
+                <w:sz w:val="28"/>
+                <w:szCs w:val="28"/>
+              </w:rPr>
+              <w:t>Название атрибута</w:t>
+            </w:r>
+          </w:p>
+        </w:tc>
+        <w:tc>
+          <w:tcPr>
+            <w:tcW w:w="3256" w:type="dxa"/>
+            <w:shd w:val="clear" w:color="auto" w:fill="auto"/>
+            <w:noWrap/>
+            <w:vAlign w:val="center"/>
+            <w:hideMark/>
+          </w:tcPr>
+          <w:p>
+            <w:pPr>
+              <w:rPr>
+                <w:color w:val="000000"/>
+                <w:sz w:val="28"/>
+                <w:szCs w:val="28"/>
+              </w:rPr>
+            </w:pPr>
+            <w:r>
+              <w:rPr>
+                <w:color w:val="000000"/>
+                <w:sz w:val="28"/>
+                <w:szCs w:val="28"/>
+              </w:rPr>
+              <w:t>Тип данных</w:t>
+            </w:r>
+          </w:p>
+        </w:tc>
+        <w:tc>
+          <w:tcPr>
+            <w:tcW w:w="3541" w:type="dxa"/>
+            <w:shd w:val="clear" w:color="auto" w:fill="auto"/>
+            <w:noWrap/>
+            <w:vAlign w:val="center"/>
+            <w:hideMark/>
+          </w:tcPr>
+          <w:p>
+            <w:pPr>
+              <w:rPr>
+                <w:color w:val="000000"/>
+                <w:sz w:val="28"/>
+                <w:szCs w:val="28"/>
+              </w:rPr>
+            </w:pPr>
+            <w:r>
+              <w:rPr>
+                <w:color w:val="000000"/>
+                <w:sz w:val="28"/>
+                <w:szCs w:val="28"/>
+              </w:rPr>
+              <w:t>Семантика</w:t>
+            </w:r>
+          </w:p>
+        </w:tc>
+      </w:tr>
+      <w:tr>
+        <w:trPr>
+          <w:trHeight w:val="300"/>
+        </w:trPr>
+        <w:tc>
+          <w:tcPr>
+            <w:tcW w:w="2263" w:type="dxa"/>
+            <w:shd w:val="clear" w:color="auto" w:fill="auto"/>
+            <w:noWrap/>
+            <w:vAlign w:val="center"/>
+            <w:hideMark/>
+          </w:tcPr>
+          <w:p>
+            <w:pPr>
+              <w:rPr>
+                <w:color w:val="000000"/>
+                <w:sz w:val="28"/>
+                <w:szCs w:val="28"/>
+              </w:rPr>
+            </w:pPr>
+            <w:proofErr w:type="spellStart"/>
+            <w:r>
+              <w:rPr>
+                <w:color w:val="000000"/>
+                <w:sz w:val="28"/>
+                <w:szCs w:val="28"/>
+              </w:rPr>
+              <w:t>file_time</w:t>
+            </w:r>
+            <w:proofErr w:type="spellEnd"/>
+          </w:p>
+        </w:tc>
+        <w:tc>
+          <w:tcPr>
+            <w:tcW w:w="3256" w:type="dxa"/>
+            <w:shd w:val="clear" w:color="auto" w:fill="auto"/>
+            <w:noWrap/>
+            <w:vAlign w:val="center"/>
+            <w:hideMark/>
+          </w:tcPr>
+          <w:p>
+            <w:pPr>
+              <w:rPr>
+                <w:color w:val="000000"/>
+                <w:sz w:val="28"/>
+                <w:szCs w:val="28"/>
+              </w:rPr>
+            </w:pPr>
+            <w:proofErr w:type="spellStart"/>
+            <w:r>
+              <w:rPr>
+                <w:color w:val="000000"/>
+                <w:sz w:val="28"/>
+                <w:szCs w:val="28"/>
+              </w:rPr>
+              <w:t>DateTime</w:t>
+            </w:r>
+            <w:proofErr w:type="spellEnd"/>
+          </w:p>
+        </w:tc>
+        <w:tc>
+          <w:tcPr>
+            <w:tcW w:w="3541" w:type="dxa"/>
+            <w:shd w:val="clear" w:color="auto" w:fill="auto"/>
+            <w:noWrap/>
+            <w:vAlign w:val="center"/>
+            <w:hideMark/>
+          </w:tcPr>
+          <w:p>
+            <w:pPr>
+              <w:rPr>
+                <w:color w:val="000000"/>
+                <w:sz w:val="28"/>
+                <w:szCs w:val="28"/>
+              </w:rPr>
+            </w:pPr>
+            <w:r>
+              <w:rPr>
+                <w:color w:val="000000"/>
+                <w:sz w:val="28"/>
+                <w:szCs w:val="28"/>
+              </w:rPr>
+              <w:t>Время файла</w:t>
+            </w:r>
+          </w:p>
+        </w:tc>
+      </w:tr>
+      <w:tr>
+        <w:trPr>
+          <w:trHeight w:val="300"/>
+        </w:trPr>
+        <w:tc>
+          <w:tcPr>
+            <w:tcW w:w="2263" w:type="dxa"/>
+            <w:shd w:val="clear" w:color="auto" w:fill="auto"/>
+            <w:noWrap/>
+            <w:vAlign w:val="center"/>
+            <w:hideMark/>
+          </w:tcPr>
+          <w:p>
+            <w:pPr>
+              <w:rPr>
+                <w:color w:val="000000"/>
+                <w:sz w:val="28"/>
+                <w:szCs w:val="28"/>
+              </w:rPr>
+            </w:pPr>
+            <w:proofErr w:type="spellStart"/>
+            <w:r>
+              <w:rPr>
+                <w:color w:val="000000"/>
+                <w:sz w:val="28"/>
+                <w:szCs w:val="28"/>
+              </w:rPr>
+              <w:t>event_type</w:t>
+            </w:r>
+            <w:proofErr w:type="spellEnd"/>
+          </w:p>
+        </w:tc>
+        <w:tc>
+          <w:tcPr>
+            <w:tcW w:w="3256" w:type="dxa"/>
+            <w:shd w:val="clear" w:color="auto" w:fill="auto"/>
+            <w:noWrap/>
+            <w:vAlign w:val="center"/>
+            <w:hideMark/>
+          </w:tcPr>
+          <w:p>
+            <w:pPr>
+              <w:rPr>
+                <w:color w:val="000000"/>
+                <w:sz w:val="28"/>
+                <w:szCs w:val="28"/>
+              </w:rPr>
+            </w:pPr>
+            <w:proofErr w:type="spellStart"/>
+            <w:r>
+              <w:rPr>
+                <w:color w:val="000000"/>
+                <w:sz w:val="28"/>
+                <w:szCs w:val="28"/>
+              </w:rPr>
+              <w:t>Enum</w:t>
+            </w:r>
+            <w:proofErr w:type="spellEnd"/>
+          </w:p>
+        </w:tc>
+        <w:tc>
+          <w:tcPr>
+            <w:tcW w:w="3541" w:type="dxa"/>
+            <w:shd w:val="clear" w:color="auto" w:fill="auto"/>
+            <w:noWrap/>
+            <w:vAlign w:val="center"/>
+            <w:hideMark/>
+          </w:tcPr>
+          <w:p>
+            <w:pPr>
+              <w:rPr>
+                <w:color w:val="000000"/>
+                <w:sz w:val="28"/>
+                <w:szCs w:val="28"/>
+              </w:rPr>
+            </w:pPr>
+            <w:r>
+              <w:rPr>
+                <w:color w:val="000000"/>
+                <w:sz w:val="28"/>
+                <w:szCs w:val="28"/>
+              </w:rPr>
+              <w:t xml:space="preserve">Тип события в </w:t>
+            </w:r>
+            <w:proofErr w:type="spellStart"/>
+            <w:r>
+              <w:rPr>
+                <w:color w:val="000000"/>
+                <w:sz w:val="28"/>
+                <w:szCs w:val="28"/>
+              </w:rPr>
+              <w:t>GitHub</w:t>
+            </w:r>
+            <w:proofErr w:type="spellEnd"/>
+          </w:p>
+        </w:tc>
+      </w:tr>
+      <w:tr>
+        <w:trPr>
+          <w:trHeight w:val="300"/>
+        </w:trPr>
+        <w:tc>
+          <w:tcPr>
+            <w:tcW w:w="2263" w:type="dxa"/>
+            <w:shd w:val="clear" w:color="auto" w:fill="auto"/>
+            <w:noWrap/>
+            <w:vAlign w:val="center"/>
+            <w:hideMark/>
+          </w:tcPr>
+          <w:p>
+            <w:pPr>
+              <w:rPr>
+                <w:color w:val="000000"/>
+                <w:sz w:val="28"/>
+                <w:szCs w:val="28"/>
+              </w:rPr>
+            </w:pPr>
+            <w:proofErr w:type="spellStart"/>
+            <w:r>
+              <w:rPr>
+                <w:color w:val="000000"/>
+                <w:sz w:val="28"/>
+                <w:szCs w:val="28"/>
+              </w:rPr>
+              <w:t>actor_login</w:t>
+            </w:r>
+            <w:proofErr w:type="spellEnd"/>
+          </w:p>
+        </w:tc>
+        <w:tc>
+          <w:tcPr>
+            <w:tcW w:w="3256" w:type="dxa"/>
+            <w:shd w:val="clear" w:color="auto" w:fill="auto"/>
+            <w:noWrap/>
+            <w:vAlign w:val="center"/>
+            <w:hideMark/>
+          </w:tcPr>
+          <w:p>
+            <w:pPr>
+              <w:rPr>
+                <w:color w:val="000000"/>
+                <w:sz w:val="28"/>
+                <w:szCs w:val="28"/>
+              </w:rPr>
+            </w:pPr>
+            <w:proofErr w:type="spellStart"/>
+            <w:r>
+              <w:rPr>
+                <w:color w:val="000000"/>
+                <w:sz w:val="28"/>
+                <w:szCs w:val="28"/>
+              </w:rPr>
+              <w:t>LowCardinality</w:t>
+            </w:r>
+            <w:proofErr w:type="spellEnd"/>
+            <w:r>
+              <w:rPr>
+                <w:color w:val="000000"/>
+                <w:sz w:val="28"/>
+                <w:szCs w:val="28"/>
+              </w:rPr>
+              <w:t>(</w:t>
+            </w:r>
+            <w:proofErr w:type="spellStart"/>
+            <w:r>
+              <w:rPr>
+                <w:color w:val="000000"/>
+                <w:sz w:val="28"/>
+                <w:szCs w:val="28"/>
+              </w:rPr>
+              <w:t>String</w:t>
+            </w:r>
+            <w:proofErr w:type="spellEnd"/>
+            <w:r>
+              <w:rPr>
+                <w:color w:val="000000"/>
+                <w:sz w:val="28"/>
+                <w:szCs w:val="28"/>
+              </w:rPr>
+              <w:t>)</w:t>
+            </w:r>
+          </w:p>
+        </w:tc>
+        <w:tc>
+          <w:tcPr>
+            <w:tcW w:w="3541" w:type="dxa"/>
+            <w:shd w:val="clear" w:color="auto" w:fill="auto"/>
+            <w:noWrap/>
+            <w:vAlign w:val="center"/>
+            <w:hideMark/>
+          </w:tcPr>
+          <w:p>
+            <w:pPr>
+              <w:rPr>
+                <w:color w:val="000000"/>
+                <w:sz w:val="28"/>
+                <w:szCs w:val="28"/>
+              </w:rPr>
+            </w:pPr>
+            <w:r>
+              <w:rPr>
+                <w:color w:val="000000"/>
+                <w:sz w:val="28"/>
+                <w:szCs w:val="28"/>
+              </w:rPr>
+              <w:t>Логин актера, инициирующего событие</w:t>
+            </w:r>
+          </w:p>
+        </w:tc>
+      </w:tr>
+      <w:tr>
+        <w:trPr>
+          <w:trHeight w:val="300"/>
+        </w:trPr>
+        <w:tc>
+          <w:tcPr>
+            <w:tcW w:w="2263" w:type="dxa"/>
+            <w:shd w:val="clear" w:color="auto" w:fill="auto"/>
+            <w:noWrap/>
+            <w:vAlign w:val="center"/>
+            <w:hideMark/>
+          </w:tcPr>
+          <w:p>
+            <w:pPr>
+              <w:rPr>
+                <w:color w:val="000000"/>
+                <w:sz w:val="28"/>
+                <w:szCs w:val="28"/>
+              </w:rPr>
+            </w:pPr>
+            <w:proofErr w:type="spellStart"/>
+            <w:r>
+              <w:rPr>
+                <w:color w:val="000000"/>
+                <w:sz w:val="28"/>
+                <w:szCs w:val="28"/>
+              </w:rPr>
+              <w:t>repo_name</w:t>
+            </w:r>
+            <w:proofErr w:type="spellEnd"/>
+          </w:p>
+        </w:tc>
+        <w:tc>
+          <w:tcPr>
+            <w:tcW w:w="3256" w:type="dxa"/>
+            <w:shd w:val="clear" w:color="auto" w:fill="auto"/>
+            <w:noWrap/>
+            <w:vAlign w:val="center"/>
+            <w:hideMark/>
+          </w:tcPr>
+          <w:p>
+            <w:pPr>
+              <w:rPr>
+                <w:color w:val="000000"/>
+                <w:sz w:val="28"/>
+                <w:szCs w:val="28"/>
+              </w:rPr>
+            </w:pPr>
+            <w:proofErr w:type="spellStart"/>
+            <w:r>
+              <w:rPr>
+                <w:color w:val="000000"/>
+                <w:sz w:val="28"/>
+                <w:szCs w:val="28"/>
+              </w:rPr>
+              <w:t>LowCardinality</w:t>
+            </w:r>
+            <w:proofErr w:type="spellEnd"/>
+            <w:r>
+              <w:rPr>
+                <w:color w:val="000000"/>
+                <w:sz w:val="28"/>
+                <w:szCs w:val="28"/>
+              </w:rPr>
+              <w:t>(</w:t>
+            </w:r>
+            <w:proofErr w:type="spellStart"/>
+            <w:r>
+              <w:rPr>
+                <w:color w:val="000000"/>
+                <w:sz w:val="28"/>
+                <w:szCs w:val="28"/>
+              </w:rPr>
+              <w:t>String</w:t>
+            </w:r>
+            <w:proofErr w:type="spellEnd"/>
+            <w:r>
+              <w:rPr>
+                <w:color w:val="000000"/>
+                <w:sz w:val="28"/>
+                <w:szCs w:val="28"/>
+              </w:rPr>
+              <w:t>)</w:t>
+            </w:r>
+          </w:p>
+        </w:tc>
+        <w:tc>
+          <w:tcPr>
+            <w:tcW w:w="3541" w:type="dxa"/>
+            <w:shd w:val="clear" w:color="auto" w:fill="auto"/>
+            <w:noWrap/>
+            <w:vAlign w:val="center"/>
+            <w:hideMark/>
+          </w:tcPr>
+          <w:p>
+            <w:pPr>
+              <w:rPr>
+                <w:color w:val="000000"/>
+                <w:sz w:val="28"/>
+                <w:szCs w:val="28"/>
+              </w:rPr>
+            </w:pPr>
+            <w:r>
+              <w:rPr>
+                <w:color w:val="000000"/>
+                <w:sz w:val="28"/>
+                <w:szCs w:val="28"/>
+              </w:rPr>
+              <w:t xml:space="preserve">Название </w:t>
+            </w:r>
+            <w:proofErr w:type="spellStart"/>
+            <w:r>
+              <w:rPr>
+                <w:color w:val="000000"/>
+                <w:sz w:val="28"/>
+                <w:szCs w:val="28"/>
+              </w:rPr>
+              <w:t>репозитория</w:t>
+            </w:r>
+            <w:proofErr w:type="spellEnd"/>
+          </w:p>
+        </w:tc>
+      </w:tr>
+      <w:tr>
+        <w:trPr>
+          <w:trHeight w:val="300"/>
+        </w:trPr>
+        <w:tc>
+          <w:tcPr>
+            <w:tcW w:w="2263" w:type="dxa"/>
+            <w:shd w:val="clear" w:color="auto" w:fill="auto"/>
+            <w:noWrap/>
+            <w:vAlign w:val="center"/>
+            <w:hideMark/>
+          </w:tcPr>
+          <w:p>
+            <w:pPr>
+              <w:rPr>
+                <w:color w:val="000000"/>
+                <w:sz w:val="28"/>
+                <w:szCs w:val="28"/>
+              </w:rPr>
+            </w:pPr>
+            <w:proofErr w:type="spellStart"/>
+            <w:r>
+              <w:rPr>
+                <w:color w:val="000000"/>
+                <w:sz w:val="28"/>
+                <w:szCs w:val="28"/>
+              </w:rPr>
+              <w:t>created_at</w:t>
+            </w:r>
+            <w:proofErr w:type="spellEnd"/>
+          </w:p>
+        </w:tc>
+        <w:tc>
+          <w:tcPr>
+            <w:tcW w:w="3256" w:type="dxa"/>
+            <w:shd w:val="clear" w:color="auto" w:fill="auto"/>
+            <w:noWrap/>
+            <w:vAlign w:val="center"/>
+            <w:hideMark/>
+          </w:tcPr>
+          <w:p>
+            <w:pPr>
+              <w:rPr>
+                <w:color w:val="000000"/>
+                <w:sz w:val="28"/>
+                <w:szCs w:val="28"/>
+              </w:rPr>
+            </w:pPr>
+            <w:proofErr w:type="spellStart"/>
+            <w:r>
+              <w:rPr>
+                <w:color w:val="000000"/>
+                <w:sz w:val="28"/>
+                <w:szCs w:val="28"/>
+              </w:rPr>
+              <w:t>DateTime</w:t>
+            </w:r>
+            <w:proofErr w:type="spellEnd"/>
+          </w:p>
+        </w:tc>
+        <w:tc>
+          <w:tcPr>
+            <w:tcW w:w="3541" w:type="dxa"/>
+            <w:shd w:val="clear" w:color="auto" w:fill="auto"/>
+            <w:noWrap/>
+            <w:vAlign w:val="center"/>
+            <w:hideMark/>
+          </w:tcPr>
+          <w:p>
+            <w:pPr>
+              <w:rPr>
+                <w:color w:val="000000"/>
+                <w:sz w:val="28"/>
+                <w:szCs w:val="28"/>
+              </w:rPr>
+            </w:pPr>
+            <w:r>
+              <w:rPr>
+                <w:color w:val="000000"/>
+                <w:sz w:val="28"/>
+                <w:szCs w:val="28"/>
+              </w:rPr>
+              <w:t>Дата и время создания события</w:t>
+            </w:r>
+          </w:p>
+        </w:tc>
+      </w:tr>
+      <w:tr>
+        <w:trPr>
+          <w:trHeight w:val="300"/>
+        </w:trPr>
+        <w:tc>
+          <w:tcPr>
+            <w:tcW w:w="2263" w:type="dxa"/>
+            <w:shd w:val="clear" w:color="auto" w:fill="auto"/>
+            <w:noWrap/>
+            <w:vAlign w:val="center"/>
+            <w:hideMark/>
+          </w:tcPr>
+          <w:p>
+            <w:pPr>
+              <w:rPr>
+                <w:color w:val="000000"/>
+                <w:sz w:val="28"/>
+                <w:szCs w:val="28"/>
+              </w:rPr>
+            </w:pPr>
+            <w:proofErr w:type="spellStart"/>
+            <w:r>
+              <w:rPr>
+                <w:color w:val="000000"/>
+                <w:sz w:val="28"/>
+                <w:szCs w:val="28"/>
+              </w:rPr>
+              <w:t>updated_at</w:t>
+            </w:r>
+            <w:proofErr w:type="spellEnd"/>
+          </w:p>
+        </w:tc>
+        <w:tc>
+          <w:tcPr>
+            <w:tcW w:w="3256" w:type="dxa"/>
+            <w:shd w:val="clear" w:color="auto" w:fill="auto"/>
+            <w:noWrap/>
+            <w:vAlign w:val="center"/>
+            <w:hideMark/>
+          </w:tcPr>
+          <w:p>
+            <w:pPr>
+              <w:rPr>
+                <w:color w:val="000000"/>
+                <w:sz w:val="28"/>
+                <w:szCs w:val="28"/>
+              </w:rPr>
+            </w:pPr>
+            <w:proofErr w:type="spellStart"/>
+            <w:r>
+              <w:rPr>
+                <w:color w:val="000000"/>
+                <w:sz w:val="28"/>
+                <w:szCs w:val="28"/>
+              </w:rPr>
+              <w:t>DateTime</w:t>
+            </w:r>
+            <w:proofErr w:type="spellEnd"/>
+          </w:p>
+        </w:tc>
+        <w:tc>
+          <w:tcPr>
+            <w:tcW w:w="3541" w:type="dxa"/>
+            <w:shd w:val="clear" w:color="auto" w:fill="auto"/>
+            <w:noWrap/>
+            <w:vAlign w:val="center"/>
+            <w:hideMark/>
+          </w:tcPr>
+          <w:p>
+            <w:pPr>
+              <w:rPr>
+                <w:color w:val="000000"/>
+                <w:sz w:val="28"/>
+                <w:szCs w:val="28"/>
+              </w:rPr>
+            </w:pPr>
+            <w:r>
+              <w:rPr>
+                <w:color w:val="000000"/>
+                <w:sz w:val="28"/>
+                <w:szCs w:val="28"/>
+              </w:rPr>
+              <w:t>Дата и время обновления события</w:t>
+            </w:r>
+          </w:p>
+        </w:tc>
+      </w:tr>
+      <w:tr>
+        <w:trPr>
+          <w:trHeight w:val="300"/>
+        </w:trPr>
+        <w:tc>
+          <w:tcPr>
+            <w:tcW w:w="2263" w:type="dxa"/>
+            <w:shd w:val="clear" w:color="auto" w:fill="auto"/>
+            <w:noWrap/>
+            <w:vAlign w:val="center"/>
+            <w:hideMark/>
+          </w:tcPr>
+          <w:p>
+            <w:pPr>
+              <w:rPr>
+                <w:color w:val="000000"/>
+                <w:sz w:val="28"/>
+                <w:szCs w:val="28"/>
+              </w:rPr>
+            </w:pPr>
+            <w:proofErr w:type="spellStart"/>
+            <w:r>
+              <w:rPr>
+                <w:color w:val="000000"/>
+                <w:sz w:val="28"/>
+                <w:szCs w:val="28"/>
+              </w:rPr>
+              <w:t>action</w:t>
+            </w:r>
+            <w:proofErr w:type="spellEnd"/>
+          </w:p>
+        </w:tc>
+        <w:tc>
+          <w:tcPr>
+            <w:tcW w:w="3256" w:type="dxa"/>
+            <w:shd w:val="clear" w:color="auto" w:fill="auto"/>
+            <w:noWrap/>
+            <w:vAlign w:val="center"/>
+            <w:hideMark/>
+          </w:tcPr>
+          <w:p>
+            <w:pPr>
+              <w:rPr>
+                <w:color w:val="000000"/>
+                <w:sz w:val="28"/>
+                <w:szCs w:val="28"/>
+              </w:rPr>
+            </w:pPr>
+            <w:proofErr w:type="spellStart"/>
+            <w:r>
+              <w:rPr>
+                <w:color w:val="000000"/>
+                <w:sz w:val="28"/>
+                <w:szCs w:val="28"/>
+              </w:rPr>
+              <w:t>Enum</w:t>
+            </w:r>
+            <w:proofErr w:type="spellEnd"/>
+          </w:p>
+        </w:tc>
+        <w:tc>
+          <w:tcPr>
+            <w:tcW w:w="3541" w:type="dxa"/>
+            <w:shd w:val="clear" w:color="auto" w:fill="auto"/>
+            <w:noWrap/>
+            <w:vAlign w:val="center"/>
+            <w:hideMark/>
+          </w:tcPr>
+          <w:p>
+            <w:pPr>
+              <w:rPr>
+                <w:color w:val="000000"/>
+                <w:sz w:val="28"/>
+                <w:szCs w:val="28"/>
+              </w:rPr>
+            </w:pPr>
+            <w:r>
+              <w:rPr>
+                <w:color w:val="000000"/>
+                <w:sz w:val="28"/>
+                <w:szCs w:val="28"/>
+              </w:rPr>
+              <w:t>Действие, связанное с событием</w:t>
+            </w:r>
+          </w:p>
+        </w:tc>
+      </w:tr>
+      <w:tr>
+        <w:trPr>
+          <w:trHeight w:val="300"/>
+        </w:trPr>
+        <w:tc>
+          <w:tcPr>
+            <w:tcW w:w="2263" w:type="dxa"/>
+            <w:shd w:val="clear" w:color="auto" w:fill="auto"/>
+            <w:noWrap/>
+            <w:vAlign w:val="center"/>
+            <w:hideMark/>
+          </w:tcPr>
+          <w:p>
+            <w:pPr>
+              <w:rPr>
+                <w:color w:val="000000"/>
+                <w:sz w:val="28"/>
+                <w:szCs w:val="28"/>
+              </w:rPr>
+            </w:pPr>
+            <w:proofErr w:type="spellStart"/>
+            <w:r>
+              <w:rPr>
+                <w:color w:val="000000"/>
+                <w:sz w:val="28"/>
+                <w:szCs w:val="28"/>
+              </w:rPr>
+              <w:t>comment_id</w:t>
+            </w:r>
+            <w:proofErr w:type="spellEnd"/>
+          </w:p>
+        </w:tc>
+        <w:tc>
+          <w:tcPr>
+            <w:tcW w:w="3256" w:type="dxa"/>
+            <w:shd w:val="clear" w:color="auto" w:fill="auto"/>
+            <w:noWrap/>
+            <w:vAlign w:val="center"/>
+            <w:hideMark/>
+          </w:tcPr>
+          <w:p>
+            <w:pPr>
+              <w:rPr>
+                <w:color w:val="000000"/>
+                <w:sz w:val="28"/>
+                <w:szCs w:val="28"/>
+              </w:rPr>
+            </w:pPr>
+            <w:r>
+              <w:rPr>
+                <w:color w:val="000000"/>
+                <w:sz w:val="28"/>
+                <w:szCs w:val="28"/>
+              </w:rPr>
+              <w:t>UInt64</w:t>
+            </w:r>
+          </w:p>
+        </w:tc>
+        <w:tc>
+          <w:tcPr>
+            <w:tcW w:w="3541" w:type="dxa"/>
+            <w:shd w:val="clear" w:color="auto" w:fill="auto"/>
+            <w:noWrap/>
+            <w:vAlign w:val="center"/>
+            <w:hideMark/>
+          </w:tcPr>
+          <w:p>
+            <w:pPr>
+              <w:rPr>
+                <w:color w:val="000000"/>
+                <w:sz w:val="28"/>
+                <w:szCs w:val="28"/>
+              </w:rPr>
+            </w:pPr>
+            <w:r>
+              <w:rPr>
+                <w:color w:val="000000"/>
+                <w:sz w:val="28"/>
+                <w:szCs w:val="28"/>
+              </w:rPr>
+              <w:t>Идентификатор комментария</w:t>
+            </w:r>
+          </w:p>
+        </w:tc>
+      </w:tr>
+      <w:tr>
+        <w:trPr>
+          <w:trHeight w:val="300"/>
+        </w:trPr>
+        <w:tc>
+          <w:tcPr>
+            <w:tcW w:w="2263" w:type="dxa"/>
+            <w:shd w:val="clear" w:color="auto" w:fill="auto"/>
+            <w:noWrap/>
+            <w:vAlign w:val="center"/>
+            <w:hideMark/>
+          </w:tcPr>
+          <w:p>
+            <w:pPr>
+              <w:rPr>
+                <w:color w:val="000000"/>
+                <w:sz w:val="28"/>
+                <w:szCs w:val="28"/>
+              </w:rPr>
+            </w:pPr>
+            <w:proofErr w:type="spellStart"/>
+            <w:r>
+              <w:rPr>
+                <w:color w:val="000000"/>
+                <w:sz w:val="28"/>
+                <w:szCs w:val="28"/>
+              </w:rPr>
+              <w:t>body</w:t>
+            </w:r>
+            <w:proofErr w:type="spellEnd"/>
+          </w:p>
+        </w:tc>
+        <w:tc>
+          <w:tcPr>
+            <w:tcW w:w="3256" w:type="dxa"/>
+            <w:shd w:val="clear" w:color="auto" w:fill="auto"/>
+            <w:noWrap/>
+            <w:vAlign w:val="center"/>
+            <w:hideMark/>
+          </w:tcPr>
+          <w:p>
+            <w:pPr>
+              <w:rPr>
+                <w:color w:val="000000"/>
+                <w:sz w:val="28"/>
+                <w:szCs w:val="28"/>
+              </w:rPr>
+            </w:pPr>
+            <w:proofErr w:type="spellStart"/>
+            <w:r>
+              <w:rPr>
+                <w:color w:val="000000"/>
+                <w:sz w:val="28"/>
+                <w:szCs w:val="28"/>
+              </w:rPr>
+              <w:t>String</w:t>
+            </w:r>
+            <w:proofErr w:type="spellEnd"/>
+          </w:p>
+        </w:tc>
+        <w:tc>
+          <w:tcPr>
+            <w:tcW w:w="3541" w:type="dxa"/>
+            <w:shd w:val="clear" w:color="auto" w:fill="auto"/>
+            <w:noWrap/>
+            <w:vAlign w:val="center"/>
+            <w:hideMark/>
+          </w:tcPr>
+          <w:p>
+            <w:pPr>
+              <w:rPr>
+                <w:color w:val="000000"/>
+                <w:sz w:val="28"/>
+                <w:szCs w:val="28"/>
+              </w:rPr>
+            </w:pPr>
+            <w:r>
+              <w:rPr>
+                <w:color w:val="000000"/>
+                <w:sz w:val="28"/>
+                <w:szCs w:val="28"/>
+              </w:rPr>
+              <w:t>Текст комментария или описания события</w:t>
+            </w:r>
+          </w:p>
+        </w:tc>
+      </w:tr>
+      <w:tr>
+        <w:trPr>
+          <w:trHeight w:val="300"/>
+        </w:trPr>
+        <w:tc>
+          <w:tcPr>
+            <w:tcW w:w="2263" w:type="dxa"/>
+            <w:shd w:val="clear" w:color="auto" w:fill="auto"/>
+            <w:noWrap/>
+            <w:vAlign w:val="center"/>
+            <w:hideMark/>
+          </w:tcPr>
+          <w:p>
+            <w:pPr>
+              <w:rPr>
+                <w:color w:val="000000"/>
+                <w:sz w:val="28"/>
+                <w:szCs w:val="28"/>
+              </w:rPr>
+            </w:pPr>
+            <w:proofErr w:type="spellStart"/>
+            <w:r>
+              <w:rPr>
+                <w:color w:val="000000"/>
+                <w:sz w:val="28"/>
+                <w:szCs w:val="28"/>
+              </w:rPr>
+              <w:t>path</w:t>
+            </w:r>
+            <w:proofErr w:type="spellEnd"/>
+          </w:p>
+        </w:tc>
+        <w:tc>
+          <w:tcPr>
+            <w:tcW w:w="3256" w:type="dxa"/>
+            <w:shd w:val="clear" w:color="auto" w:fill="auto"/>
+            <w:noWrap/>
+            <w:vAlign w:val="center"/>
+            <w:hideMark/>
+          </w:tcPr>
+          <w:p>
+            <w:pPr>
+              <w:rPr>
+                <w:color w:val="000000"/>
+                <w:sz w:val="28"/>
+                <w:szCs w:val="28"/>
+              </w:rPr>
+            </w:pPr>
+            <w:proofErr w:type="spellStart"/>
+            <w:r>
+              <w:rPr>
+                <w:color w:val="000000"/>
+                <w:sz w:val="28"/>
+                <w:szCs w:val="28"/>
+              </w:rPr>
+              <w:t>String</w:t>
+            </w:r>
+            <w:proofErr w:type="spellEnd"/>
+          </w:p>
+        </w:tc>
+        <w:tc>
+          <w:tcPr>
+            <w:tcW w:w="3541" w:type="dxa"/>
+            <w:shd w:val="clear" w:color="auto" w:fill="auto"/>
+            <w:noWrap/>
+            <w:vAlign w:val="center"/>
+            <w:hideMark/>
+          </w:tcPr>
+          <w:p>
+            <w:pPr>
+              <w:rPr>
+                <w:color w:val="000000"/>
+                <w:sz w:val="28"/>
+                <w:szCs w:val="28"/>
+              </w:rPr>
+            </w:pPr>
+            <w:r>
+              <w:rPr>
+                <w:color w:val="000000"/>
+                <w:sz w:val="28"/>
+                <w:szCs w:val="28"/>
+              </w:rPr>
+              <w:t>Путь к файлу или ресурсу</w:t>
+            </w:r>
+          </w:p>
+        </w:tc>
+      </w:tr>
+      <w:tr>
+        <w:trPr>
+          <w:trHeight w:val="300"/>
+        </w:trPr>
+        <w:tc>
+          <w:tcPr>
+            <w:tcW w:w="2263" w:type="dxa"/>
+            <w:shd w:val="clear" w:color="auto" w:fill="auto"/>
+            <w:noWrap/>
+            <w:vAlign w:val="center"/>
+            <w:hideMark/>
+          </w:tcPr>
+          <w:p>
+            <w:pPr>
+              <w:rPr>
+                <w:color w:val="000000"/>
+                <w:sz w:val="28"/>
+                <w:szCs w:val="28"/>
+              </w:rPr>
+            </w:pPr>
+            <w:proofErr w:type="spellStart"/>
+            <w:r>
+              <w:rPr>
+                <w:color w:val="000000"/>
+                <w:sz w:val="28"/>
+                <w:szCs w:val="28"/>
+              </w:rPr>
+              <w:t>position</w:t>
+            </w:r>
+            <w:proofErr w:type="spellEnd"/>
+          </w:p>
+        </w:tc>
+        <w:tc>
+          <w:tcPr>
+            <w:tcW w:w="3256" w:type="dxa"/>
+            <w:shd w:val="clear" w:color="auto" w:fill="auto"/>
+            <w:noWrap/>
+            <w:vAlign w:val="center"/>
+            <w:hideMark/>
+          </w:tcPr>
+          <w:p>
+            <w:pPr>
+              <w:rPr>
+                <w:color w:val="000000"/>
+                <w:sz w:val="28"/>
+                <w:szCs w:val="28"/>
+              </w:rPr>
+            </w:pPr>
+            <w:r>
+              <w:rPr>
+                <w:color w:val="000000"/>
+                <w:sz w:val="28"/>
+                <w:szCs w:val="28"/>
+              </w:rPr>
+              <w:t>Int32</w:t>
+            </w:r>
+          </w:p>
+        </w:tc>
+        <w:tc>
+          <w:tcPr>
+            <w:tcW w:w="3541" w:type="dxa"/>
+            <w:shd w:val="clear" w:color="auto" w:fill="auto"/>
+            <w:noWrap/>
+            <w:vAlign w:val="center"/>
+            <w:hideMark/>
+          </w:tcPr>
+          <w:p>
+            <w:pPr>
+              <w:rPr>
+                <w:color w:val="000000"/>
+                <w:sz w:val="28"/>
+                <w:szCs w:val="28"/>
+              </w:rPr>
+            </w:pPr>
+            <w:r>
+              <w:rPr>
+                <w:color w:val="000000"/>
+                <w:sz w:val="28"/>
+                <w:szCs w:val="28"/>
+              </w:rPr>
+              <w:t>Позиция в файле или ресурсе</w:t>
+            </w:r>
+          </w:p>
+        </w:tc>
+      </w:tr>
+      <w:tr>
+        <w:trPr>
+          <w:trHeight w:val="300"/>
+        </w:trPr>
+        <w:tc>
+          <w:tcPr>
+            <w:tcW w:w="2263" w:type="dxa"/>
+            <w:shd w:val="clear" w:color="auto" w:fill="auto"/>
+            <w:noWrap/>
+            <w:vAlign w:val="center"/>
+            <w:hideMark/>
+          </w:tcPr>
+          <w:p>
+            <w:pPr>
+              <w:rPr>
+                <w:color w:val="000000"/>
+                <w:sz w:val="28"/>
+                <w:szCs w:val="28"/>
+              </w:rPr>
+            </w:pPr>
+            <w:proofErr w:type="spellStart"/>
+            <w:r>
+              <w:rPr>
+                <w:color w:val="000000"/>
+                <w:sz w:val="28"/>
+                <w:szCs w:val="28"/>
+              </w:rPr>
+              <w:t>L</w:t>
+            </w:r>
+            <w:r>
+              <w:rPr>
+                <w:color w:val="000000"/>
+                <w:sz w:val="28"/>
+                <w:szCs w:val="28"/>
+              </w:rPr>
+              <w:t>ine</w:t>
+            </w:r>
+            <w:proofErr w:type="spellEnd"/>
+          </w:p>
+        </w:tc>
+        <w:tc>
+          <w:tcPr>
+            <w:tcW w:w="3256" w:type="dxa"/>
+            <w:shd w:val="clear" w:color="auto" w:fill="auto"/>
+            <w:noWrap/>
+            <w:vAlign w:val="center"/>
+            <w:hideMark/>
+          </w:tcPr>
+          <w:p>
+            <w:pPr>
+              <w:rPr>
+                <w:color w:val="000000"/>
+                <w:sz w:val="28"/>
+                <w:szCs w:val="28"/>
+              </w:rPr>
+            </w:pPr>
+            <w:r>
+              <w:rPr>
+                <w:color w:val="000000"/>
+                <w:sz w:val="28"/>
+                <w:szCs w:val="28"/>
+              </w:rPr>
+              <w:t>Int32</w:t>
+            </w:r>
+          </w:p>
+        </w:tc>
+        <w:tc>
+          <w:tcPr>
+            <w:tcW w:w="3541" w:type="dxa"/>
+            <w:shd w:val="clear" w:color="auto" w:fill="auto"/>
+            <w:noWrap/>
+            <w:vAlign w:val="center"/>
+            <w:hideMark/>
+          </w:tcPr>
+          <w:p>
+            <w:pPr>
+              <w:rPr>
+                <w:color w:val="000000"/>
+                <w:sz w:val="28"/>
+                <w:szCs w:val="28"/>
+              </w:rPr>
+            </w:pPr>
+            <w:r>
+              <w:rPr>
+                <w:color w:val="000000"/>
+                <w:sz w:val="28"/>
+                <w:szCs w:val="28"/>
+              </w:rPr>
+              <w:t>Номер строки в файле или ресурсе</w:t>
+            </w:r>
+          </w:p>
+        </w:tc>
+      </w:tr>
+      <w:tr>
+        <w:trPr>
+          <w:trHeight w:val="300"/>
+        </w:trPr>
+        <w:tc>
+          <w:tcPr>
+            <w:tcW w:w="2263" w:type="dxa"/>
+            <w:shd w:val="clear" w:color="auto" w:fill="auto"/>
+            <w:noWrap/>
+            <w:vAlign w:val="center"/>
+            <w:hideMark/>
+          </w:tcPr>
+          <w:p>
+            <w:pPr>
+              <w:rPr>
+                <w:color w:val="000000"/>
+                <w:sz w:val="28"/>
+                <w:szCs w:val="28"/>
+              </w:rPr>
+            </w:pPr>
+            <w:proofErr w:type="spellStart"/>
+            <w:r>
+              <w:rPr>
+                <w:color w:val="000000"/>
+                <w:sz w:val="28"/>
+                <w:szCs w:val="28"/>
+              </w:rPr>
+              <w:t>ref</w:t>
+            </w:r>
+            <w:proofErr w:type="spellEnd"/>
+          </w:p>
+        </w:tc>
+        <w:tc>
+          <w:tcPr>
+            <w:tcW w:w="3256" w:type="dxa"/>
+            <w:shd w:val="clear" w:color="auto" w:fill="auto"/>
+            <w:noWrap/>
+            <w:vAlign w:val="center"/>
+            <w:hideMark/>
+          </w:tcPr>
+          <w:p>
+            <w:pPr>
+              <w:rPr>
+                <w:color w:val="000000"/>
+                <w:sz w:val="28"/>
+                <w:szCs w:val="28"/>
+              </w:rPr>
+            </w:pPr>
+            <w:proofErr w:type="spellStart"/>
+            <w:r>
+              <w:rPr>
+                <w:color w:val="000000"/>
+                <w:sz w:val="28"/>
+                <w:szCs w:val="28"/>
+              </w:rPr>
+              <w:t>LowCardinality</w:t>
+            </w:r>
+            <w:proofErr w:type="spellEnd"/>
+            <w:r>
+              <w:rPr>
+                <w:color w:val="000000"/>
+                <w:sz w:val="28"/>
+                <w:szCs w:val="28"/>
+              </w:rPr>
+              <w:t>(</w:t>
+            </w:r>
+            <w:proofErr w:type="spellStart"/>
+            <w:r>
+              <w:rPr>
+                <w:color w:val="000000"/>
+                <w:sz w:val="28"/>
+                <w:szCs w:val="28"/>
+              </w:rPr>
+              <w:t>String</w:t>
+            </w:r>
+            <w:proofErr w:type="spellEnd"/>
+            <w:r>
+              <w:rPr>
+                <w:color w:val="000000"/>
+                <w:sz w:val="28"/>
+                <w:szCs w:val="28"/>
+              </w:rPr>
+              <w:t>)</w:t>
+            </w:r>
+          </w:p>
+        </w:tc>
+        <w:tc>
+          <w:tcPr>
+            <w:tcW w:w="3541" w:type="dxa"/>
+            <w:shd w:val="clear" w:color="auto" w:fill="auto"/>
+            <w:noWrap/>
+            <w:vAlign w:val="center"/>
+            <w:hideMark/>
+          </w:tcPr>
+          <w:p>
+            <w:pPr>
+              <w:rPr>
+                <w:color w:val="000000"/>
+                <w:sz w:val="28"/>
+                <w:szCs w:val="28"/>
+              </w:rPr>
+            </w:pPr>
+            <w:r>
+              <w:rPr>
+                <w:color w:val="000000"/>
+                <w:sz w:val="28"/>
+                <w:szCs w:val="28"/>
+              </w:rPr>
+              <w:t>Относительная ссылка или ветка</w:t>
+            </w:r>
+          </w:p>
+        </w:tc>
+      </w:tr>
+      <w:tr>
+        <w:trPr>
+          <w:trHeight w:val="300"/>
+        </w:trPr>
+        <w:tc>
+          <w:tcPr>
+            <w:tcW w:w="2263" w:type="dxa"/>
+            <w:shd w:val="clear" w:color="auto" w:fill="auto"/>
+            <w:noWrap/>
+            <w:vAlign w:val="center"/>
+            <w:hideMark/>
+          </w:tcPr>
+          <w:p>
+            <w:pPr>
+              <w:rPr>
+                <w:color w:val="000000"/>
+                <w:sz w:val="28"/>
+                <w:szCs w:val="28"/>
+              </w:rPr>
+            </w:pPr>
+            <w:proofErr w:type="spellStart"/>
+            <w:r>
+              <w:rPr>
+                <w:color w:val="000000"/>
+                <w:sz w:val="28"/>
+                <w:szCs w:val="28"/>
+              </w:rPr>
+              <w:t>ref_type</w:t>
+            </w:r>
+            <w:proofErr w:type="spellEnd"/>
+          </w:p>
+        </w:tc>
+        <w:tc>
+          <w:tcPr>
+            <w:tcW w:w="3256" w:type="dxa"/>
+            <w:shd w:val="clear" w:color="auto" w:fill="auto"/>
+            <w:noWrap/>
+            <w:vAlign w:val="center"/>
+            <w:hideMark/>
+          </w:tcPr>
+          <w:p>
+            <w:pPr>
+              <w:rPr>
+                <w:color w:val="000000"/>
+                <w:sz w:val="28"/>
+                <w:szCs w:val="28"/>
+              </w:rPr>
+            </w:pPr>
+            <w:proofErr w:type="spellStart"/>
+            <w:r>
+              <w:rPr>
+                <w:color w:val="000000"/>
+                <w:sz w:val="28"/>
+                <w:szCs w:val="28"/>
+              </w:rPr>
+              <w:t>Enum</w:t>
+            </w:r>
+            <w:proofErr w:type="spellEnd"/>
+          </w:p>
+        </w:tc>
+        <w:tc>
+          <w:tcPr>
+            <w:tcW w:w="3541" w:type="dxa"/>
+            <w:shd w:val="clear" w:color="auto" w:fill="auto"/>
+            <w:noWrap/>
+            <w:vAlign w:val="center"/>
+            <w:hideMark/>
+          </w:tcPr>
+          <w:p>
+            <w:pPr>
+              <w:rPr>
+                <w:color w:val="000000"/>
+                <w:sz w:val="28"/>
+                <w:szCs w:val="28"/>
+              </w:rPr>
+            </w:pPr>
+            <w:r>
+              <w:rPr>
+                <w:color w:val="000000"/>
+                <w:sz w:val="28"/>
+                <w:szCs w:val="28"/>
+              </w:rPr>
+              <w:t>Тип ссылки или ветки</w:t>
+            </w:r>
+          </w:p>
+        </w:tc>
+      </w:tr>
+      <w:tr>
+        <w:trPr>
+          <w:trHeight w:val="300"/>
+        </w:trPr>
+        <w:tc>
+          <w:tcPr>
+            <w:tcW w:w="2263" w:type="dxa"/>
+            <w:shd w:val="clear" w:color="auto" w:fill="auto"/>
+            <w:noWrap/>
+            <w:vAlign w:val="center"/>
+            <w:hideMark/>
+          </w:tcPr>
+          <w:p>
+            <w:pPr>
+              <w:rPr>
+                <w:color w:val="000000"/>
+                <w:sz w:val="28"/>
+                <w:szCs w:val="28"/>
+              </w:rPr>
+            </w:pPr>
+            <w:proofErr w:type="spellStart"/>
+            <w:r>
+              <w:rPr>
+                <w:color w:val="000000"/>
+                <w:sz w:val="28"/>
+                <w:szCs w:val="28"/>
+              </w:rPr>
+              <w:t>creator_user_login</w:t>
+            </w:r>
+            <w:proofErr w:type="spellEnd"/>
+          </w:p>
+        </w:tc>
+        <w:tc>
+          <w:tcPr>
+            <w:tcW w:w="3256" w:type="dxa"/>
+            <w:shd w:val="clear" w:color="auto" w:fill="auto"/>
+            <w:noWrap/>
+            <w:vAlign w:val="center"/>
+            <w:hideMark/>
+          </w:tcPr>
+          <w:p>
+            <w:pPr>
+              <w:rPr>
+                <w:color w:val="000000"/>
+                <w:sz w:val="28"/>
+                <w:szCs w:val="28"/>
+              </w:rPr>
+            </w:pPr>
+            <w:proofErr w:type="spellStart"/>
+            <w:r>
+              <w:rPr>
+                <w:color w:val="000000"/>
+                <w:sz w:val="28"/>
+                <w:szCs w:val="28"/>
+              </w:rPr>
+              <w:t>LowCardinality</w:t>
+            </w:r>
+            <w:proofErr w:type="spellEnd"/>
+            <w:r>
+              <w:rPr>
+                <w:color w:val="000000"/>
+                <w:sz w:val="28"/>
+                <w:szCs w:val="28"/>
+              </w:rPr>
+              <w:t>(</w:t>
+            </w:r>
+            <w:proofErr w:type="spellStart"/>
+            <w:r>
+              <w:rPr>
+                <w:color w:val="000000"/>
+                <w:sz w:val="28"/>
+                <w:szCs w:val="28"/>
+              </w:rPr>
+              <w:t>String</w:t>
+            </w:r>
+            <w:proofErr w:type="spellEnd"/>
+            <w:r>
+              <w:rPr>
+                <w:color w:val="000000"/>
+                <w:sz w:val="28"/>
+                <w:szCs w:val="28"/>
+              </w:rPr>
+              <w:t>)</w:t>
+            </w:r>
+          </w:p>
+        </w:tc>
+        <w:tc>
+          <w:tcPr>
+            <w:tcW w:w="3541" w:type="dxa"/>
+            <w:shd w:val="clear" w:color="auto" w:fill="auto"/>
+            <w:noWrap/>
+            <w:vAlign w:val="center"/>
+            <w:hideMark/>
+          </w:tcPr>
+          <w:p>
+            <w:pPr>
+              <w:rPr>
+                <w:color w:val="000000"/>
+                <w:sz w:val="28"/>
+                <w:szCs w:val="28"/>
+              </w:rPr>
+            </w:pPr>
+            <w:r>
+              <w:rPr>
+                <w:color w:val="000000"/>
+                <w:sz w:val="28"/>
+                <w:szCs w:val="28"/>
+              </w:rPr>
+              <w:t>Логин создателя события</w:t>
+            </w:r>
+          </w:p>
+        </w:tc>
+      </w:tr>
+      <w:tr>
+        <w:trPr>
+          <w:trHeight w:val="300"/>
+        </w:trPr>
+        <w:tc>
+          <w:tcPr>
+            <w:tcW w:w="2263" w:type="dxa"/>
+            <w:shd w:val="clear" w:color="auto" w:fill="auto"/>
+            <w:noWrap/>
+            <w:vAlign w:val="center"/>
+            <w:hideMark/>
+          </w:tcPr>
+          <w:p>
+            <w:pPr>
+              <w:rPr>
+                <w:color w:val="000000"/>
+                <w:sz w:val="28"/>
+                <w:szCs w:val="28"/>
+              </w:rPr>
+            </w:pPr>
+            <w:proofErr w:type="spellStart"/>
+            <w:r>
+              <w:rPr>
+                <w:color w:val="000000"/>
+                <w:sz w:val="28"/>
+                <w:szCs w:val="28"/>
+              </w:rPr>
+              <w:t>number</w:t>
+            </w:r>
+            <w:proofErr w:type="spellEnd"/>
+          </w:p>
+        </w:tc>
+        <w:tc>
+          <w:tcPr>
+            <w:tcW w:w="3256" w:type="dxa"/>
+            <w:shd w:val="clear" w:color="auto" w:fill="auto"/>
+            <w:noWrap/>
+            <w:vAlign w:val="center"/>
+            <w:hideMark/>
+          </w:tcPr>
+          <w:p>
+            <w:pPr>
+              <w:rPr>
+                <w:color w:val="000000"/>
+                <w:sz w:val="28"/>
+                <w:szCs w:val="28"/>
+              </w:rPr>
+            </w:pPr>
+            <w:r>
+              <w:rPr>
+                <w:color w:val="000000"/>
+                <w:sz w:val="28"/>
+                <w:szCs w:val="28"/>
+              </w:rPr>
+              <w:t>UInt32</w:t>
+            </w:r>
+          </w:p>
+        </w:tc>
+        <w:tc>
+          <w:tcPr>
+            <w:tcW w:w="3541" w:type="dxa"/>
+            <w:shd w:val="clear" w:color="auto" w:fill="auto"/>
+            <w:noWrap/>
+            <w:vAlign w:val="center"/>
+            <w:hideMark/>
+          </w:tcPr>
+          <w:p>
+            <w:pPr>
+              <w:rPr>
+                <w:color w:val="000000"/>
+                <w:sz w:val="28"/>
+                <w:szCs w:val="28"/>
+              </w:rPr>
+            </w:pPr>
+            <w:r>
+              <w:rPr>
+                <w:color w:val="000000"/>
+                <w:sz w:val="28"/>
+                <w:szCs w:val="28"/>
+              </w:rPr>
+              <w:t>Номер события или задачи</w:t>
+            </w:r>
+          </w:p>
+        </w:tc>
+      </w:tr>
+      <w:tr>
+        <w:trPr>
+          <w:trHeight w:val="300"/>
+        </w:trPr>
+        <w:tc>
+          <w:tcPr>
+            <w:tcW w:w="2263" w:type="dxa"/>
+            <w:shd w:val="clear" w:color="auto" w:fill="auto"/>
+            <w:noWrap/>
+            <w:vAlign w:val="center"/>
+            <w:hideMark/>
+          </w:tcPr>
+          <w:p>
+            <w:pPr>
+              <w:rPr>
+                <w:color w:val="000000"/>
+                <w:sz w:val="28"/>
+                <w:szCs w:val="28"/>
+              </w:rPr>
+            </w:pPr>
+            <w:proofErr w:type="spellStart"/>
+            <w:r>
+              <w:rPr>
+                <w:color w:val="000000"/>
+                <w:sz w:val="28"/>
+                <w:szCs w:val="28"/>
+              </w:rPr>
+              <w:t>title</w:t>
+            </w:r>
+            <w:proofErr w:type="spellEnd"/>
+          </w:p>
+        </w:tc>
+        <w:tc>
+          <w:tcPr>
+            <w:tcW w:w="3256" w:type="dxa"/>
+            <w:shd w:val="clear" w:color="auto" w:fill="auto"/>
+            <w:noWrap/>
+            <w:vAlign w:val="center"/>
+            <w:hideMark/>
+          </w:tcPr>
+          <w:p>
+            <w:pPr>
+              <w:rPr>
+                <w:color w:val="000000"/>
+                <w:sz w:val="28"/>
+                <w:szCs w:val="28"/>
+              </w:rPr>
+            </w:pPr>
+            <w:proofErr w:type="spellStart"/>
+            <w:r>
+              <w:rPr>
+                <w:color w:val="000000"/>
+                <w:sz w:val="28"/>
+                <w:szCs w:val="28"/>
+              </w:rPr>
+              <w:t>String</w:t>
+            </w:r>
+            <w:proofErr w:type="spellEnd"/>
+          </w:p>
+        </w:tc>
+        <w:tc>
+          <w:tcPr>
+            <w:tcW w:w="3541" w:type="dxa"/>
+            <w:shd w:val="clear" w:color="auto" w:fill="auto"/>
+            <w:noWrap/>
+            <w:vAlign w:val="center"/>
+            <w:hideMark/>
+          </w:tcPr>
+          <w:p>
+            <w:pPr>
+              <w:rPr>
+                <w:color w:val="000000"/>
+                <w:sz w:val="28"/>
+                <w:szCs w:val="28"/>
+              </w:rPr>
+            </w:pPr>
+            <w:r>
+              <w:rPr>
+                <w:color w:val="000000"/>
+                <w:sz w:val="28"/>
+                <w:szCs w:val="28"/>
+              </w:rPr>
+              <w:t>Заголовок или название события</w:t>
+            </w:r>
+          </w:p>
+        </w:tc>
+      </w:tr>
+      <w:tr>
+        <w:trPr>
+          <w:trHeight w:val="300"/>
+        </w:trPr>
+        <w:tc>
+          <w:tcPr>
+            <w:tcW w:w="2263" w:type="dxa"/>
+            <w:shd w:val="clear" w:color="auto" w:fill="auto"/>
+            <w:noWrap/>
+            <w:vAlign w:val="center"/>
+            <w:hideMark/>
+          </w:tcPr>
+          <w:p>
+            <w:pPr>
+              <w:rPr>
+                <w:color w:val="000000"/>
+                <w:sz w:val="28"/>
+                <w:szCs w:val="28"/>
+                <w:lang w:val="en-US"/>
+              </w:rPr>
+            </w:pPr>
+            <w:proofErr w:type="spellStart"/>
+            <w:r>
+              <w:rPr>
+                <w:color w:val="000000"/>
+                <w:sz w:val="28"/>
+                <w:szCs w:val="28"/>
+              </w:rPr>
+              <w:t>labels</w:t>
+            </w:r>
+            <w:proofErr w:type="spellEnd"/>
+          </w:p>
+        </w:tc>
+        <w:tc>
+          <w:tcPr>
+            <w:tcW w:w="3256" w:type="dxa"/>
+            <w:shd w:val="clear" w:color="auto" w:fill="auto"/>
+            <w:noWrap/>
+            <w:vAlign w:val="center"/>
+            <w:hideMark/>
+          </w:tcPr>
+          <w:p>
+            <w:pPr>
+              <w:rPr>
+                <w:color w:val="000000"/>
+                <w:sz w:val="28"/>
+                <w:szCs w:val="28"/>
+              </w:rPr>
+            </w:pPr>
+            <w:proofErr w:type="spellStart"/>
+            <w:r>
+              <w:rPr>
+                <w:color w:val="000000"/>
+                <w:sz w:val="28"/>
+                <w:szCs w:val="28"/>
+              </w:rPr>
+              <w:t>Array</w:t>
+            </w:r>
+            <w:proofErr w:type="spellEnd"/>
+            <w:r>
+              <w:rPr>
+                <w:color w:val="000000"/>
+                <w:sz w:val="28"/>
+                <w:szCs w:val="28"/>
+              </w:rPr>
+              <w:t>(</w:t>
+            </w:r>
+            <w:proofErr w:type="spellStart"/>
+            <w:r>
+              <w:rPr>
+                <w:color w:val="000000"/>
+                <w:sz w:val="28"/>
+                <w:szCs w:val="28"/>
+              </w:rPr>
+              <w:t>LowCardinality</w:t>
+            </w:r>
+            <w:proofErr w:type="spellEnd"/>
+            <w:r>
+              <w:rPr>
+                <w:color w:val="000000"/>
+                <w:sz w:val="28"/>
+                <w:szCs w:val="28"/>
+              </w:rPr>
+              <w:t>(</w:t>
+            </w:r>
+            <w:proofErr w:type="spellStart"/>
+            <w:r>
+              <w:rPr>
+                <w:color w:val="000000"/>
+                <w:sz w:val="28"/>
+                <w:szCs w:val="28"/>
+              </w:rPr>
+              <w:t>String</w:t>
+            </w:r>
+            <w:proofErr w:type="spellEnd"/>
+            <w:r>
+              <w:rPr>
+                <w:color w:val="000000"/>
+                <w:sz w:val="28"/>
+                <w:szCs w:val="28"/>
+              </w:rPr>
+              <w:t>))</w:t>
+            </w:r>
+          </w:p>
+        </w:tc>
+        <w:tc>
+          <w:tcPr>
+            <w:tcW w:w="3541" w:type="dxa"/>
+            <w:shd w:val="clear" w:color="auto" w:fill="auto"/>
+            <w:noWrap/>
+            <w:vAlign w:val="center"/>
+            <w:hideMark/>
+          </w:tcPr>
+          <w:p>
+            <w:pPr>
+              <w:rPr>
+                <w:color w:val="000000"/>
+                <w:sz w:val="28"/>
+                <w:szCs w:val="28"/>
+              </w:rPr>
+            </w:pPr>
+            <w:r>
+              <w:rPr>
+                <w:color w:val="000000"/>
+                <w:sz w:val="28"/>
+                <w:szCs w:val="28"/>
+              </w:rPr>
+              <w:t>Метки или теги, связанные с событием</w:t>
+            </w:r>
+          </w:p>
+        </w:tc>
+      </w:tr>
+      <w:tr>
+        <w:trPr>
+          <w:trHeight w:val="300"/>
+        </w:trPr>
+        <w:tc>
+          <w:tcPr>
+            <w:tcW w:w="2263" w:type="dxa"/>
+            <w:shd w:val="clear" w:color="auto" w:fill="auto"/>
+            <w:noWrap/>
+            <w:vAlign w:val="center"/>
+            <w:hideMark/>
+          </w:tcPr>
+          <w:p>
+            <w:pPr>
+              <w:rPr>
+                <w:color w:val="000000"/>
+                <w:sz w:val="28"/>
+                <w:szCs w:val="28"/>
+              </w:rPr>
+            </w:pPr>
+            <w:proofErr w:type="spellStart"/>
+            <w:r>
+              <w:rPr>
+                <w:color w:val="000000"/>
+                <w:sz w:val="28"/>
+                <w:szCs w:val="28"/>
+              </w:rPr>
+              <w:t>state</w:t>
+            </w:r>
+            <w:proofErr w:type="spellEnd"/>
+          </w:p>
+        </w:tc>
+        <w:tc>
+          <w:tcPr>
+            <w:tcW w:w="3256" w:type="dxa"/>
+            <w:shd w:val="clear" w:color="auto" w:fill="auto"/>
+            <w:noWrap/>
+            <w:vAlign w:val="center"/>
+            <w:hideMark/>
+          </w:tcPr>
+          <w:p>
+            <w:pPr>
+              <w:rPr>
+                <w:color w:val="000000"/>
+                <w:sz w:val="28"/>
+                <w:szCs w:val="28"/>
+              </w:rPr>
+            </w:pPr>
+            <w:proofErr w:type="spellStart"/>
+            <w:r>
+              <w:rPr>
+                <w:color w:val="000000"/>
+                <w:sz w:val="28"/>
+                <w:szCs w:val="28"/>
+              </w:rPr>
+              <w:t>Enum</w:t>
+            </w:r>
+            <w:proofErr w:type="spellEnd"/>
+          </w:p>
+        </w:tc>
+        <w:tc>
+          <w:tcPr>
+            <w:tcW w:w="3541" w:type="dxa"/>
+            <w:shd w:val="clear" w:color="auto" w:fill="auto"/>
+            <w:noWrap/>
+            <w:vAlign w:val="center"/>
+            <w:hideMark/>
+          </w:tcPr>
+          <w:p>
+            <w:pPr>
+              <w:rPr>
+                <w:color w:val="000000"/>
+                <w:sz w:val="28"/>
+                <w:szCs w:val="28"/>
+              </w:rPr>
+            </w:pPr>
+            <w:r>
+              <w:rPr>
+                <w:color w:val="000000"/>
+                <w:sz w:val="28"/>
+                <w:szCs w:val="28"/>
+              </w:rPr>
+              <w:t>Состояние события (открыто/закрыто и т.д.)</w:t>
+            </w:r>
+          </w:p>
+        </w:tc>
+      </w:tr>
+      <w:tr>
+        <w:trPr>
+          <w:trHeight w:val="300"/>
+        </w:trPr>
+        <w:tc>
+          <w:tcPr>
+            <w:tcW w:w="2263" w:type="dxa"/>
+            <w:shd w:val="clear" w:color="auto" w:fill="auto"/>
+            <w:noWrap/>
+            <w:vAlign w:val="center"/>
+            <w:hideMark/>
+          </w:tcPr>
+          <w:p>
+            <w:pPr>
+              <w:rPr>
+                <w:color w:val="000000"/>
+                <w:sz w:val="28"/>
+                <w:szCs w:val="28"/>
+              </w:rPr>
+            </w:pPr>
+            <w:proofErr w:type="spellStart"/>
+            <w:r>
+              <w:rPr>
+                <w:color w:val="000000"/>
+                <w:sz w:val="28"/>
+                <w:szCs w:val="28"/>
+              </w:rPr>
+              <w:t>locked</w:t>
+            </w:r>
+            <w:proofErr w:type="spellEnd"/>
+          </w:p>
+        </w:tc>
+        <w:tc>
+          <w:tcPr>
+            <w:tcW w:w="3256" w:type="dxa"/>
+            <w:shd w:val="clear" w:color="auto" w:fill="auto"/>
+            <w:noWrap/>
+            <w:vAlign w:val="center"/>
+            <w:hideMark/>
+          </w:tcPr>
+          <w:p>
+            <w:pPr>
+              <w:rPr>
+                <w:color w:val="000000"/>
+                <w:sz w:val="28"/>
+                <w:szCs w:val="28"/>
+              </w:rPr>
+            </w:pPr>
+            <w:r>
+              <w:rPr>
+                <w:color w:val="000000"/>
+                <w:sz w:val="28"/>
+                <w:szCs w:val="28"/>
+              </w:rPr>
+              <w:t>UInt8</w:t>
+            </w:r>
+          </w:p>
+        </w:tc>
+        <w:tc>
+          <w:tcPr>
+            <w:tcW w:w="3541" w:type="dxa"/>
+            <w:shd w:val="clear" w:color="auto" w:fill="auto"/>
+            <w:noWrap/>
+            <w:vAlign w:val="center"/>
+            <w:hideMark/>
+          </w:tcPr>
+          <w:p>
+            <w:pPr>
+              <w:rPr>
+                <w:color w:val="000000"/>
+                <w:sz w:val="28"/>
+                <w:szCs w:val="28"/>
+              </w:rPr>
+            </w:pPr>
+            <w:r>
+              <w:rPr>
+                <w:color w:val="000000"/>
+                <w:sz w:val="28"/>
+                <w:szCs w:val="28"/>
+              </w:rPr>
+              <w:t>Флаг, указывающий, заблокировано ли событие</w:t>
+            </w:r>
+          </w:p>
+        </w:tc>
+      </w:tr>
+      <w:tr>
+        <w:trPr>
+          <w:trHeight w:val="300"/>
+        </w:trPr>
+        <w:tc>
+          <w:tcPr>
+            <w:tcW w:w="2263" w:type="dxa"/>
+            <w:shd w:val="clear" w:color="auto" w:fill="auto"/>
+            <w:noWrap/>
+            <w:vAlign w:val="center"/>
+            <w:hideMark/>
+          </w:tcPr>
+          <w:p>
+            <w:pPr>
+              <w:rPr>
+                <w:color w:val="000000"/>
+                <w:sz w:val="28"/>
+                <w:szCs w:val="28"/>
+              </w:rPr>
+            </w:pPr>
+            <w:proofErr w:type="spellStart"/>
+            <w:r>
+              <w:rPr>
+                <w:color w:val="000000"/>
+                <w:sz w:val="28"/>
+                <w:szCs w:val="28"/>
+              </w:rPr>
+              <w:t>assignee</w:t>
+            </w:r>
+            <w:proofErr w:type="spellEnd"/>
+          </w:p>
+        </w:tc>
+        <w:tc>
+          <w:tcPr>
+            <w:tcW w:w="3256" w:type="dxa"/>
+            <w:shd w:val="clear" w:color="auto" w:fill="auto"/>
+            <w:noWrap/>
+            <w:vAlign w:val="center"/>
+            <w:hideMark/>
+          </w:tcPr>
+          <w:p>
+            <w:pPr>
+              <w:rPr>
+                <w:color w:val="000000"/>
+                <w:sz w:val="28"/>
+                <w:szCs w:val="28"/>
+              </w:rPr>
+            </w:pPr>
+            <w:proofErr w:type="spellStart"/>
+            <w:r>
+              <w:rPr>
+                <w:color w:val="000000"/>
+                <w:sz w:val="28"/>
+                <w:szCs w:val="28"/>
+              </w:rPr>
+              <w:t>LowCardinality</w:t>
+            </w:r>
+            <w:proofErr w:type="spellEnd"/>
+            <w:r>
+              <w:rPr>
+                <w:color w:val="000000"/>
+                <w:sz w:val="28"/>
+                <w:szCs w:val="28"/>
+              </w:rPr>
+              <w:t>(</w:t>
+            </w:r>
+            <w:proofErr w:type="spellStart"/>
+            <w:r>
+              <w:rPr>
+                <w:color w:val="000000"/>
+                <w:sz w:val="28"/>
+                <w:szCs w:val="28"/>
+              </w:rPr>
+              <w:t>String</w:t>
+            </w:r>
+            <w:proofErr w:type="spellEnd"/>
+            <w:r>
+              <w:rPr>
+                <w:color w:val="000000"/>
+                <w:sz w:val="28"/>
+                <w:szCs w:val="28"/>
+              </w:rPr>
+              <w:t>)</w:t>
+            </w:r>
+          </w:p>
+        </w:tc>
+        <w:tc>
+          <w:tcPr>
+            <w:tcW w:w="3541" w:type="dxa"/>
+            <w:shd w:val="clear" w:color="auto" w:fill="auto"/>
+            <w:noWrap/>
+            <w:vAlign w:val="center"/>
+            <w:hideMark/>
+          </w:tcPr>
+          <w:p>
+            <w:pPr>
+              <w:rPr>
+                <w:color w:val="000000"/>
+                <w:sz w:val="28"/>
+                <w:szCs w:val="28"/>
+              </w:rPr>
+            </w:pPr>
+            <w:r>
+              <w:rPr>
+                <w:color w:val="000000"/>
+                <w:sz w:val="28"/>
+                <w:szCs w:val="28"/>
+              </w:rPr>
+              <w:t>Назначенное лицо, связанное с событием</w:t>
+            </w:r>
+          </w:p>
+        </w:tc>
+      </w:tr>
+      <w:tr>
+        <w:trPr>
+          <w:trHeight w:val="300"/>
+        </w:trPr>
+        <w:tc>
+          <w:tcPr>
+            <w:tcW w:w="2263" w:type="dxa"/>
+            <w:shd w:val="clear" w:color="auto" w:fill="auto"/>
+            <w:noWrap/>
+            <w:vAlign w:val="center"/>
+            <w:hideMark/>
+          </w:tcPr>
+          <w:p>
+            <w:pPr>
+              <w:rPr>
+                <w:color w:val="000000"/>
+                <w:sz w:val="28"/>
+                <w:szCs w:val="28"/>
+              </w:rPr>
+            </w:pPr>
+            <w:proofErr w:type="spellStart"/>
+            <w:r>
+              <w:rPr>
+                <w:color w:val="000000"/>
+                <w:sz w:val="28"/>
+                <w:szCs w:val="28"/>
+              </w:rPr>
+              <w:lastRenderedPageBreak/>
+              <w:t>assignees</w:t>
+            </w:r>
+            <w:proofErr w:type="spellEnd"/>
+          </w:p>
+        </w:tc>
+        <w:tc>
+          <w:tcPr>
+            <w:tcW w:w="3256" w:type="dxa"/>
+            <w:shd w:val="clear" w:color="auto" w:fill="auto"/>
+            <w:noWrap/>
+            <w:vAlign w:val="center"/>
+            <w:hideMark/>
+          </w:tcPr>
+          <w:p>
+            <w:pPr>
+              <w:rPr>
+                <w:color w:val="000000"/>
+                <w:sz w:val="28"/>
+                <w:szCs w:val="28"/>
+              </w:rPr>
+            </w:pPr>
+            <w:proofErr w:type="spellStart"/>
+            <w:r>
+              <w:rPr>
+                <w:color w:val="000000"/>
+                <w:sz w:val="28"/>
+                <w:szCs w:val="28"/>
+              </w:rPr>
+              <w:t>Array</w:t>
+            </w:r>
+            <w:proofErr w:type="spellEnd"/>
+            <w:r>
+              <w:rPr>
+                <w:color w:val="000000"/>
+                <w:sz w:val="28"/>
+                <w:szCs w:val="28"/>
+              </w:rPr>
+              <w:t>(</w:t>
+            </w:r>
+            <w:proofErr w:type="spellStart"/>
+            <w:r>
+              <w:rPr>
+                <w:color w:val="000000"/>
+                <w:sz w:val="28"/>
+                <w:szCs w:val="28"/>
+              </w:rPr>
+              <w:t>LowCardinality</w:t>
+            </w:r>
+            <w:proofErr w:type="spellEnd"/>
+            <w:r>
+              <w:rPr>
+                <w:color w:val="000000"/>
+                <w:sz w:val="28"/>
+                <w:szCs w:val="28"/>
+              </w:rPr>
+              <w:t>(</w:t>
+            </w:r>
+            <w:proofErr w:type="spellStart"/>
+            <w:r>
+              <w:rPr>
+                <w:color w:val="000000"/>
+                <w:sz w:val="28"/>
+                <w:szCs w:val="28"/>
+              </w:rPr>
+              <w:t>String</w:t>
+            </w:r>
+            <w:proofErr w:type="spellEnd"/>
+            <w:r>
+              <w:rPr>
+                <w:color w:val="000000"/>
+                <w:sz w:val="28"/>
+                <w:szCs w:val="28"/>
+              </w:rPr>
+              <w:t>))</w:t>
+            </w:r>
+          </w:p>
+        </w:tc>
+        <w:tc>
+          <w:tcPr>
+            <w:tcW w:w="3541" w:type="dxa"/>
+            <w:shd w:val="clear" w:color="auto" w:fill="auto"/>
+            <w:noWrap/>
+            <w:vAlign w:val="center"/>
+            <w:hideMark/>
+          </w:tcPr>
+          <w:p>
+            <w:pPr>
+              <w:rPr>
+                <w:color w:val="000000"/>
+                <w:sz w:val="28"/>
+                <w:szCs w:val="28"/>
+              </w:rPr>
+            </w:pPr>
+            <w:r>
+              <w:rPr>
+                <w:color w:val="000000"/>
+                <w:sz w:val="28"/>
+                <w:szCs w:val="28"/>
+              </w:rPr>
+              <w:t>Массив назначенных лиц, связанных с событием</w:t>
+            </w:r>
+          </w:p>
+        </w:tc>
+      </w:tr>
+      <w:tr>
+        <w:trPr>
+          <w:trHeight w:val="300"/>
+        </w:trPr>
+        <w:tc>
+          <w:tcPr>
+            <w:tcW w:w="2263" w:type="dxa"/>
+            <w:shd w:val="clear" w:color="auto" w:fill="auto"/>
+            <w:noWrap/>
+            <w:vAlign w:val="center"/>
+            <w:hideMark/>
+          </w:tcPr>
+          <w:p>
+            <w:pPr>
+              <w:rPr>
+                <w:color w:val="000000"/>
+                <w:sz w:val="28"/>
+                <w:szCs w:val="28"/>
+              </w:rPr>
+            </w:pPr>
+            <w:proofErr w:type="spellStart"/>
+            <w:r>
+              <w:rPr>
+                <w:color w:val="000000"/>
+                <w:sz w:val="28"/>
+                <w:szCs w:val="28"/>
+              </w:rPr>
+              <w:t>comments</w:t>
+            </w:r>
+            <w:proofErr w:type="spellEnd"/>
+          </w:p>
+        </w:tc>
+        <w:tc>
+          <w:tcPr>
+            <w:tcW w:w="3256" w:type="dxa"/>
+            <w:shd w:val="clear" w:color="auto" w:fill="auto"/>
+            <w:noWrap/>
+            <w:vAlign w:val="center"/>
+            <w:hideMark/>
+          </w:tcPr>
+          <w:p>
+            <w:pPr>
+              <w:rPr>
+                <w:color w:val="000000"/>
+                <w:sz w:val="28"/>
+                <w:szCs w:val="28"/>
+              </w:rPr>
+            </w:pPr>
+            <w:r>
+              <w:rPr>
+                <w:color w:val="000000"/>
+                <w:sz w:val="28"/>
+                <w:szCs w:val="28"/>
+              </w:rPr>
+              <w:t>UInt32</w:t>
+            </w:r>
+          </w:p>
+        </w:tc>
+        <w:tc>
+          <w:tcPr>
+            <w:tcW w:w="3541" w:type="dxa"/>
+            <w:shd w:val="clear" w:color="auto" w:fill="auto"/>
+            <w:noWrap/>
+            <w:vAlign w:val="center"/>
+            <w:hideMark/>
+          </w:tcPr>
+          <w:p>
+            <w:pPr>
+              <w:rPr>
+                <w:color w:val="000000"/>
+                <w:sz w:val="28"/>
+                <w:szCs w:val="28"/>
+              </w:rPr>
+            </w:pPr>
+            <w:r>
+              <w:rPr>
+                <w:color w:val="000000"/>
+                <w:sz w:val="28"/>
+                <w:szCs w:val="28"/>
+              </w:rPr>
+              <w:t>Количество комментариев к событию</w:t>
+            </w:r>
+          </w:p>
+        </w:tc>
+      </w:tr>
+      <w:tr>
+        <w:trPr>
+          <w:trHeight w:val="300"/>
+        </w:trPr>
+        <w:tc>
+          <w:tcPr>
+            <w:tcW w:w="2263" w:type="dxa"/>
+            <w:shd w:val="clear" w:color="auto" w:fill="auto"/>
+            <w:noWrap/>
+            <w:vAlign w:val="center"/>
+            <w:hideMark/>
+          </w:tcPr>
+          <w:p>
+            <w:pPr>
+              <w:rPr>
+                <w:color w:val="000000"/>
+                <w:sz w:val="28"/>
+                <w:szCs w:val="28"/>
+              </w:rPr>
+            </w:pPr>
+            <w:proofErr w:type="spellStart"/>
+            <w:r>
+              <w:rPr>
+                <w:color w:val="000000"/>
+                <w:sz w:val="28"/>
+                <w:szCs w:val="28"/>
+              </w:rPr>
+              <w:t>author_association</w:t>
+            </w:r>
+            <w:proofErr w:type="spellEnd"/>
+          </w:p>
+        </w:tc>
+        <w:tc>
+          <w:tcPr>
+            <w:tcW w:w="3256" w:type="dxa"/>
+            <w:shd w:val="clear" w:color="auto" w:fill="auto"/>
+            <w:noWrap/>
+            <w:vAlign w:val="center"/>
+            <w:hideMark/>
+          </w:tcPr>
+          <w:p>
+            <w:pPr>
+              <w:rPr>
+                <w:color w:val="000000"/>
+                <w:sz w:val="28"/>
+                <w:szCs w:val="28"/>
+              </w:rPr>
+            </w:pPr>
+            <w:proofErr w:type="spellStart"/>
+            <w:r>
+              <w:rPr>
+                <w:color w:val="000000"/>
+                <w:sz w:val="28"/>
+                <w:szCs w:val="28"/>
+              </w:rPr>
+              <w:t>Enum</w:t>
+            </w:r>
+            <w:proofErr w:type="spellEnd"/>
+          </w:p>
+        </w:tc>
+        <w:tc>
+          <w:tcPr>
+            <w:tcW w:w="3541" w:type="dxa"/>
+            <w:shd w:val="clear" w:color="auto" w:fill="auto"/>
+            <w:noWrap/>
+            <w:vAlign w:val="center"/>
+            <w:hideMark/>
+          </w:tcPr>
+          <w:p>
+            <w:pPr>
+              <w:rPr>
+                <w:color w:val="000000"/>
+                <w:sz w:val="28"/>
+                <w:szCs w:val="28"/>
+              </w:rPr>
+            </w:pPr>
+            <w:r>
+              <w:rPr>
+                <w:color w:val="000000"/>
+                <w:sz w:val="28"/>
+                <w:szCs w:val="28"/>
+              </w:rPr>
+              <w:t>Ассоциация автора с событием</w:t>
+            </w:r>
+          </w:p>
+        </w:tc>
+      </w:tr>
+      <w:tr>
+        <w:trPr>
+          <w:trHeight w:val="300"/>
+        </w:trPr>
+        <w:tc>
+          <w:tcPr>
+            <w:tcW w:w="2263" w:type="dxa"/>
+            <w:shd w:val="clear" w:color="auto" w:fill="auto"/>
+            <w:noWrap/>
+            <w:vAlign w:val="center"/>
+            <w:hideMark/>
+          </w:tcPr>
+          <w:p>
+            <w:pPr>
+              <w:rPr>
+                <w:color w:val="000000"/>
+                <w:sz w:val="28"/>
+                <w:szCs w:val="28"/>
+              </w:rPr>
+            </w:pPr>
+            <w:proofErr w:type="spellStart"/>
+            <w:r>
+              <w:rPr>
+                <w:color w:val="000000"/>
+                <w:sz w:val="28"/>
+                <w:szCs w:val="28"/>
+              </w:rPr>
+              <w:t>closed_at</w:t>
+            </w:r>
+            <w:proofErr w:type="spellEnd"/>
+          </w:p>
+        </w:tc>
+        <w:tc>
+          <w:tcPr>
+            <w:tcW w:w="3256" w:type="dxa"/>
+            <w:shd w:val="clear" w:color="auto" w:fill="auto"/>
+            <w:noWrap/>
+            <w:vAlign w:val="center"/>
+            <w:hideMark/>
+          </w:tcPr>
+          <w:p>
+            <w:pPr>
+              <w:rPr>
+                <w:color w:val="000000"/>
+                <w:sz w:val="28"/>
+                <w:szCs w:val="28"/>
+              </w:rPr>
+            </w:pPr>
+            <w:proofErr w:type="spellStart"/>
+            <w:r>
+              <w:rPr>
+                <w:color w:val="000000"/>
+                <w:sz w:val="28"/>
+                <w:szCs w:val="28"/>
+              </w:rPr>
+              <w:t>DateTime</w:t>
+            </w:r>
+            <w:proofErr w:type="spellEnd"/>
+          </w:p>
+        </w:tc>
+        <w:tc>
+          <w:tcPr>
+            <w:tcW w:w="3541" w:type="dxa"/>
+            <w:shd w:val="clear" w:color="auto" w:fill="auto"/>
+            <w:noWrap/>
+            <w:vAlign w:val="center"/>
+            <w:hideMark/>
+          </w:tcPr>
+          <w:p>
+            <w:pPr>
+              <w:rPr>
+                <w:color w:val="000000"/>
+                <w:sz w:val="28"/>
+                <w:szCs w:val="28"/>
+              </w:rPr>
+            </w:pPr>
+            <w:r>
+              <w:rPr>
+                <w:color w:val="000000"/>
+                <w:sz w:val="28"/>
+                <w:szCs w:val="28"/>
+              </w:rPr>
+              <w:t>Дата и время закрытия события</w:t>
+            </w:r>
+          </w:p>
+        </w:tc>
+      </w:tr>
+      <w:tr>
+        <w:trPr>
+          <w:trHeight w:val="300"/>
+        </w:trPr>
+        <w:tc>
+          <w:tcPr>
+            <w:tcW w:w="2263" w:type="dxa"/>
+            <w:shd w:val="clear" w:color="auto" w:fill="auto"/>
+            <w:noWrap/>
+            <w:vAlign w:val="center"/>
+            <w:hideMark/>
+          </w:tcPr>
+          <w:p>
+            <w:pPr>
+              <w:rPr>
+                <w:color w:val="000000"/>
+                <w:sz w:val="28"/>
+                <w:szCs w:val="28"/>
+              </w:rPr>
+            </w:pPr>
+            <w:proofErr w:type="spellStart"/>
+            <w:r>
+              <w:rPr>
+                <w:color w:val="000000"/>
+                <w:sz w:val="28"/>
+                <w:szCs w:val="28"/>
+              </w:rPr>
+              <w:t>merged_at</w:t>
+            </w:r>
+            <w:proofErr w:type="spellEnd"/>
+          </w:p>
+        </w:tc>
+        <w:tc>
+          <w:tcPr>
+            <w:tcW w:w="3256" w:type="dxa"/>
+            <w:shd w:val="clear" w:color="auto" w:fill="auto"/>
+            <w:noWrap/>
+            <w:vAlign w:val="center"/>
+            <w:hideMark/>
+          </w:tcPr>
+          <w:p>
+            <w:pPr>
+              <w:rPr>
+                <w:color w:val="000000"/>
+                <w:sz w:val="28"/>
+                <w:szCs w:val="28"/>
+              </w:rPr>
+            </w:pPr>
+            <w:proofErr w:type="spellStart"/>
+            <w:r>
+              <w:rPr>
+                <w:color w:val="000000"/>
+                <w:sz w:val="28"/>
+                <w:szCs w:val="28"/>
+              </w:rPr>
+              <w:t>DateTime</w:t>
+            </w:r>
+            <w:proofErr w:type="spellEnd"/>
+          </w:p>
+        </w:tc>
+        <w:tc>
+          <w:tcPr>
+            <w:tcW w:w="3541" w:type="dxa"/>
+            <w:shd w:val="clear" w:color="auto" w:fill="auto"/>
+            <w:noWrap/>
+            <w:vAlign w:val="center"/>
+            <w:hideMark/>
+          </w:tcPr>
+          <w:p>
+            <w:pPr>
+              <w:rPr>
+                <w:color w:val="000000"/>
+                <w:sz w:val="28"/>
+                <w:szCs w:val="28"/>
+              </w:rPr>
+            </w:pPr>
+            <w:r>
+              <w:rPr>
+                <w:color w:val="000000"/>
+                <w:sz w:val="28"/>
+                <w:szCs w:val="28"/>
+              </w:rPr>
+              <w:t>Дата и время слияния события</w:t>
+            </w:r>
+          </w:p>
+        </w:tc>
+      </w:tr>
+      <w:tr>
+        <w:trPr>
+          <w:trHeight w:val="300"/>
+        </w:trPr>
+        <w:tc>
+          <w:tcPr>
+            <w:tcW w:w="2263" w:type="dxa"/>
+            <w:shd w:val="clear" w:color="auto" w:fill="auto"/>
+            <w:noWrap/>
+            <w:vAlign w:val="center"/>
+            <w:hideMark/>
+          </w:tcPr>
+          <w:p>
+            <w:pPr>
+              <w:rPr>
+                <w:color w:val="000000"/>
+                <w:sz w:val="28"/>
+                <w:szCs w:val="28"/>
+              </w:rPr>
+            </w:pPr>
+            <w:proofErr w:type="spellStart"/>
+            <w:r>
+              <w:rPr>
+                <w:color w:val="000000"/>
+                <w:sz w:val="28"/>
+                <w:szCs w:val="28"/>
+              </w:rPr>
+              <w:t>merge_commit_sha</w:t>
+            </w:r>
+            <w:proofErr w:type="spellEnd"/>
+          </w:p>
+        </w:tc>
+        <w:tc>
+          <w:tcPr>
+            <w:tcW w:w="3256" w:type="dxa"/>
+            <w:shd w:val="clear" w:color="auto" w:fill="auto"/>
+            <w:noWrap/>
+            <w:vAlign w:val="center"/>
+            <w:hideMark/>
+          </w:tcPr>
+          <w:p>
+            <w:pPr>
+              <w:rPr>
+                <w:color w:val="000000"/>
+                <w:sz w:val="28"/>
+                <w:szCs w:val="28"/>
+              </w:rPr>
+            </w:pPr>
+            <w:proofErr w:type="spellStart"/>
+            <w:r>
+              <w:rPr>
+                <w:color w:val="000000"/>
+                <w:sz w:val="28"/>
+                <w:szCs w:val="28"/>
+              </w:rPr>
+              <w:t>String</w:t>
+            </w:r>
+            <w:proofErr w:type="spellEnd"/>
+          </w:p>
+        </w:tc>
+        <w:tc>
+          <w:tcPr>
+            <w:tcW w:w="3541" w:type="dxa"/>
+            <w:shd w:val="clear" w:color="auto" w:fill="auto"/>
+            <w:noWrap/>
+            <w:vAlign w:val="center"/>
+            <w:hideMark/>
+          </w:tcPr>
+          <w:p>
+            <w:pPr>
+              <w:rPr>
+                <w:color w:val="000000"/>
+                <w:sz w:val="28"/>
+                <w:szCs w:val="28"/>
+              </w:rPr>
+            </w:pPr>
+            <w:r>
+              <w:rPr>
+                <w:color w:val="000000"/>
+                <w:sz w:val="28"/>
+                <w:szCs w:val="28"/>
+              </w:rPr>
+              <w:t xml:space="preserve">SHA </w:t>
+            </w:r>
+            <w:proofErr w:type="spellStart"/>
+            <w:r>
+              <w:rPr>
+                <w:color w:val="000000"/>
+                <w:sz w:val="28"/>
+                <w:szCs w:val="28"/>
+              </w:rPr>
+              <w:t>хеш</w:t>
+            </w:r>
+            <w:proofErr w:type="spellEnd"/>
+            <w:r>
+              <w:rPr>
+                <w:color w:val="000000"/>
+                <w:sz w:val="28"/>
+                <w:szCs w:val="28"/>
+              </w:rPr>
+              <w:t xml:space="preserve"> слияния события</w:t>
+            </w:r>
+          </w:p>
+        </w:tc>
+      </w:tr>
+      <w:tr>
+        <w:trPr>
+          <w:trHeight w:val="300"/>
+        </w:trPr>
+        <w:tc>
+          <w:tcPr>
+            <w:tcW w:w="2263" w:type="dxa"/>
+            <w:shd w:val="clear" w:color="auto" w:fill="auto"/>
+            <w:noWrap/>
+            <w:vAlign w:val="center"/>
+            <w:hideMark/>
+          </w:tcPr>
+          <w:p>
+            <w:pPr>
+              <w:rPr>
+                <w:color w:val="000000"/>
+                <w:sz w:val="28"/>
+                <w:szCs w:val="28"/>
+              </w:rPr>
+            </w:pPr>
+            <w:proofErr w:type="spellStart"/>
+            <w:r>
+              <w:rPr>
+                <w:color w:val="000000"/>
+                <w:sz w:val="28"/>
+                <w:szCs w:val="28"/>
+              </w:rPr>
+              <w:t>requested_reviewers</w:t>
+            </w:r>
+            <w:proofErr w:type="spellEnd"/>
+          </w:p>
+        </w:tc>
+        <w:tc>
+          <w:tcPr>
+            <w:tcW w:w="3256" w:type="dxa"/>
+            <w:shd w:val="clear" w:color="auto" w:fill="auto"/>
+            <w:noWrap/>
+            <w:vAlign w:val="center"/>
+            <w:hideMark/>
+          </w:tcPr>
+          <w:p>
+            <w:pPr>
+              <w:rPr>
+                <w:color w:val="000000"/>
+                <w:sz w:val="28"/>
+                <w:szCs w:val="28"/>
+              </w:rPr>
+            </w:pPr>
+            <w:proofErr w:type="spellStart"/>
+            <w:r>
+              <w:rPr>
+                <w:color w:val="000000"/>
+                <w:sz w:val="28"/>
+                <w:szCs w:val="28"/>
+              </w:rPr>
+              <w:t>Array</w:t>
+            </w:r>
+            <w:proofErr w:type="spellEnd"/>
+            <w:r>
+              <w:rPr>
+                <w:color w:val="000000"/>
+                <w:sz w:val="28"/>
+                <w:szCs w:val="28"/>
+              </w:rPr>
+              <w:t>(</w:t>
+            </w:r>
+            <w:proofErr w:type="spellStart"/>
+            <w:r>
+              <w:rPr>
+                <w:color w:val="000000"/>
+                <w:sz w:val="28"/>
+                <w:szCs w:val="28"/>
+              </w:rPr>
+              <w:t>LowCardinality</w:t>
+            </w:r>
+            <w:proofErr w:type="spellEnd"/>
+            <w:r>
+              <w:rPr>
+                <w:color w:val="000000"/>
+                <w:sz w:val="28"/>
+                <w:szCs w:val="28"/>
+              </w:rPr>
+              <w:t>(</w:t>
+            </w:r>
+            <w:proofErr w:type="spellStart"/>
+            <w:r>
+              <w:rPr>
+                <w:color w:val="000000"/>
+                <w:sz w:val="28"/>
+                <w:szCs w:val="28"/>
+              </w:rPr>
+              <w:t>String</w:t>
+            </w:r>
+            <w:proofErr w:type="spellEnd"/>
+            <w:r>
+              <w:rPr>
+                <w:color w:val="000000"/>
+                <w:sz w:val="28"/>
+                <w:szCs w:val="28"/>
+              </w:rPr>
+              <w:t>))</w:t>
+            </w:r>
+          </w:p>
+        </w:tc>
+        <w:tc>
+          <w:tcPr>
+            <w:tcW w:w="3541" w:type="dxa"/>
+            <w:shd w:val="clear" w:color="auto" w:fill="auto"/>
+            <w:noWrap/>
+            <w:vAlign w:val="center"/>
+            <w:hideMark/>
+          </w:tcPr>
+          <w:p>
+            <w:pPr>
+              <w:rPr>
+                <w:color w:val="000000"/>
+                <w:sz w:val="28"/>
+                <w:szCs w:val="28"/>
+              </w:rPr>
+            </w:pPr>
+            <w:r>
+              <w:rPr>
+                <w:color w:val="000000"/>
+                <w:sz w:val="28"/>
+                <w:szCs w:val="28"/>
+              </w:rPr>
+              <w:t>Запрошенные рецензенты для события</w:t>
+            </w:r>
+          </w:p>
+        </w:tc>
+      </w:tr>
+      <w:tr>
+        <w:trPr>
+          <w:trHeight w:val="300"/>
+        </w:trPr>
+        <w:tc>
+          <w:tcPr>
+            <w:tcW w:w="2263" w:type="dxa"/>
+            <w:shd w:val="clear" w:color="auto" w:fill="auto"/>
+            <w:noWrap/>
+            <w:vAlign w:val="center"/>
+            <w:hideMark/>
+          </w:tcPr>
+          <w:p>
+            <w:pPr>
+              <w:rPr>
+                <w:color w:val="000000"/>
+                <w:sz w:val="28"/>
+                <w:szCs w:val="28"/>
+              </w:rPr>
+            </w:pPr>
+            <w:proofErr w:type="spellStart"/>
+            <w:r>
+              <w:rPr>
+                <w:color w:val="000000"/>
+                <w:sz w:val="28"/>
+                <w:szCs w:val="28"/>
+              </w:rPr>
+              <w:t>requested_teams</w:t>
+            </w:r>
+            <w:proofErr w:type="spellEnd"/>
+          </w:p>
+        </w:tc>
+        <w:tc>
+          <w:tcPr>
+            <w:tcW w:w="3256" w:type="dxa"/>
+            <w:shd w:val="clear" w:color="auto" w:fill="auto"/>
+            <w:noWrap/>
+            <w:vAlign w:val="center"/>
+            <w:hideMark/>
+          </w:tcPr>
+          <w:p>
+            <w:pPr>
+              <w:rPr>
+                <w:color w:val="000000"/>
+                <w:sz w:val="28"/>
+                <w:szCs w:val="28"/>
+              </w:rPr>
+            </w:pPr>
+            <w:proofErr w:type="spellStart"/>
+            <w:r>
+              <w:rPr>
+                <w:color w:val="000000"/>
+                <w:sz w:val="28"/>
+                <w:szCs w:val="28"/>
+              </w:rPr>
+              <w:t>Array</w:t>
+            </w:r>
+            <w:proofErr w:type="spellEnd"/>
+            <w:r>
+              <w:rPr>
+                <w:color w:val="000000"/>
+                <w:sz w:val="28"/>
+                <w:szCs w:val="28"/>
+              </w:rPr>
+              <w:t>(</w:t>
+            </w:r>
+            <w:proofErr w:type="spellStart"/>
+            <w:r>
+              <w:rPr>
+                <w:color w:val="000000"/>
+                <w:sz w:val="28"/>
+                <w:szCs w:val="28"/>
+              </w:rPr>
+              <w:t>LowCardinality</w:t>
+            </w:r>
+            <w:proofErr w:type="spellEnd"/>
+            <w:r>
+              <w:rPr>
+                <w:color w:val="000000"/>
+                <w:sz w:val="28"/>
+                <w:szCs w:val="28"/>
+              </w:rPr>
+              <w:t>(</w:t>
+            </w:r>
+            <w:proofErr w:type="spellStart"/>
+            <w:r>
+              <w:rPr>
+                <w:color w:val="000000"/>
+                <w:sz w:val="28"/>
+                <w:szCs w:val="28"/>
+              </w:rPr>
+              <w:t>String</w:t>
+            </w:r>
+            <w:proofErr w:type="spellEnd"/>
+            <w:r>
+              <w:rPr>
+                <w:color w:val="000000"/>
+                <w:sz w:val="28"/>
+                <w:szCs w:val="28"/>
+              </w:rPr>
+              <w:t>))</w:t>
+            </w:r>
+          </w:p>
+        </w:tc>
+        <w:tc>
+          <w:tcPr>
+            <w:tcW w:w="3541" w:type="dxa"/>
+            <w:shd w:val="clear" w:color="auto" w:fill="auto"/>
+            <w:noWrap/>
+            <w:vAlign w:val="center"/>
+            <w:hideMark/>
+          </w:tcPr>
+          <w:p>
+            <w:pPr>
+              <w:rPr>
+                <w:color w:val="000000"/>
+                <w:sz w:val="28"/>
+                <w:szCs w:val="28"/>
+              </w:rPr>
+            </w:pPr>
+            <w:r>
+              <w:rPr>
+                <w:color w:val="000000"/>
+                <w:sz w:val="28"/>
+                <w:szCs w:val="28"/>
+              </w:rPr>
+              <w:t>Запрошенные команды для события</w:t>
+            </w:r>
+          </w:p>
+        </w:tc>
+      </w:tr>
+      <w:tr>
+        <w:trPr>
+          <w:trHeight w:val="300"/>
+        </w:trPr>
+        <w:tc>
+          <w:tcPr>
+            <w:tcW w:w="2263" w:type="dxa"/>
+            <w:shd w:val="clear" w:color="auto" w:fill="auto"/>
+            <w:noWrap/>
+            <w:vAlign w:val="center"/>
+            <w:hideMark/>
+          </w:tcPr>
+          <w:p>
+            <w:pPr>
+              <w:rPr>
+                <w:color w:val="000000"/>
+                <w:sz w:val="28"/>
+                <w:szCs w:val="28"/>
+              </w:rPr>
+            </w:pPr>
+            <w:proofErr w:type="spellStart"/>
+            <w:r>
+              <w:rPr>
+                <w:color w:val="000000"/>
+                <w:sz w:val="28"/>
+                <w:szCs w:val="28"/>
+              </w:rPr>
+              <w:t>head_ref</w:t>
+            </w:r>
+            <w:proofErr w:type="spellEnd"/>
+          </w:p>
+        </w:tc>
+        <w:tc>
+          <w:tcPr>
+            <w:tcW w:w="3256" w:type="dxa"/>
+            <w:shd w:val="clear" w:color="auto" w:fill="auto"/>
+            <w:noWrap/>
+            <w:vAlign w:val="center"/>
+            <w:hideMark/>
+          </w:tcPr>
+          <w:p>
+            <w:pPr>
+              <w:rPr>
+                <w:color w:val="000000"/>
+                <w:sz w:val="28"/>
+                <w:szCs w:val="28"/>
+              </w:rPr>
+            </w:pPr>
+            <w:proofErr w:type="spellStart"/>
+            <w:r>
+              <w:rPr>
+                <w:color w:val="000000"/>
+                <w:sz w:val="28"/>
+                <w:szCs w:val="28"/>
+              </w:rPr>
+              <w:t>LowCardinality</w:t>
+            </w:r>
+            <w:proofErr w:type="spellEnd"/>
+            <w:r>
+              <w:rPr>
+                <w:color w:val="000000"/>
+                <w:sz w:val="28"/>
+                <w:szCs w:val="28"/>
+              </w:rPr>
+              <w:t>(</w:t>
+            </w:r>
+            <w:proofErr w:type="spellStart"/>
+            <w:r>
+              <w:rPr>
+                <w:color w:val="000000"/>
+                <w:sz w:val="28"/>
+                <w:szCs w:val="28"/>
+              </w:rPr>
+              <w:t>String</w:t>
+            </w:r>
+            <w:proofErr w:type="spellEnd"/>
+            <w:r>
+              <w:rPr>
+                <w:color w:val="000000"/>
+                <w:sz w:val="28"/>
+                <w:szCs w:val="28"/>
+              </w:rPr>
+              <w:t>)</w:t>
+            </w:r>
+          </w:p>
+        </w:tc>
+        <w:tc>
+          <w:tcPr>
+            <w:tcW w:w="3541" w:type="dxa"/>
+            <w:shd w:val="clear" w:color="auto" w:fill="auto"/>
+            <w:noWrap/>
+            <w:vAlign w:val="center"/>
+            <w:hideMark/>
+          </w:tcPr>
+          <w:p>
+            <w:pPr>
+              <w:rPr>
+                <w:color w:val="000000"/>
+                <w:sz w:val="28"/>
+                <w:szCs w:val="28"/>
+              </w:rPr>
+            </w:pPr>
+            <w:r>
+              <w:rPr>
+                <w:color w:val="000000"/>
+                <w:sz w:val="28"/>
+                <w:szCs w:val="28"/>
+              </w:rPr>
+              <w:t>Ветка "</w:t>
+            </w:r>
+            <w:proofErr w:type="spellStart"/>
+            <w:r>
+              <w:rPr>
+                <w:color w:val="000000"/>
+                <w:sz w:val="28"/>
+                <w:szCs w:val="28"/>
+              </w:rPr>
+              <w:t>head</w:t>
+            </w:r>
+            <w:proofErr w:type="spellEnd"/>
+            <w:r>
+              <w:rPr>
+                <w:color w:val="000000"/>
+                <w:sz w:val="28"/>
+                <w:szCs w:val="28"/>
+              </w:rPr>
+              <w:t>" для события</w:t>
+            </w:r>
+          </w:p>
+        </w:tc>
+      </w:tr>
+      <w:tr>
+        <w:trPr>
+          <w:trHeight w:val="300"/>
+        </w:trPr>
+        <w:tc>
+          <w:tcPr>
+            <w:tcW w:w="2263" w:type="dxa"/>
+            <w:shd w:val="clear" w:color="auto" w:fill="auto"/>
+            <w:noWrap/>
+            <w:vAlign w:val="center"/>
+            <w:hideMark/>
+          </w:tcPr>
+          <w:p>
+            <w:pPr>
+              <w:rPr>
+                <w:color w:val="000000"/>
+                <w:sz w:val="28"/>
+                <w:szCs w:val="28"/>
+              </w:rPr>
+            </w:pPr>
+            <w:proofErr w:type="spellStart"/>
+            <w:r>
+              <w:rPr>
+                <w:color w:val="000000"/>
+                <w:sz w:val="28"/>
+                <w:szCs w:val="28"/>
+              </w:rPr>
+              <w:t>head_sha</w:t>
+            </w:r>
+            <w:proofErr w:type="spellEnd"/>
+          </w:p>
+        </w:tc>
+        <w:tc>
+          <w:tcPr>
+            <w:tcW w:w="3256" w:type="dxa"/>
+            <w:shd w:val="clear" w:color="auto" w:fill="auto"/>
+            <w:noWrap/>
+            <w:vAlign w:val="center"/>
+            <w:hideMark/>
+          </w:tcPr>
+          <w:p>
+            <w:pPr>
+              <w:rPr>
+                <w:color w:val="000000"/>
+                <w:sz w:val="28"/>
+                <w:szCs w:val="28"/>
+              </w:rPr>
+            </w:pPr>
+            <w:proofErr w:type="spellStart"/>
+            <w:r>
+              <w:rPr>
+                <w:color w:val="000000"/>
+                <w:sz w:val="28"/>
+                <w:szCs w:val="28"/>
+              </w:rPr>
+              <w:t>String</w:t>
+            </w:r>
+            <w:proofErr w:type="spellEnd"/>
+          </w:p>
+        </w:tc>
+        <w:tc>
+          <w:tcPr>
+            <w:tcW w:w="3541" w:type="dxa"/>
+            <w:shd w:val="clear" w:color="auto" w:fill="auto"/>
+            <w:noWrap/>
+            <w:vAlign w:val="center"/>
+            <w:hideMark/>
+          </w:tcPr>
+          <w:p>
+            <w:pPr>
+              <w:rPr>
+                <w:color w:val="000000"/>
+                <w:sz w:val="28"/>
+                <w:szCs w:val="28"/>
+              </w:rPr>
+            </w:pPr>
+            <w:r>
+              <w:rPr>
+                <w:color w:val="000000"/>
+                <w:sz w:val="28"/>
+                <w:szCs w:val="28"/>
+              </w:rPr>
+              <w:t xml:space="preserve">SHA </w:t>
+            </w:r>
+            <w:proofErr w:type="spellStart"/>
+            <w:r>
+              <w:rPr>
+                <w:color w:val="000000"/>
+                <w:sz w:val="28"/>
+                <w:szCs w:val="28"/>
+              </w:rPr>
+              <w:t>хеш</w:t>
+            </w:r>
+            <w:proofErr w:type="spellEnd"/>
+            <w:r>
+              <w:rPr>
+                <w:color w:val="000000"/>
+                <w:sz w:val="28"/>
+                <w:szCs w:val="28"/>
+              </w:rPr>
+              <w:t xml:space="preserve"> "</w:t>
+            </w:r>
+            <w:proofErr w:type="spellStart"/>
+            <w:r>
+              <w:rPr>
+                <w:color w:val="000000"/>
+                <w:sz w:val="28"/>
+                <w:szCs w:val="28"/>
+              </w:rPr>
+              <w:t>head</w:t>
+            </w:r>
+            <w:proofErr w:type="spellEnd"/>
+            <w:r>
+              <w:rPr>
+                <w:color w:val="000000"/>
+                <w:sz w:val="28"/>
+                <w:szCs w:val="28"/>
+              </w:rPr>
+              <w:t>" ветки для события</w:t>
+            </w:r>
+          </w:p>
+        </w:tc>
+      </w:tr>
+      <w:tr>
+        <w:trPr>
+          <w:trHeight w:val="300"/>
+        </w:trPr>
+        <w:tc>
+          <w:tcPr>
+            <w:tcW w:w="2263" w:type="dxa"/>
+            <w:shd w:val="clear" w:color="auto" w:fill="auto"/>
+            <w:noWrap/>
+            <w:vAlign w:val="center"/>
+            <w:hideMark/>
+          </w:tcPr>
+          <w:p>
+            <w:pPr>
+              <w:rPr>
+                <w:color w:val="000000"/>
+                <w:sz w:val="28"/>
+                <w:szCs w:val="28"/>
+              </w:rPr>
+            </w:pPr>
+            <w:proofErr w:type="spellStart"/>
+            <w:r>
+              <w:rPr>
+                <w:color w:val="000000"/>
+                <w:sz w:val="28"/>
+                <w:szCs w:val="28"/>
+              </w:rPr>
+              <w:t>base_ref</w:t>
+            </w:r>
+            <w:proofErr w:type="spellEnd"/>
+          </w:p>
+        </w:tc>
+        <w:tc>
+          <w:tcPr>
+            <w:tcW w:w="3256" w:type="dxa"/>
+            <w:shd w:val="clear" w:color="auto" w:fill="auto"/>
+            <w:noWrap/>
+            <w:vAlign w:val="center"/>
+            <w:hideMark/>
+          </w:tcPr>
+          <w:p>
+            <w:pPr>
+              <w:rPr>
+                <w:color w:val="000000"/>
+                <w:sz w:val="28"/>
+                <w:szCs w:val="28"/>
+              </w:rPr>
+            </w:pPr>
+            <w:proofErr w:type="spellStart"/>
+            <w:r>
+              <w:rPr>
+                <w:color w:val="000000"/>
+                <w:sz w:val="28"/>
+                <w:szCs w:val="28"/>
+              </w:rPr>
+              <w:t>LowCardina</w:t>
+            </w:r>
+            <w:bookmarkStart w:id="13" w:name="_GoBack"/>
+            <w:bookmarkEnd w:id="13"/>
+            <w:r>
+              <w:rPr>
+                <w:color w:val="000000"/>
+                <w:sz w:val="28"/>
+                <w:szCs w:val="28"/>
+              </w:rPr>
+              <w:t>lity</w:t>
+            </w:r>
+            <w:proofErr w:type="spellEnd"/>
+            <w:r>
+              <w:rPr>
+                <w:color w:val="000000"/>
+                <w:sz w:val="28"/>
+                <w:szCs w:val="28"/>
+              </w:rPr>
+              <w:t>(</w:t>
+            </w:r>
+            <w:proofErr w:type="spellStart"/>
+            <w:r>
+              <w:rPr>
+                <w:color w:val="000000"/>
+                <w:sz w:val="28"/>
+                <w:szCs w:val="28"/>
+              </w:rPr>
+              <w:t>String</w:t>
+            </w:r>
+            <w:proofErr w:type="spellEnd"/>
+            <w:r>
+              <w:rPr>
+                <w:color w:val="000000"/>
+                <w:sz w:val="28"/>
+                <w:szCs w:val="28"/>
+              </w:rPr>
+              <w:t>)</w:t>
+            </w:r>
+          </w:p>
+        </w:tc>
+        <w:tc>
+          <w:tcPr>
+            <w:tcW w:w="3541" w:type="dxa"/>
+            <w:shd w:val="clear" w:color="auto" w:fill="auto"/>
+            <w:noWrap/>
+            <w:vAlign w:val="center"/>
+            <w:hideMark/>
+          </w:tcPr>
+          <w:p>
+            <w:pPr>
+              <w:rPr>
+                <w:color w:val="000000"/>
+                <w:sz w:val="28"/>
+                <w:szCs w:val="28"/>
+              </w:rPr>
+            </w:pPr>
+            <w:r>
+              <w:rPr>
+                <w:color w:val="000000"/>
+                <w:sz w:val="28"/>
+                <w:szCs w:val="28"/>
+              </w:rPr>
+              <w:t>Ветка "</w:t>
+            </w:r>
+            <w:proofErr w:type="spellStart"/>
+            <w:r>
+              <w:rPr>
+                <w:color w:val="000000"/>
+                <w:sz w:val="28"/>
+                <w:szCs w:val="28"/>
+              </w:rPr>
+              <w:t>base</w:t>
+            </w:r>
+            <w:proofErr w:type="spellEnd"/>
+            <w:r>
+              <w:rPr>
+                <w:color w:val="000000"/>
+                <w:sz w:val="28"/>
+                <w:szCs w:val="28"/>
+              </w:rPr>
+              <w:t>" для события</w:t>
+            </w:r>
+          </w:p>
+        </w:tc>
+      </w:tr>
+      <w:tr>
+        <w:trPr>
+          <w:trHeight w:val="300"/>
+        </w:trPr>
+        <w:tc>
+          <w:tcPr>
+            <w:tcW w:w="2263" w:type="dxa"/>
+            <w:shd w:val="clear" w:color="auto" w:fill="auto"/>
+            <w:noWrap/>
+            <w:vAlign w:val="center"/>
+            <w:hideMark/>
+          </w:tcPr>
+          <w:p>
+            <w:pPr>
+              <w:rPr>
+                <w:color w:val="000000"/>
+                <w:sz w:val="28"/>
+                <w:szCs w:val="28"/>
+              </w:rPr>
+            </w:pPr>
+            <w:proofErr w:type="spellStart"/>
+            <w:r>
+              <w:rPr>
+                <w:color w:val="000000"/>
+                <w:sz w:val="28"/>
+                <w:szCs w:val="28"/>
+              </w:rPr>
+              <w:t>base_sha</w:t>
+            </w:r>
+            <w:proofErr w:type="spellEnd"/>
+          </w:p>
+        </w:tc>
+        <w:tc>
+          <w:tcPr>
+            <w:tcW w:w="3256" w:type="dxa"/>
+            <w:shd w:val="clear" w:color="auto" w:fill="auto"/>
+            <w:noWrap/>
+            <w:vAlign w:val="center"/>
+            <w:hideMark/>
+          </w:tcPr>
+          <w:p>
+            <w:pPr>
+              <w:rPr>
+                <w:color w:val="000000"/>
+                <w:sz w:val="28"/>
+                <w:szCs w:val="28"/>
+              </w:rPr>
+            </w:pPr>
+            <w:proofErr w:type="spellStart"/>
+            <w:r>
+              <w:rPr>
+                <w:color w:val="000000"/>
+                <w:sz w:val="28"/>
+                <w:szCs w:val="28"/>
+              </w:rPr>
+              <w:t>String</w:t>
+            </w:r>
+            <w:proofErr w:type="spellEnd"/>
+          </w:p>
+        </w:tc>
+        <w:tc>
+          <w:tcPr>
+            <w:tcW w:w="3541" w:type="dxa"/>
+            <w:shd w:val="clear" w:color="auto" w:fill="auto"/>
+            <w:noWrap/>
+            <w:vAlign w:val="center"/>
+            <w:hideMark/>
+          </w:tcPr>
+          <w:p>
+            <w:pPr>
+              <w:rPr>
+                <w:color w:val="000000"/>
+                <w:sz w:val="28"/>
+                <w:szCs w:val="28"/>
+              </w:rPr>
+            </w:pPr>
+            <w:r>
+              <w:rPr>
+                <w:color w:val="000000"/>
+                <w:sz w:val="28"/>
+                <w:szCs w:val="28"/>
+              </w:rPr>
+              <w:t xml:space="preserve">SHA </w:t>
+            </w:r>
+            <w:proofErr w:type="spellStart"/>
+            <w:r>
+              <w:rPr>
+                <w:color w:val="000000"/>
+                <w:sz w:val="28"/>
+                <w:szCs w:val="28"/>
+              </w:rPr>
+              <w:t>хеш</w:t>
+            </w:r>
+            <w:proofErr w:type="spellEnd"/>
+            <w:r>
+              <w:rPr>
+                <w:color w:val="000000"/>
+                <w:sz w:val="28"/>
+                <w:szCs w:val="28"/>
+              </w:rPr>
+              <w:t xml:space="preserve"> "</w:t>
+            </w:r>
+            <w:proofErr w:type="spellStart"/>
+            <w:r>
+              <w:rPr>
+                <w:color w:val="000000"/>
+                <w:sz w:val="28"/>
+                <w:szCs w:val="28"/>
+              </w:rPr>
+              <w:t>base</w:t>
+            </w:r>
+            <w:proofErr w:type="spellEnd"/>
+            <w:r>
+              <w:rPr>
+                <w:color w:val="000000"/>
+                <w:sz w:val="28"/>
+                <w:szCs w:val="28"/>
+              </w:rPr>
+              <w:t>" ветки для события</w:t>
+            </w:r>
+          </w:p>
+        </w:tc>
+      </w:tr>
+      <w:tr>
+        <w:trPr>
+          <w:trHeight w:val="300"/>
+        </w:trPr>
+        <w:tc>
+          <w:tcPr>
+            <w:tcW w:w="2263" w:type="dxa"/>
+            <w:shd w:val="clear" w:color="auto" w:fill="auto"/>
+            <w:noWrap/>
+            <w:vAlign w:val="center"/>
+            <w:hideMark/>
+          </w:tcPr>
+          <w:p>
+            <w:pPr>
+              <w:rPr>
+                <w:color w:val="000000"/>
+                <w:sz w:val="28"/>
+                <w:szCs w:val="28"/>
+              </w:rPr>
+            </w:pPr>
+            <w:proofErr w:type="spellStart"/>
+            <w:r>
+              <w:rPr>
+                <w:color w:val="000000"/>
+                <w:sz w:val="28"/>
+                <w:szCs w:val="28"/>
+              </w:rPr>
+              <w:t>merged</w:t>
+            </w:r>
+            <w:proofErr w:type="spellEnd"/>
+          </w:p>
+        </w:tc>
+        <w:tc>
+          <w:tcPr>
+            <w:tcW w:w="3256" w:type="dxa"/>
+            <w:shd w:val="clear" w:color="auto" w:fill="auto"/>
+            <w:noWrap/>
+            <w:vAlign w:val="center"/>
+            <w:hideMark/>
+          </w:tcPr>
+          <w:p>
+            <w:pPr>
+              <w:rPr>
+                <w:color w:val="000000"/>
+                <w:sz w:val="28"/>
+                <w:szCs w:val="28"/>
+              </w:rPr>
+            </w:pPr>
+            <w:r>
+              <w:rPr>
+                <w:color w:val="000000"/>
+                <w:sz w:val="28"/>
+                <w:szCs w:val="28"/>
+              </w:rPr>
+              <w:t>UInt8</w:t>
+            </w:r>
+          </w:p>
+        </w:tc>
+        <w:tc>
+          <w:tcPr>
+            <w:tcW w:w="3541" w:type="dxa"/>
+            <w:shd w:val="clear" w:color="auto" w:fill="auto"/>
+            <w:noWrap/>
+            <w:vAlign w:val="center"/>
+            <w:hideMark/>
+          </w:tcPr>
+          <w:p>
+            <w:pPr>
+              <w:rPr>
+                <w:color w:val="000000"/>
+                <w:sz w:val="28"/>
+                <w:szCs w:val="28"/>
+              </w:rPr>
+            </w:pPr>
+            <w:r>
+              <w:rPr>
+                <w:color w:val="000000"/>
+                <w:sz w:val="28"/>
+                <w:szCs w:val="28"/>
+              </w:rPr>
+              <w:t>Флаг, указывающий, было ли слияние события</w:t>
+            </w:r>
+          </w:p>
+        </w:tc>
+      </w:tr>
+      <w:tr>
+        <w:trPr>
+          <w:trHeight w:val="300"/>
+        </w:trPr>
+        <w:tc>
+          <w:tcPr>
+            <w:tcW w:w="2263" w:type="dxa"/>
+            <w:shd w:val="clear" w:color="auto" w:fill="auto"/>
+            <w:noWrap/>
+            <w:vAlign w:val="center"/>
+            <w:hideMark/>
+          </w:tcPr>
+          <w:p>
+            <w:pPr>
+              <w:rPr>
+                <w:color w:val="000000"/>
+                <w:sz w:val="28"/>
+                <w:szCs w:val="28"/>
+              </w:rPr>
+            </w:pPr>
+            <w:proofErr w:type="spellStart"/>
+            <w:r>
+              <w:rPr>
+                <w:color w:val="000000"/>
+                <w:sz w:val="28"/>
+                <w:szCs w:val="28"/>
+              </w:rPr>
+              <w:t>mergeable</w:t>
+            </w:r>
+            <w:proofErr w:type="spellEnd"/>
+          </w:p>
+        </w:tc>
+        <w:tc>
+          <w:tcPr>
+            <w:tcW w:w="3256" w:type="dxa"/>
+            <w:shd w:val="clear" w:color="auto" w:fill="auto"/>
+            <w:noWrap/>
+            <w:vAlign w:val="center"/>
+            <w:hideMark/>
+          </w:tcPr>
+          <w:p>
+            <w:pPr>
+              <w:rPr>
+                <w:color w:val="000000"/>
+                <w:sz w:val="28"/>
+                <w:szCs w:val="28"/>
+              </w:rPr>
+            </w:pPr>
+            <w:r>
+              <w:rPr>
+                <w:color w:val="000000"/>
+                <w:sz w:val="28"/>
+                <w:szCs w:val="28"/>
+              </w:rPr>
+              <w:t>UInt8</w:t>
+            </w:r>
+          </w:p>
+        </w:tc>
+        <w:tc>
+          <w:tcPr>
+            <w:tcW w:w="3541" w:type="dxa"/>
+            <w:shd w:val="clear" w:color="auto" w:fill="auto"/>
+            <w:noWrap/>
+            <w:vAlign w:val="center"/>
+            <w:hideMark/>
+          </w:tcPr>
+          <w:p>
+            <w:pPr>
+              <w:rPr>
+                <w:color w:val="000000"/>
+                <w:sz w:val="28"/>
+                <w:szCs w:val="28"/>
+              </w:rPr>
+            </w:pPr>
+            <w:r>
+              <w:rPr>
+                <w:color w:val="000000"/>
+                <w:sz w:val="28"/>
+                <w:szCs w:val="28"/>
+              </w:rPr>
+              <w:t>Флаг, указывающий, может ли быть событие слито</w:t>
+            </w:r>
+          </w:p>
+        </w:tc>
+      </w:tr>
+      <w:tr>
+        <w:trPr>
+          <w:trHeight w:val="300"/>
+        </w:trPr>
+        <w:tc>
+          <w:tcPr>
+            <w:tcW w:w="2263" w:type="dxa"/>
+            <w:shd w:val="clear" w:color="auto" w:fill="auto"/>
+            <w:noWrap/>
+            <w:vAlign w:val="center"/>
+            <w:hideMark/>
+          </w:tcPr>
+          <w:p>
+            <w:pPr>
+              <w:rPr>
+                <w:color w:val="000000"/>
+                <w:sz w:val="28"/>
+                <w:szCs w:val="28"/>
+              </w:rPr>
+            </w:pPr>
+            <w:proofErr w:type="spellStart"/>
+            <w:r>
+              <w:rPr>
+                <w:color w:val="000000"/>
+                <w:sz w:val="28"/>
+                <w:szCs w:val="28"/>
+              </w:rPr>
+              <w:t>rebaseable</w:t>
+            </w:r>
+            <w:proofErr w:type="spellEnd"/>
+          </w:p>
+        </w:tc>
+        <w:tc>
+          <w:tcPr>
+            <w:tcW w:w="3256" w:type="dxa"/>
+            <w:shd w:val="clear" w:color="auto" w:fill="auto"/>
+            <w:noWrap/>
+            <w:vAlign w:val="center"/>
+            <w:hideMark/>
+          </w:tcPr>
+          <w:p>
+            <w:pPr>
+              <w:rPr>
+                <w:color w:val="000000"/>
+                <w:sz w:val="28"/>
+                <w:szCs w:val="28"/>
+              </w:rPr>
+            </w:pPr>
+            <w:r>
+              <w:rPr>
+                <w:color w:val="000000"/>
+                <w:sz w:val="28"/>
+                <w:szCs w:val="28"/>
+              </w:rPr>
+              <w:t>UInt8</w:t>
+            </w:r>
+          </w:p>
+        </w:tc>
+        <w:tc>
+          <w:tcPr>
+            <w:tcW w:w="3541" w:type="dxa"/>
+            <w:shd w:val="clear" w:color="auto" w:fill="auto"/>
+            <w:noWrap/>
+            <w:vAlign w:val="center"/>
+            <w:hideMark/>
+          </w:tcPr>
+          <w:p>
+            <w:pPr>
+              <w:rPr>
+                <w:color w:val="000000"/>
+                <w:sz w:val="28"/>
+                <w:szCs w:val="28"/>
+              </w:rPr>
+            </w:pPr>
+            <w:r>
+              <w:rPr>
+                <w:color w:val="000000"/>
+                <w:sz w:val="28"/>
+                <w:szCs w:val="28"/>
+              </w:rPr>
+              <w:t>Флаг, указывающий, может ли быть событие перебазировано</w:t>
+            </w:r>
+          </w:p>
+        </w:tc>
+      </w:tr>
+      <w:tr>
+        <w:trPr>
+          <w:trHeight w:val="300"/>
+        </w:trPr>
+        <w:tc>
+          <w:tcPr>
+            <w:tcW w:w="2263" w:type="dxa"/>
+            <w:shd w:val="clear" w:color="auto" w:fill="auto"/>
+            <w:noWrap/>
+            <w:vAlign w:val="center"/>
+            <w:hideMark/>
+          </w:tcPr>
+          <w:p>
+            <w:pPr>
+              <w:rPr>
+                <w:color w:val="000000"/>
+                <w:sz w:val="28"/>
+                <w:szCs w:val="28"/>
+              </w:rPr>
+            </w:pPr>
+            <w:proofErr w:type="spellStart"/>
+            <w:r>
+              <w:rPr>
+                <w:color w:val="000000"/>
+                <w:sz w:val="28"/>
+                <w:szCs w:val="28"/>
+              </w:rPr>
+              <w:t>mergeable_state</w:t>
+            </w:r>
+            <w:proofErr w:type="spellEnd"/>
+          </w:p>
+        </w:tc>
+        <w:tc>
+          <w:tcPr>
+            <w:tcW w:w="3256" w:type="dxa"/>
+            <w:shd w:val="clear" w:color="auto" w:fill="auto"/>
+            <w:noWrap/>
+            <w:vAlign w:val="center"/>
+            <w:hideMark/>
+          </w:tcPr>
+          <w:p>
+            <w:pPr>
+              <w:rPr>
+                <w:color w:val="000000"/>
+                <w:sz w:val="28"/>
+                <w:szCs w:val="28"/>
+              </w:rPr>
+            </w:pPr>
+            <w:proofErr w:type="spellStart"/>
+            <w:r>
+              <w:rPr>
+                <w:color w:val="000000"/>
+                <w:sz w:val="28"/>
+                <w:szCs w:val="28"/>
+              </w:rPr>
+              <w:t>Enum</w:t>
+            </w:r>
+            <w:proofErr w:type="spellEnd"/>
+          </w:p>
+        </w:tc>
+        <w:tc>
+          <w:tcPr>
+            <w:tcW w:w="3541" w:type="dxa"/>
+            <w:shd w:val="clear" w:color="auto" w:fill="auto"/>
+            <w:noWrap/>
+            <w:vAlign w:val="center"/>
+            <w:hideMark/>
+          </w:tcPr>
+          <w:p>
+            <w:pPr>
+              <w:rPr>
+                <w:color w:val="000000"/>
+                <w:sz w:val="28"/>
+                <w:szCs w:val="28"/>
+              </w:rPr>
+            </w:pPr>
+            <w:r>
+              <w:rPr>
+                <w:color w:val="000000"/>
+                <w:sz w:val="28"/>
+                <w:szCs w:val="28"/>
+              </w:rPr>
+              <w:t>Состояние готовности для слияния события</w:t>
+            </w:r>
+          </w:p>
+        </w:tc>
+      </w:tr>
+      <w:tr>
+        <w:trPr>
+          <w:trHeight w:val="300"/>
+        </w:trPr>
+        <w:tc>
+          <w:tcPr>
+            <w:tcW w:w="2263" w:type="dxa"/>
+            <w:shd w:val="clear" w:color="auto" w:fill="auto"/>
+            <w:noWrap/>
+            <w:vAlign w:val="center"/>
+            <w:hideMark/>
+          </w:tcPr>
+          <w:p>
+            <w:pPr>
+              <w:rPr>
+                <w:color w:val="000000"/>
+                <w:sz w:val="28"/>
+                <w:szCs w:val="28"/>
+              </w:rPr>
+            </w:pPr>
+            <w:proofErr w:type="spellStart"/>
+            <w:r>
+              <w:rPr>
+                <w:color w:val="000000"/>
+                <w:sz w:val="28"/>
+                <w:szCs w:val="28"/>
+              </w:rPr>
+              <w:t>merged_by</w:t>
+            </w:r>
+            <w:proofErr w:type="spellEnd"/>
+          </w:p>
+        </w:tc>
+        <w:tc>
+          <w:tcPr>
+            <w:tcW w:w="3256" w:type="dxa"/>
+            <w:shd w:val="clear" w:color="auto" w:fill="auto"/>
+            <w:noWrap/>
+            <w:vAlign w:val="center"/>
+            <w:hideMark/>
+          </w:tcPr>
+          <w:p>
+            <w:pPr>
+              <w:rPr>
+                <w:color w:val="000000"/>
+                <w:sz w:val="28"/>
+                <w:szCs w:val="28"/>
+              </w:rPr>
+            </w:pPr>
+            <w:proofErr w:type="spellStart"/>
+            <w:r>
+              <w:rPr>
+                <w:color w:val="000000"/>
+                <w:sz w:val="28"/>
+                <w:szCs w:val="28"/>
+              </w:rPr>
+              <w:t>LowCardinality</w:t>
+            </w:r>
+            <w:proofErr w:type="spellEnd"/>
+            <w:r>
+              <w:rPr>
+                <w:color w:val="000000"/>
+                <w:sz w:val="28"/>
+                <w:szCs w:val="28"/>
+              </w:rPr>
+              <w:t>(</w:t>
+            </w:r>
+            <w:proofErr w:type="spellStart"/>
+            <w:r>
+              <w:rPr>
+                <w:color w:val="000000"/>
+                <w:sz w:val="28"/>
+                <w:szCs w:val="28"/>
+              </w:rPr>
+              <w:t>String</w:t>
+            </w:r>
+            <w:proofErr w:type="spellEnd"/>
+            <w:r>
+              <w:rPr>
+                <w:color w:val="000000"/>
+                <w:sz w:val="28"/>
+                <w:szCs w:val="28"/>
+              </w:rPr>
+              <w:t>)</w:t>
+            </w:r>
+          </w:p>
+        </w:tc>
+        <w:tc>
+          <w:tcPr>
+            <w:tcW w:w="3541" w:type="dxa"/>
+            <w:shd w:val="clear" w:color="auto" w:fill="auto"/>
+            <w:noWrap/>
+            <w:vAlign w:val="center"/>
+            <w:hideMark/>
+          </w:tcPr>
+          <w:p>
+            <w:pPr>
+              <w:rPr>
+                <w:color w:val="000000"/>
+                <w:sz w:val="28"/>
+                <w:szCs w:val="28"/>
+              </w:rPr>
+            </w:pPr>
+            <w:r>
+              <w:rPr>
+                <w:color w:val="000000"/>
+                <w:sz w:val="28"/>
+                <w:szCs w:val="28"/>
+              </w:rPr>
+              <w:t>Логин пользователя, осуществившего слияние события</w:t>
+            </w:r>
+          </w:p>
+        </w:tc>
+      </w:tr>
+      <w:tr>
+        <w:trPr>
+          <w:trHeight w:val="300"/>
+        </w:trPr>
+        <w:tc>
+          <w:tcPr>
+            <w:tcW w:w="2263" w:type="dxa"/>
+            <w:shd w:val="clear" w:color="auto" w:fill="auto"/>
+            <w:noWrap/>
+            <w:vAlign w:val="center"/>
+            <w:hideMark/>
+          </w:tcPr>
+          <w:p>
+            <w:pPr>
+              <w:rPr>
+                <w:color w:val="000000"/>
+                <w:sz w:val="28"/>
+                <w:szCs w:val="28"/>
+              </w:rPr>
+            </w:pPr>
+            <w:proofErr w:type="spellStart"/>
+            <w:r>
+              <w:rPr>
+                <w:color w:val="000000"/>
+                <w:sz w:val="28"/>
+                <w:szCs w:val="28"/>
+              </w:rPr>
+              <w:t>review_comments</w:t>
+            </w:r>
+            <w:proofErr w:type="spellEnd"/>
+          </w:p>
+        </w:tc>
+        <w:tc>
+          <w:tcPr>
+            <w:tcW w:w="3256" w:type="dxa"/>
+            <w:shd w:val="clear" w:color="auto" w:fill="auto"/>
+            <w:noWrap/>
+            <w:vAlign w:val="center"/>
+            <w:hideMark/>
+          </w:tcPr>
+          <w:p>
+            <w:pPr>
+              <w:rPr>
+                <w:color w:val="000000"/>
+                <w:sz w:val="28"/>
+                <w:szCs w:val="28"/>
+              </w:rPr>
+            </w:pPr>
+            <w:r>
+              <w:rPr>
+                <w:color w:val="000000"/>
+                <w:sz w:val="28"/>
+                <w:szCs w:val="28"/>
+              </w:rPr>
+              <w:t>UInt32</w:t>
+            </w:r>
+          </w:p>
+        </w:tc>
+        <w:tc>
+          <w:tcPr>
+            <w:tcW w:w="3541" w:type="dxa"/>
+            <w:shd w:val="clear" w:color="auto" w:fill="auto"/>
+            <w:noWrap/>
+            <w:vAlign w:val="center"/>
+            <w:hideMark/>
+          </w:tcPr>
+          <w:p>
+            <w:pPr>
+              <w:rPr>
+                <w:color w:val="000000"/>
+                <w:sz w:val="28"/>
+                <w:szCs w:val="28"/>
+              </w:rPr>
+            </w:pPr>
+            <w:r>
+              <w:rPr>
+                <w:color w:val="000000"/>
+                <w:sz w:val="28"/>
+                <w:szCs w:val="28"/>
+              </w:rPr>
+              <w:t>Количество комментариев к рецензии события</w:t>
+            </w:r>
+          </w:p>
+        </w:tc>
+      </w:tr>
+      <w:tr>
+        <w:trPr>
+          <w:trHeight w:val="300"/>
+        </w:trPr>
+        <w:tc>
+          <w:tcPr>
+            <w:tcW w:w="2263" w:type="dxa"/>
+            <w:shd w:val="clear" w:color="auto" w:fill="auto"/>
+            <w:noWrap/>
+            <w:vAlign w:val="center"/>
+            <w:hideMark/>
+          </w:tcPr>
+          <w:p>
+            <w:pPr>
+              <w:rPr>
+                <w:color w:val="000000"/>
+                <w:sz w:val="28"/>
+                <w:szCs w:val="28"/>
+              </w:rPr>
+            </w:pPr>
+            <w:proofErr w:type="spellStart"/>
+            <w:r>
+              <w:rPr>
+                <w:color w:val="000000"/>
+                <w:sz w:val="28"/>
+                <w:szCs w:val="28"/>
+              </w:rPr>
+              <w:lastRenderedPageBreak/>
+              <w:t>maintainer_can_modify</w:t>
+            </w:r>
+            <w:proofErr w:type="spellEnd"/>
+          </w:p>
+        </w:tc>
+        <w:tc>
+          <w:tcPr>
+            <w:tcW w:w="3256" w:type="dxa"/>
+            <w:shd w:val="clear" w:color="auto" w:fill="auto"/>
+            <w:noWrap/>
+            <w:vAlign w:val="center"/>
+            <w:hideMark/>
+          </w:tcPr>
+          <w:p>
+            <w:pPr>
+              <w:rPr>
+                <w:color w:val="000000"/>
+                <w:sz w:val="28"/>
+                <w:szCs w:val="28"/>
+              </w:rPr>
+            </w:pPr>
+            <w:r>
+              <w:rPr>
+                <w:color w:val="000000"/>
+                <w:sz w:val="28"/>
+                <w:szCs w:val="28"/>
+              </w:rPr>
+              <w:t>UInt8</w:t>
+            </w:r>
+          </w:p>
+        </w:tc>
+        <w:tc>
+          <w:tcPr>
+            <w:tcW w:w="3541" w:type="dxa"/>
+            <w:shd w:val="clear" w:color="auto" w:fill="auto"/>
+            <w:noWrap/>
+            <w:vAlign w:val="center"/>
+            <w:hideMark/>
+          </w:tcPr>
+          <w:p>
+            <w:pPr>
+              <w:rPr>
+                <w:color w:val="000000"/>
+                <w:sz w:val="28"/>
+                <w:szCs w:val="28"/>
+              </w:rPr>
+            </w:pPr>
+            <w:r>
+              <w:rPr>
+                <w:color w:val="000000"/>
+                <w:sz w:val="28"/>
+                <w:szCs w:val="28"/>
+              </w:rPr>
+              <w:t xml:space="preserve">Флаг, указывающий, может ли модифицировать событие </w:t>
+            </w:r>
+            <w:proofErr w:type="spellStart"/>
+            <w:r>
+              <w:rPr>
+                <w:color w:val="000000"/>
+                <w:sz w:val="28"/>
+                <w:szCs w:val="28"/>
+              </w:rPr>
+              <w:t>мейнтейнер</w:t>
+            </w:r>
+            <w:proofErr w:type="spellEnd"/>
+          </w:p>
+        </w:tc>
+      </w:tr>
+      <w:tr>
+        <w:trPr>
+          <w:trHeight w:val="300"/>
+        </w:trPr>
+        <w:tc>
+          <w:tcPr>
+            <w:tcW w:w="2263" w:type="dxa"/>
+            <w:shd w:val="clear" w:color="auto" w:fill="auto"/>
+            <w:noWrap/>
+            <w:vAlign w:val="center"/>
+            <w:hideMark/>
+          </w:tcPr>
+          <w:p>
+            <w:pPr>
+              <w:rPr>
+                <w:color w:val="000000"/>
+                <w:sz w:val="28"/>
+                <w:szCs w:val="28"/>
+              </w:rPr>
+            </w:pPr>
+            <w:proofErr w:type="spellStart"/>
+            <w:r>
+              <w:rPr>
+                <w:color w:val="000000"/>
+                <w:sz w:val="28"/>
+                <w:szCs w:val="28"/>
+              </w:rPr>
+              <w:t>commits</w:t>
+            </w:r>
+            <w:proofErr w:type="spellEnd"/>
+          </w:p>
+        </w:tc>
+        <w:tc>
+          <w:tcPr>
+            <w:tcW w:w="3256" w:type="dxa"/>
+            <w:shd w:val="clear" w:color="auto" w:fill="auto"/>
+            <w:noWrap/>
+            <w:vAlign w:val="center"/>
+            <w:hideMark/>
+          </w:tcPr>
+          <w:p>
+            <w:pPr>
+              <w:rPr>
+                <w:color w:val="000000"/>
+                <w:sz w:val="28"/>
+                <w:szCs w:val="28"/>
+              </w:rPr>
+            </w:pPr>
+            <w:r>
+              <w:rPr>
+                <w:color w:val="000000"/>
+                <w:sz w:val="28"/>
+                <w:szCs w:val="28"/>
+              </w:rPr>
+              <w:t>UInt32</w:t>
+            </w:r>
+          </w:p>
+        </w:tc>
+        <w:tc>
+          <w:tcPr>
+            <w:tcW w:w="3541" w:type="dxa"/>
+            <w:shd w:val="clear" w:color="auto" w:fill="auto"/>
+            <w:noWrap/>
+            <w:vAlign w:val="center"/>
+            <w:hideMark/>
+          </w:tcPr>
+          <w:p>
+            <w:pPr>
+              <w:rPr>
+                <w:color w:val="000000"/>
+                <w:sz w:val="28"/>
+                <w:szCs w:val="28"/>
+              </w:rPr>
+            </w:pPr>
+            <w:r>
+              <w:rPr>
+                <w:color w:val="000000"/>
+                <w:sz w:val="28"/>
+                <w:szCs w:val="28"/>
+              </w:rPr>
+              <w:t xml:space="preserve">Количество </w:t>
+            </w:r>
+            <w:proofErr w:type="spellStart"/>
+            <w:r>
+              <w:rPr>
+                <w:color w:val="000000"/>
+                <w:sz w:val="28"/>
+                <w:szCs w:val="28"/>
+              </w:rPr>
+              <w:t>коммитов</w:t>
+            </w:r>
+            <w:proofErr w:type="spellEnd"/>
+            <w:r>
+              <w:rPr>
+                <w:color w:val="000000"/>
+                <w:sz w:val="28"/>
+                <w:szCs w:val="28"/>
+              </w:rPr>
+              <w:t>, связанных с событием</w:t>
+            </w:r>
+          </w:p>
+        </w:tc>
+      </w:tr>
+      <w:tr>
+        <w:trPr>
+          <w:trHeight w:val="300"/>
+        </w:trPr>
+        <w:tc>
+          <w:tcPr>
+            <w:tcW w:w="2263" w:type="dxa"/>
+            <w:shd w:val="clear" w:color="auto" w:fill="auto"/>
+            <w:noWrap/>
+            <w:vAlign w:val="center"/>
+            <w:hideMark/>
+          </w:tcPr>
+          <w:p>
+            <w:pPr>
+              <w:rPr>
+                <w:color w:val="000000"/>
+                <w:sz w:val="28"/>
+                <w:szCs w:val="28"/>
+              </w:rPr>
+            </w:pPr>
+            <w:proofErr w:type="spellStart"/>
+            <w:r>
+              <w:rPr>
+                <w:color w:val="000000"/>
+                <w:sz w:val="28"/>
+                <w:szCs w:val="28"/>
+              </w:rPr>
+              <w:t>additions</w:t>
+            </w:r>
+            <w:proofErr w:type="spellEnd"/>
+          </w:p>
+        </w:tc>
+        <w:tc>
+          <w:tcPr>
+            <w:tcW w:w="3256" w:type="dxa"/>
+            <w:shd w:val="clear" w:color="auto" w:fill="auto"/>
+            <w:noWrap/>
+            <w:vAlign w:val="center"/>
+            <w:hideMark/>
+          </w:tcPr>
+          <w:p>
+            <w:pPr>
+              <w:rPr>
+                <w:color w:val="000000"/>
+                <w:sz w:val="28"/>
+                <w:szCs w:val="28"/>
+              </w:rPr>
+            </w:pPr>
+            <w:r>
+              <w:rPr>
+                <w:color w:val="000000"/>
+                <w:sz w:val="28"/>
+                <w:szCs w:val="28"/>
+              </w:rPr>
+              <w:t>UInt32</w:t>
+            </w:r>
+          </w:p>
+        </w:tc>
+        <w:tc>
+          <w:tcPr>
+            <w:tcW w:w="3541" w:type="dxa"/>
+            <w:shd w:val="clear" w:color="auto" w:fill="auto"/>
+            <w:noWrap/>
+            <w:vAlign w:val="center"/>
+            <w:hideMark/>
+          </w:tcPr>
+          <w:p>
+            <w:pPr>
+              <w:rPr>
+                <w:color w:val="000000"/>
+                <w:sz w:val="28"/>
+                <w:szCs w:val="28"/>
+              </w:rPr>
+            </w:pPr>
+            <w:r>
+              <w:rPr>
+                <w:color w:val="000000"/>
+                <w:sz w:val="28"/>
+                <w:szCs w:val="28"/>
+              </w:rPr>
+              <w:t>Количество добавленных строк в событии</w:t>
+            </w:r>
+          </w:p>
+        </w:tc>
+      </w:tr>
+      <w:tr>
+        <w:trPr>
+          <w:trHeight w:val="300"/>
+        </w:trPr>
+        <w:tc>
+          <w:tcPr>
+            <w:tcW w:w="2263" w:type="dxa"/>
+            <w:shd w:val="clear" w:color="auto" w:fill="auto"/>
+            <w:noWrap/>
+            <w:vAlign w:val="center"/>
+            <w:hideMark/>
+          </w:tcPr>
+          <w:p>
+            <w:pPr>
+              <w:rPr>
+                <w:color w:val="000000"/>
+                <w:sz w:val="28"/>
+                <w:szCs w:val="28"/>
+              </w:rPr>
+            </w:pPr>
+            <w:proofErr w:type="spellStart"/>
+            <w:r>
+              <w:rPr>
+                <w:color w:val="000000"/>
+                <w:sz w:val="28"/>
+                <w:szCs w:val="28"/>
+              </w:rPr>
+              <w:t>deletions</w:t>
+            </w:r>
+            <w:proofErr w:type="spellEnd"/>
+          </w:p>
+        </w:tc>
+        <w:tc>
+          <w:tcPr>
+            <w:tcW w:w="3256" w:type="dxa"/>
+            <w:shd w:val="clear" w:color="auto" w:fill="auto"/>
+            <w:noWrap/>
+            <w:vAlign w:val="center"/>
+            <w:hideMark/>
+          </w:tcPr>
+          <w:p>
+            <w:pPr>
+              <w:rPr>
+                <w:color w:val="000000"/>
+                <w:sz w:val="28"/>
+                <w:szCs w:val="28"/>
+              </w:rPr>
+            </w:pPr>
+            <w:r>
+              <w:rPr>
+                <w:color w:val="000000"/>
+                <w:sz w:val="28"/>
+                <w:szCs w:val="28"/>
+              </w:rPr>
+              <w:t>UInt32</w:t>
+            </w:r>
+          </w:p>
+        </w:tc>
+        <w:tc>
+          <w:tcPr>
+            <w:tcW w:w="3541" w:type="dxa"/>
+            <w:shd w:val="clear" w:color="auto" w:fill="auto"/>
+            <w:noWrap/>
+            <w:vAlign w:val="center"/>
+            <w:hideMark/>
+          </w:tcPr>
+          <w:p>
+            <w:pPr>
+              <w:rPr>
+                <w:color w:val="000000"/>
+                <w:sz w:val="28"/>
+                <w:szCs w:val="28"/>
+              </w:rPr>
+            </w:pPr>
+            <w:r>
+              <w:rPr>
+                <w:color w:val="000000"/>
+                <w:sz w:val="28"/>
+                <w:szCs w:val="28"/>
+              </w:rPr>
+              <w:t>Количество удаленных строк в событии</w:t>
+            </w:r>
+          </w:p>
+        </w:tc>
+      </w:tr>
+      <w:tr>
+        <w:trPr>
+          <w:trHeight w:val="300"/>
+        </w:trPr>
+        <w:tc>
+          <w:tcPr>
+            <w:tcW w:w="2263" w:type="dxa"/>
+            <w:shd w:val="clear" w:color="auto" w:fill="auto"/>
+            <w:noWrap/>
+            <w:vAlign w:val="center"/>
+            <w:hideMark/>
+          </w:tcPr>
+          <w:p>
+            <w:pPr>
+              <w:rPr>
+                <w:color w:val="000000"/>
+                <w:sz w:val="28"/>
+                <w:szCs w:val="28"/>
+              </w:rPr>
+            </w:pPr>
+            <w:proofErr w:type="spellStart"/>
+            <w:r>
+              <w:rPr>
+                <w:color w:val="000000"/>
+                <w:sz w:val="28"/>
+                <w:szCs w:val="28"/>
+              </w:rPr>
+              <w:t>changed_files</w:t>
+            </w:r>
+            <w:proofErr w:type="spellEnd"/>
+          </w:p>
+        </w:tc>
+        <w:tc>
+          <w:tcPr>
+            <w:tcW w:w="3256" w:type="dxa"/>
+            <w:shd w:val="clear" w:color="auto" w:fill="auto"/>
+            <w:noWrap/>
+            <w:vAlign w:val="center"/>
+            <w:hideMark/>
+          </w:tcPr>
+          <w:p>
+            <w:pPr>
+              <w:rPr>
+                <w:color w:val="000000"/>
+                <w:sz w:val="28"/>
+                <w:szCs w:val="28"/>
+              </w:rPr>
+            </w:pPr>
+            <w:r>
+              <w:rPr>
+                <w:color w:val="000000"/>
+                <w:sz w:val="28"/>
+                <w:szCs w:val="28"/>
+              </w:rPr>
+              <w:t>UInt32</w:t>
+            </w:r>
+          </w:p>
+        </w:tc>
+        <w:tc>
+          <w:tcPr>
+            <w:tcW w:w="3541" w:type="dxa"/>
+            <w:shd w:val="clear" w:color="auto" w:fill="auto"/>
+            <w:noWrap/>
+            <w:vAlign w:val="center"/>
+            <w:hideMark/>
+          </w:tcPr>
+          <w:p>
+            <w:pPr>
+              <w:rPr>
+                <w:color w:val="000000"/>
+                <w:sz w:val="28"/>
+                <w:szCs w:val="28"/>
+              </w:rPr>
+            </w:pPr>
+            <w:r>
+              <w:rPr>
+                <w:color w:val="000000"/>
+                <w:sz w:val="28"/>
+                <w:szCs w:val="28"/>
+              </w:rPr>
+              <w:t>Количество измененных файлов в событии</w:t>
+            </w:r>
+          </w:p>
+        </w:tc>
+      </w:tr>
+      <w:tr>
+        <w:trPr>
+          <w:trHeight w:val="300"/>
+        </w:trPr>
+        <w:tc>
+          <w:tcPr>
+            <w:tcW w:w="2263" w:type="dxa"/>
+            <w:shd w:val="clear" w:color="auto" w:fill="auto"/>
+            <w:noWrap/>
+            <w:vAlign w:val="center"/>
+            <w:hideMark/>
+          </w:tcPr>
+          <w:p>
+            <w:pPr>
+              <w:rPr>
+                <w:color w:val="000000"/>
+                <w:sz w:val="28"/>
+                <w:szCs w:val="28"/>
+              </w:rPr>
+            </w:pPr>
+            <w:proofErr w:type="spellStart"/>
+            <w:r>
+              <w:rPr>
+                <w:color w:val="000000"/>
+                <w:sz w:val="28"/>
+                <w:szCs w:val="28"/>
+              </w:rPr>
+              <w:t>diff_hunk</w:t>
+            </w:r>
+            <w:proofErr w:type="spellEnd"/>
+          </w:p>
+        </w:tc>
+        <w:tc>
+          <w:tcPr>
+            <w:tcW w:w="3256" w:type="dxa"/>
+            <w:shd w:val="clear" w:color="auto" w:fill="auto"/>
+            <w:noWrap/>
+            <w:vAlign w:val="center"/>
+            <w:hideMark/>
+          </w:tcPr>
+          <w:p>
+            <w:pPr>
+              <w:rPr>
+                <w:color w:val="000000"/>
+                <w:sz w:val="28"/>
+                <w:szCs w:val="28"/>
+              </w:rPr>
+            </w:pPr>
+            <w:proofErr w:type="spellStart"/>
+            <w:r>
+              <w:rPr>
+                <w:color w:val="000000"/>
+                <w:sz w:val="28"/>
+                <w:szCs w:val="28"/>
+              </w:rPr>
+              <w:t>String</w:t>
+            </w:r>
+            <w:proofErr w:type="spellEnd"/>
+          </w:p>
+        </w:tc>
+        <w:tc>
+          <w:tcPr>
+            <w:tcW w:w="3541" w:type="dxa"/>
+            <w:shd w:val="clear" w:color="auto" w:fill="auto"/>
+            <w:noWrap/>
+            <w:vAlign w:val="center"/>
+            <w:hideMark/>
+          </w:tcPr>
+          <w:p>
+            <w:pPr>
+              <w:rPr>
+                <w:color w:val="000000"/>
+                <w:sz w:val="28"/>
+                <w:szCs w:val="28"/>
+              </w:rPr>
+            </w:pPr>
+            <w:r>
+              <w:rPr>
+                <w:color w:val="000000"/>
+                <w:sz w:val="28"/>
+                <w:szCs w:val="28"/>
+              </w:rPr>
+              <w:t>Фрагмент изменений в событии</w:t>
+            </w:r>
+          </w:p>
+        </w:tc>
+      </w:tr>
+      <w:tr>
+        <w:trPr>
+          <w:trHeight w:val="300"/>
+        </w:trPr>
+        <w:tc>
+          <w:tcPr>
+            <w:tcW w:w="2263" w:type="dxa"/>
+            <w:shd w:val="clear" w:color="auto" w:fill="auto"/>
+            <w:noWrap/>
+            <w:vAlign w:val="center"/>
+            <w:hideMark/>
+          </w:tcPr>
+          <w:p>
+            <w:pPr>
+              <w:rPr>
+                <w:color w:val="000000"/>
+                <w:sz w:val="28"/>
+                <w:szCs w:val="28"/>
+              </w:rPr>
+            </w:pPr>
+            <w:proofErr w:type="spellStart"/>
+            <w:r>
+              <w:rPr>
+                <w:color w:val="000000"/>
+                <w:sz w:val="28"/>
+                <w:szCs w:val="28"/>
+              </w:rPr>
+              <w:t>original_position</w:t>
+            </w:r>
+            <w:proofErr w:type="spellEnd"/>
+          </w:p>
+        </w:tc>
+        <w:tc>
+          <w:tcPr>
+            <w:tcW w:w="3256" w:type="dxa"/>
+            <w:shd w:val="clear" w:color="auto" w:fill="auto"/>
+            <w:noWrap/>
+            <w:vAlign w:val="center"/>
+            <w:hideMark/>
+          </w:tcPr>
+          <w:p>
+            <w:pPr>
+              <w:rPr>
+                <w:color w:val="000000"/>
+                <w:sz w:val="28"/>
+                <w:szCs w:val="28"/>
+              </w:rPr>
+            </w:pPr>
+            <w:r>
+              <w:rPr>
+                <w:color w:val="000000"/>
+                <w:sz w:val="28"/>
+                <w:szCs w:val="28"/>
+              </w:rPr>
+              <w:t>UInt32</w:t>
+            </w:r>
+          </w:p>
+        </w:tc>
+        <w:tc>
+          <w:tcPr>
+            <w:tcW w:w="3541" w:type="dxa"/>
+            <w:shd w:val="clear" w:color="auto" w:fill="auto"/>
+            <w:noWrap/>
+            <w:vAlign w:val="center"/>
+            <w:hideMark/>
+          </w:tcPr>
+          <w:p>
+            <w:pPr>
+              <w:rPr>
+                <w:color w:val="000000"/>
+                <w:sz w:val="28"/>
+                <w:szCs w:val="28"/>
+              </w:rPr>
+            </w:pPr>
+            <w:r>
+              <w:rPr>
+                <w:color w:val="000000"/>
+                <w:sz w:val="28"/>
+                <w:szCs w:val="28"/>
+              </w:rPr>
+              <w:t>Исходная позиция события</w:t>
+            </w:r>
+          </w:p>
+        </w:tc>
+      </w:tr>
+      <w:tr>
+        <w:trPr>
+          <w:trHeight w:val="300"/>
+        </w:trPr>
+        <w:tc>
+          <w:tcPr>
+            <w:tcW w:w="2263" w:type="dxa"/>
+            <w:shd w:val="clear" w:color="auto" w:fill="auto"/>
+            <w:noWrap/>
+            <w:vAlign w:val="center"/>
+            <w:hideMark/>
+          </w:tcPr>
+          <w:p>
+            <w:pPr>
+              <w:rPr>
+                <w:color w:val="000000"/>
+                <w:sz w:val="28"/>
+                <w:szCs w:val="28"/>
+              </w:rPr>
+            </w:pPr>
+            <w:proofErr w:type="spellStart"/>
+            <w:r>
+              <w:rPr>
+                <w:color w:val="000000"/>
+                <w:sz w:val="28"/>
+                <w:szCs w:val="28"/>
+              </w:rPr>
+              <w:t>commit_id</w:t>
+            </w:r>
+            <w:proofErr w:type="spellEnd"/>
+          </w:p>
+        </w:tc>
+        <w:tc>
+          <w:tcPr>
+            <w:tcW w:w="3256" w:type="dxa"/>
+            <w:shd w:val="clear" w:color="auto" w:fill="auto"/>
+            <w:noWrap/>
+            <w:vAlign w:val="center"/>
+            <w:hideMark/>
+          </w:tcPr>
+          <w:p>
+            <w:pPr>
+              <w:rPr>
+                <w:color w:val="000000"/>
+                <w:sz w:val="28"/>
+                <w:szCs w:val="28"/>
+              </w:rPr>
+            </w:pPr>
+            <w:proofErr w:type="spellStart"/>
+            <w:r>
+              <w:rPr>
+                <w:color w:val="000000"/>
+                <w:sz w:val="28"/>
+                <w:szCs w:val="28"/>
+              </w:rPr>
+              <w:t>String</w:t>
+            </w:r>
+            <w:proofErr w:type="spellEnd"/>
+          </w:p>
+        </w:tc>
+        <w:tc>
+          <w:tcPr>
+            <w:tcW w:w="3541" w:type="dxa"/>
+            <w:shd w:val="clear" w:color="auto" w:fill="auto"/>
+            <w:noWrap/>
+            <w:vAlign w:val="center"/>
+            <w:hideMark/>
+          </w:tcPr>
+          <w:p>
+            <w:pPr>
+              <w:rPr>
+                <w:color w:val="000000"/>
+                <w:sz w:val="28"/>
+                <w:szCs w:val="28"/>
+              </w:rPr>
+            </w:pPr>
+            <w:r>
+              <w:rPr>
+                <w:color w:val="000000"/>
+                <w:sz w:val="28"/>
+                <w:szCs w:val="28"/>
+              </w:rPr>
+              <w:t xml:space="preserve">Идентификатор </w:t>
+            </w:r>
+            <w:proofErr w:type="spellStart"/>
+            <w:r>
+              <w:rPr>
+                <w:color w:val="000000"/>
+                <w:sz w:val="28"/>
+                <w:szCs w:val="28"/>
+              </w:rPr>
+              <w:t>коммита</w:t>
+            </w:r>
+            <w:proofErr w:type="spellEnd"/>
+            <w:r>
+              <w:rPr>
+                <w:color w:val="000000"/>
+                <w:sz w:val="28"/>
+                <w:szCs w:val="28"/>
+              </w:rPr>
+              <w:t>, связанного с событием</w:t>
+            </w:r>
+          </w:p>
+        </w:tc>
+      </w:tr>
+      <w:tr>
+        <w:trPr>
+          <w:trHeight w:val="300"/>
+        </w:trPr>
+        <w:tc>
+          <w:tcPr>
+            <w:tcW w:w="2263" w:type="dxa"/>
+            <w:shd w:val="clear" w:color="auto" w:fill="auto"/>
+            <w:noWrap/>
+            <w:vAlign w:val="center"/>
+            <w:hideMark/>
+          </w:tcPr>
+          <w:p>
+            <w:pPr>
+              <w:rPr>
+                <w:color w:val="000000"/>
+                <w:sz w:val="28"/>
+                <w:szCs w:val="28"/>
+              </w:rPr>
+            </w:pPr>
+            <w:proofErr w:type="spellStart"/>
+            <w:r>
+              <w:rPr>
+                <w:color w:val="000000"/>
+                <w:sz w:val="28"/>
+                <w:szCs w:val="28"/>
+              </w:rPr>
+              <w:t>original_commit_id</w:t>
+            </w:r>
+            <w:proofErr w:type="spellEnd"/>
+          </w:p>
+        </w:tc>
+        <w:tc>
+          <w:tcPr>
+            <w:tcW w:w="3256" w:type="dxa"/>
+            <w:shd w:val="clear" w:color="auto" w:fill="auto"/>
+            <w:noWrap/>
+            <w:vAlign w:val="center"/>
+            <w:hideMark/>
+          </w:tcPr>
+          <w:p>
+            <w:pPr>
+              <w:rPr>
+                <w:color w:val="000000"/>
+                <w:sz w:val="28"/>
+                <w:szCs w:val="28"/>
+              </w:rPr>
+            </w:pPr>
+            <w:proofErr w:type="spellStart"/>
+            <w:r>
+              <w:rPr>
+                <w:color w:val="000000"/>
+                <w:sz w:val="28"/>
+                <w:szCs w:val="28"/>
+              </w:rPr>
+              <w:t>String</w:t>
+            </w:r>
+            <w:proofErr w:type="spellEnd"/>
+          </w:p>
+        </w:tc>
+        <w:tc>
+          <w:tcPr>
+            <w:tcW w:w="3541" w:type="dxa"/>
+            <w:shd w:val="clear" w:color="auto" w:fill="auto"/>
+            <w:noWrap/>
+            <w:vAlign w:val="center"/>
+            <w:hideMark/>
+          </w:tcPr>
+          <w:p>
+            <w:pPr>
+              <w:rPr>
+                <w:color w:val="000000"/>
+                <w:sz w:val="28"/>
+                <w:szCs w:val="28"/>
+              </w:rPr>
+            </w:pPr>
+            <w:r>
+              <w:rPr>
+                <w:color w:val="000000"/>
+                <w:sz w:val="28"/>
+                <w:szCs w:val="28"/>
+              </w:rPr>
+              <w:t xml:space="preserve">Исходный идентификатор </w:t>
+            </w:r>
+            <w:proofErr w:type="spellStart"/>
+            <w:r>
+              <w:rPr>
+                <w:color w:val="000000"/>
+                <w:sz w:val="28"/>
+                <w:szCs w:val="28"/>
+              </w:rPr>
+              <w:t>коммита</w:t>
+            </w:r>
+            <w:proofErr w:type="spellEnd"/>
+            <w:r>
+              <w:rPr>
+                <w:color w:val="000000"/>
+                <w:sz w:val="28"/>
+                <w:szCs w:val="28"/>
+              </w:rPr>
+              <w:t xml:space="preserve"> для события</w:t>
+            </w:r>
+          </w:p>
+        </w:tc>
+      </w:tr>
+      <w:tr>
+        <w:trPr>
+          <w:trHeight w:val="300"/>
+        </w:trPr>
+        <w:tc>
+          <w:tcPr>
+            <w:tcW w:w="2263" w:type="dxa"/>
+            <w:shd w:val="clear" w:color="auto" w:fill="auto"/>
+            <w:noWrap/>
+            <w:vAlign w:val="center"/>
+            <w:hideMark/>
+          </w:tcPr>
+          <w:p>
+            <w:pPr>
+              <w:rPr>
+                <w:color w:val="000000"/>
+                <w:sz w:val="28"/>
+                <w:szCs w:val="28"/>
+              </w:rPr>
+            </w:pPr>
+            <w:proofErr w:type="spellStart"/>
+            <w:r>
+              <w:rPr>
+                <w:color w:val="000000"/>
+                <w:sz w:val="28"/>
+                <w:szCs w:val="28"/>
+              </w:rPr>
+              <w:t>push_size</w:t>
+            </w:r>
+            <w:proofErr w:type="spellEnd"/>
+          </w:p>
+        </w:tc>
+        <w:tc>
+          <w:tcPr>
+            <w:tcW w:w="3256" w:type="dxa"/>
+            <w:shd w:val="clear" w:color="auto" w:fill="auto"/>
+            <w:noWrap/>
+            <w:vAlign w:val="center"/>
+            <w:hideMark/>
+          </w:tcPr>
+          <w:p>
+            <w:pPr>
+              <w:rPr>
+                <w:color w:val="000000"/>
+                <w:sz w:val="28"/>
+                <w:szCs w:val="28"/>
+              </w:rPr>
+            </w:pPr>
+            <w:r>
+              <w:rPr>
+                <w:color w:val="000000"/>
+                <w:sz w:val="28"/>
+                <w:szCs w:val="28"/>
+              </w:rPr>
+              <w:t>UInt32</w:t>
+            </w:r>
+          </w:p>
+        </w:tc>
+        <w:tc>
+          <w:tcPr>
+            <w:tcW w:w="3541" w:type="dxa"/>
+            <w:shd w:val="clear" w:color="auto" w:fill="auto"/>
+            <w:noWrap/>
+            <w:vAlign w:val="center"/>
+            <w:hideMark/>
+          </w:tcPr>
+          <w:p>
+            <w:pPr>
+              <w:rPr>
+                <w:color w:val="000000"/>
+                <w:sz w:val="28"/>
+                <w:szCs w:val="28"/>
+              </w:rPr>
+            </w:pPr>
+            <w:r>
+              <w:rPr>
+                <w:color w:val="000000"/>
+                <w:sz w:val="28"/>
+                <w:szCs w:val="28"/>
+              </w:rPr>
+              <w:t xml:space="preserve">Размер </w:t>
+            </w:r>
+            <w:proofErr w:type="spellStart"/>
+            <w:r>
+              <w:rPr>
+                <w:color w:val="000000"/>
+                <w:sz w:val="28"/>
+                <w:szCs w:val="28"/>
+              </w:rPr>
+              <w:t>push</w:t>
+            </w:r>
+            <w:proofErr w:type="spellEnd"/>
+            <w:r>
+              <w:rPr>
+                <w:color w:val="000000"/>
+                <w:sz w:val="28"/>
+                <w:szCs w:val="28"/>
+              </w:rPr>
+              <w:t>-события</w:t>
+            </w:r>
+          </w:p>
+        </w:tc>
+      </w:tr>
+      <w:tr>
+        <w:trPr>
+          <w:trHeight w:val="300"/>
+        </w:trPr>
+        <w:tc>
+          <w:tcPr>
+            <w:tcW w:w="2263" w:type="dxa"/>
+            <w:shd w:val="clear" w:color="auto" w:fill="auto"/>
+            <w:noWrap/>
+            <w:vAlign w:val="center"/>
+            <w:hideMark/>
+          </w:tcPr>
+          <w:p>
+            <w:pPr>
+              <w:rPr>
+                <w:color w:val="000000"/>
+                <w:sz w:val="28"/>
+                <w:szCs w:val="28"/>
+              </w:rPr>
+            </w:pPr>
+            <w:proofErr w:type="spellStart"/>
+            <w:r>
+              <w:rPr>
+                <w:color w:val="000000"/>
+                <w:sz w:val="28"/>
+                <w:szCs w:val="28"/>
+              </w:rPr>
+              <w:t>push_distinct_size</w:t>
+            </w:r>
+            <w:proofErr w:type="spellEnd"/>
+          </w:p>
+        </w:tc>
+        <w:tc>
+          <w:tcPr>
+            <w:tcW w:w="3256" w:type="dxa"/>
+            <w:shd w:val="clear" w:color="auto" w:fill="auto"/>
+            <w:noWrap/>
+            <w:vAlign w:val="center"/>
+            <w:hideMark/>
+          </w:tcPr>
+          <w:p>
+            <w:pPr>
+              <w:rPr>
+                <w:color w:val="000000"/>
+                <w:sz w:val="28"/>
+                <w:szCs w:val="28"/>
+              </w:rPr>
+            </w:pPr>
+            <w:r>
+              <w:rPr>
+                <w:color w:val="000000"/>
+                <w:sz w:val="28"/>
+                <w:szCs w:val="28"/>
+              </w:rPr>
+              <w:t>UInt32</w:t>
+            </w:r>
+          </w:p>
+        </w:tc>
+        <w:tc>
+          <w:tcPr>
+            <w:tcW w:w="3541" w:type="dxa"/>
+            <w:shd w:val="clear" w:color="auto" w:fill="auto"/>
+            <w:noWrap/>
+            <w:vAlign w:val="center"/>
+            <w:hideMark/>
+          </w:tcPr>
+          <w:p>
+            <w:pPr>
+              <w:rPr>
+                <w:color w:val="000000"/>
+                <w:sz w:val="28"/>
+                <w:szCs w:val="28"/>
+              </w:rPr>
+            </w:pPr>
+            <w:r>
+              <w:rPr>
+                <w:color w:val="000000"/>
+                <w:sz w:val="28"/>
+                <w:szCs w:val="28"/>
+              </w:rPr>
+              <w:t xml:space="preserve">Размер уникальных изменений в </w:t>
+            </w:r>
+            <w:proofErr w:type="spellStart"/>
+            <w:r>
+              <w:rPr>
+                <w:color w:val="000000"/>
+                <w:sz w:val="28"/>
+                <w:szCs w:val="28"/>
+              </w:rPr>
+              <w:t>push</w:t>
+            </w:r>
+            <w:proofErr w:type="spellEnd"/>
+            <w:r>
+              <w:rPr>
+                <w:color w:val="000000"/>
+                <w:sz w:val="28"/>
+                <w:szCs w:val="28"/>
+              </w:rPr>
+              <w:t>-событии</w:t>
+            </w:r>
+          </w:p>
+        </w:tc>
+      </w:tr>
+      <w:tr>
+        <w:trPr>
+          <w:trHeight w:val="300"/>
+        </w:trPr>
+        <w:tc>
+          <w:tcPr>
+            <w:tcW w:w="2263" w:type="dxa"/>
+            <w:shd w:val="clear" w:color="auto" w:fill="auto"/>
+            <w:noWrap/>
+            <w:vAlign w:val="center"/>
+            <w:hideMark/>
+          </w:tcPr>
+          <w:p>
+            <w:pPr>
+              <w:rPr>
+                <w:color w:val="000000"/>
+                <w:sz w:val="28"/>
+                <w:szCs w:val="28"/>
+              </w:rPr>
+            </w:pPr>
+            <w:proofErr w:type="spellStart"/>
+            <w:r>
+              <w:rPr>
+                <w:color w:val="000000"/>
+                <w:sz w:val="28"/>
+                <w:szCs w:val="28"/>
+              </w:rPr>
+              <w:t>member_login</w:t>
+            </w:r>
+            <w:proofErr w:type="spellEnd"/>
+          </w:p>
+        </w:tc>
+        <w:tc>
+          <w:tcPr>
+            <w:tcW w:w="3256" w:type="dxa"/>
+            <w:shd w:val="clear" w:color="auto" w:fill="auto"/>
+            <w:noWrap/>
+            <w:vAlign w:val="center"/>
+            <w:hideMark/>
+          </w:tcPr>
+          <w:p>
+            <w:pPr>
+              <w:rPr>
+                <w:color w:val="000000"/>
+                <w:sz w:val="28"/>
+                <w:szCs w:val="28"/>
+              </w:rPr>
+            </w:pPr>
+            <w:proofErr w:type="spellStart"/>
+            <w:r>
+              <w:rPr>
+                <w:color w:val="000000"/>
+                <w:sz w:val="28"/>
+                <w:szCs w:val="28"/>
+              </w:rPr>
+              <w:t>LowCardinality</w:t>
+            </w:r>
+            <w:proofErr w:type="spellEnd"/>
+            <w:r>
+              <w:rPr>
+                <w:color w:val="000000"/>
+                <w:sz w:val="28"/>
+                <w:szCs w:val="28"/>
+              </w:rPr>
+              <w:t>(</w:t>
+            </w:r>
+            <w:proofErr w:type="spellStart"/>
+            <w:r>
+              <w:rPr>
+                <w:color w:val="000000"/>
+                <w:sz w:val="28"/>
+                <w:szCs w:val="28"/>
+              </w:rPr>
+              <w:t>String</w:t>
+            </w:r>
+            <w:proofErr w:type="spellEnd"/>
+            <w:r>
+              <w:rPr>
+                <w:color w:val="000000"/>
+                <w:sz w:val="28"/>
+                <w:szCs w:val="28"/>
+              </w:rPr>
+              <w:t>)</w:t>
+            </w:r>
+          </w:p>
+        </w:tc>
+        <w:tc>
+          <w:tcPr>
+            <w:tcW w:w="3541" w:type="dxa"/>
+            <w:shd w:val="clear" w:color="auto" w:fill="auto"/>
+            <w:noWrap/>
+            <w:vAlign w:val="center"/>
+            <w:hideMark/>
+          </w:tcPr>
+          <w:p>
+            <w:pPr>
+              <w:rPr>
+                <w:color w:val="000000"/>
+                <w:sz w:val="28"/>
+                <w:szCs w:val="28"/>
+              </w:rPr>
+            </w:pPr>
+            <w:r>
+              <w:rPr>
+                <w:color w:val="000000"/>
+                <w:sz w:val="28"/>
+                <w:szCs w:val="28"/>
+              </w:rPr>
+              <w:t>Логин участника события</w:t>
+            </w:r>
+          </w:p>
+        </w:tc>
+      </w:tr>
+      <w:tr>
+        <w:trPr>
+          <w:trHeight w:val="300"/>
+        </w:trPr>
+        <w:tc>
+          <w:tcPr>
+            <w:tcW w:w="2263" w:type="dxa"/>
+            <w:shd w:val="clear" w:color="auto" w:fill="auto"/>
+            <w:noWrap/>
+            <w:vAlign w:val="center"/>
+            <w:hideMark/>
+          </w:tcPr>
+          <w:p>
+            <w:pPr>
+              <w:rPr>
+                <w:color w:val="000000"/>
+                <w:sz w:val="28"/>
+                <w:szCs w:val="28"/>
+              </w:rPr>
+            </w:pPr>
+            <w:proofErr w:type="spellStart"/>
+            <w:r>
+              <w:rPr>
+                <w:color w:val="000000"/>
+                <w:sz w:val="28"/>
+                <w:szCs w:val="28"/>
+              </w:rPr>
+              <w:t>release_tag_name</w:t>
+            </w:r>
+            <w:proofErr w:type="spellEnd"/>
+          </w:p>
+        </w:tc>
+        <w:tc>
+          <w:tcPr>
+            <w:tcW w:w="3256" w:type="dxa"/>
+            <w:shd w:val="clear" w:color="auto" w:fill="auto"/>
+            <w:noWrap/>
+            <w:vAlign w:val="center"/>
+            <w:hideMark/>
+          </w:tcPr>
+          <w:p>
+            <w:pPr>
+              <w:rPr>
+                <w:color w:val="000000"/>
+                <w:sz w:val="28"/>
+                <w:szCs w:val="28"/>
+              </w:rPr>
+            </w:pPr>
+            <w:proofErr w:type="spellStart"/>
+            <w:r>
+              <w:rPr>
+                <w:color w:val="000000"/>
+                <w:sz w:val="28"/>
+                <w:szCs w:val="28"/>
+              </w:rPr>
+              <w:t>String</w:t>
+            </w:r>
+            <w:proofErr w:type="spellEnd"/>
+          </w:p>
+        </w:tc>
+        <w:tc>
+          <w:tcPr>
+            <w:tcW w:w="3541" w:type="dxa"/>
+            <w:shd w:val="clear" w:color="auto" w:fill="auto"/>
+            <w:noWrap/>
+            <w:vAlign w:val="center"/>
+            <w:hideMark/>
+          </w:tcPr>
+          <w:p>
+            <w:pPr>
+              <w:rPr>
+                <w:color w:val="000000"/>
+                <w:sz w:val="28"/>
+                <w:szCs w:val="28"/>
+              </w:rPr>
+            </w:pPr>
+            <w:r>
+              <w:rPr>
+                <w:color w:val="000000"/>
+                <w:sz w:val="28"/>
+                <w:szCs w:val="28"/>
+              </w:rPr>
+              <w:t>Имя тега для релиза</w:t>
+            </w:r>
+          </w:p>
+        </w:tc>
+      </w:tr>
+      <w:tr>
+        <w:trPr>
+          <w:trHeight w:val="300"/>
+        </w:trPr>
+        <w:tc>
+          <w:tcPr>
+            <w:tcW w:w="2263" w:type="dxa"/>
+            <w:shd w:val="clear" w:color="auto" w:fill="auto"/>
+            <w:noWrap/>
+            <w:vAlign w:val="center"/>
+            <w:hideMark/>
+          </w:tcPr>
+          <w:p>
+            <w:pPr>
+              <w:rPr>
+                <w:color w:val="000000"/>
+                <w:sz w:val="28"/>
+                <w:szCs w:val="28"/>
+              </w:rPr>
+            </w:pPr>
+            <w:proofErr w:type="spellStart"/>
+            <w:r>
+              <w:rPr>
+                <w:color w:val="000000"/>
+                <w:sz w:val="28"/>
+                <w:szCs w:val="28"/>
+              </w:rPr>
+              <w:t>release_name</w:t>
+            </w:r>
+            <w:proofErr w:type="spellEnd"/>
+          </w:p>
+        </w:tc>
+        <w:tc>
+          <w:tcPr>
+            <w:tcW w:w="3256" w:type="dxa"/>
+            <w:shd w:val="clear" w:color="auto" w:fill="auto"/>
+            <w:noWrap/>
+            <w:vAlign w:val="center"/>
+            <w:hideMark/>
+          </w:tcPr>
+          <w:p>
+            <w:pPr>
+              <w:rPr>
+                <w:color w:val="000000"/>
+                <w:sz w:val="28"/>
+                <w:szCs w:val="28"/>
+              </w:rPr>
+            </w:pPr>
+            <w:proofErr w:type="spellStart"/>
+            <w:r>
+              <w:rPr>
+                <w:color w:val="000000"/>
+                <w:sz w:val="28"/>
+                <w:szCs w:val="28"/>
+              </w:rPr>
+              <w:t>String</w:t>
+            </w:r>
+            <w:proofErr w:type="spellEnd"/>
+          </w:p>
+        </w:tc>
+        <w:tc>
+          <w:tcPr>
+            <w:tcW w:w="3541" w:type="dxa"/>
+            <w:shd w:val="clear" w:color="auto" w:fill="auto"/>
+            <w:noWrap/>
+            <w:vAlign w:val="center"/>
+            <w:hideMark/>
+          </w:tcPr>
+          <w:p>
+            <w:pPr>
+              <w:rPr>
+                <w:color w:val="000000"/>
+                <w:sz w:val="28"/>
+                <w:szCs w:val="28"/>
+              </w:rPr>
+            </w:pPr>
+            <w:r>
+              <w:rPr>
+                <w:color w:val="000000"/>
+                <w:sz w:val="28"/>
+                <w:szCs w:val="28"/>
+              </w:rPr>
+              <w:t>Название релиза</w:t>
+            </w:r>
+          </w:p>
+        </w:tc>
+      </w:tr>
+      <w:tr>
+        <w:trPr>
+          <w:trHeight w:val="300"/>
+        </w:trPr>
+        <w:tc>
+          <w:tcPr>
+            <w:tcW w:w="2263" w:type="dxa"/>
+            <w:shd w:val="clear" w:color="auto" w:fill="auto"/>
+            <w:noWrap/>
+            <w:vAlign w:val="center"/>
+            <w:hideMark/>
+          </w:tcPr>
+          <w:p>
+            <w:pPr>
+              <w:rPr>
+                <w:color w:val="000000"/>
+                <w:sz w:val="28"/>
+                <w:szCs w:val="28"/>
+              </w:rPr>
+            </w:pPr>
+            <w:proofErr w:type="spellStart"/>
+            <w:r>
+              <w:rPr>
+                <w:color w:val="000000"/>
+                <w:sz w:val="28"/>
+                <w:szCs w:val="28"/>
+              </w:rPr>
+              <w:t>review_state</w:t>
+            </w:r>
+            <w:proofErr w:type="spellEnd"/>
+          </w:p>
+        </w:tc>
+        <w:tc>
+          <w:tcPr>
+            <w:tcW w:w="3256" w:type="dxa"/>
+            <w:shd w:val="clear" w:color="auto" w:fill="auto"/>
+            <w:noWrap/>
+            <w:vAlign w:val="center"/>
+            <w:hideMark/>
+          </w:tcPr>
+          <w:p>
+            <w:pPr>
+              <w:rPr>
+                <w:color w:val="000000"/>
+                <w:sz w:val="28"/>
+                <w:szCs w:val="28"/>
+              </w:rPr>
+            </w:pPr>
+            <w:proofErr w:type="spellStart"/>
+            <w:r>
+              <w:rPr>
+                <w:color w:val="000000"/>
+                <w:sz w:val="28"/>
+                <w:szCs w:val="28"/>
+              </w:rPr>
+              <w:t>Enum</w:t>
+            </w:r>
+            <w:proofErr w:type="spellEnd"/>
+          </w:p>
+        </w:tc>
+        <w:tc>
+          <w:tcPr>
+            <w:tcW w:w="3541" w:type="dxa"/>
+            <w:shd w:val="clear" w:color="auto" w:fill="auto"/>
+            <w:noWrap/>
+            <w:vAlign w:val="center"/>
+            <w:hideMark/>
+          </w:tcPr>
+          <w:p>
+            <w:pPr>
+              <w:rPr>
+                <w:color w:val="000000"/>
+                <w:sz w:val="28"/>
+                <w:szCs w:val="28"/>
+              </w:rPr>
+            </w:pPr>
+            <w:r>
+              <w:rPr>
+                <w:color w:val="000000"/>
+                <w:sz w:val="28"/>
+                <w:szCs w:val="28"/>
+              </w:rPr>
+              <w:t>Состояние рецензии события</w:t>
+            </w:r>
+          </w:p>
+        </w:tc>
+      </w:tr>
+    </w:tbl>
     <w:p>
       <w:pPr>
-        <w:pStyle w:val="2"/>
-      </w:pPr>
-      <w:bookmarkStart w:id="13" w:name="_Toc145276224"/>
-      <w:r>
-        <w:t>Описание предметной области</w:t>
-      </w:r>
-      <w:bookmarkEnd w:id="13"/>
+        <w:pStyle w:val="af2"/>
+        <w:ind w:left="567" w:firstLine="0"/>
+      </w:pPr>
     </w:p>
     <w:p>
       <w:pPr>
@@ -6850,7 +12295,7 @@
             <w:sz w:val="28"/>
             <w:szCs w:val="28"/>
           </w:rPr>
-          <w:t>3</w:t>
+          <w:t>16</w:t>
         </w:r>
         <w:r>
           <w:rPr>
@@ -13176,7 +18621,7 @@
 </file>
 
 <file path=customXml/itemProps1.xml><?xml version="1.0" encoding="utf-8"?>
-<ds:datastoreItem xmlns:ds="http://schemas.openxmlformats.org/officeDocument/2006/customXml" ds:itemID="{3E9094BB-7E3E-4336-8C52-3B6B6905FDAB}">
+<ds:datastoreItem xmlns:ds="http://schemas.openxmlformats.org/officeDocument/2006/customXml" ds:itemID="{AE2C775A-CDDF-4D78-A92E-C27660C2AE15}">
   <ds:schemaRefs>
     <ds:schemaRef ds:uri="http://schemas.openxmlformats.org/officeDocument/2006/bibliography"/>
   </ds:schemaRefs>

--- a/docs/ВКР Елисеев.docx
+++ b/docs/ВКР Елисеев.docx
@@ -2157,7 +2157,6 @@
           <w:docPartUnique/>
         </w:docPartObj>
       </w:sdtPr>
-      <w:sdtEndPr/>
       <w:sdtContent>
         <w:p>
           <w:pPr>
@@ -8219,17 +8218,7 @@
                 <w:sz w:val="28"/>
                 <w:szCs w:val="28"/>
               </w:rPr>
-              <w:t>LowCardina</w:t>
-            </w:r>
-            <w:bookmarkStart w:id="13" w:name="_GoBack"/>
-            <w:bookmarkEnd w:id="13"/>
-            <w:r>
-              <w:rPr>
-                <w:color w:val="000000"/>
-                <w:sz w:val="28"/>
-                <w:szCs w:val="28"/>
-              </w:rPr>
-              <w:t>lity</w:t>
+              <w:t>LowCardinality</w:t>
             </w:r>
             <w:proofErr w:type="spellEnd"/>
             <w:r>
@@ -10354,6 +10343,8 @@
               </w:rPr>
               <w:t>Enum</w:t>
             </w:r>
+            <w:bookmarkStart w:id="13" w:name="_GoBack"/>
+            <w:bookmarkEnd w:id="13"/>
             <w:proofErr w:type="spellEnd"/>
           </w:p>
         </w:tc>
@@ -10487,36 +10478,243 @@
     <w:p>
       <w:pPr>
         <w:pStyle w:val="af2"/>
-      </w:pPr>
+        <w:numPr>
+          <w:ilvl w:val="0"/>
+          <w:numId w:val="46"/>
+        </w:numPr>
+        <w:tabs>
+          <w:tab w:val="left" w:pos="1134"/>
+        </w:tabs>
+        <w:ind w:left="0" w:firstLine="709"/>
+      </w:pPr>
+      <w:r>
+        <w:t xml:space="preserve">Система должна предоставлять возможность запроса и загрузки выбранных данных из </w:t>
+      </w:r>
+      <w:r>
+        <w:rPr>
+          <w:lang w:val="en-US"/>
+        </w:rPr>
+        <w:t>API</w:t>
+      </w:r>
+      <w:r>
+        <w:t xml:space="preserve"> </w:t>
+      </w:r>
+      <w:proofErr w:type="spellStart"/>
+      <w:r>
+        <w:rPr>
+          <w:lang w:val="en-US"/>
+        </w:rPr>
+        <w:t>Github</w:t>
+      </w:r>
+      <w:proofErr w:type="spellEnd"/>
+      <w:r>
+        <w:t xml:space="preserve"> </w:t>
+      </w:r>
+      <w:r>
+        <w:t>в базу данных.</w:t>
+      </w:r>
     </w:p>
     <w:p>
       <w:pPr>
-        <w:pStyle w:val="afd"/>
-      </w:pPr>
-      <w:r>
-        <w:t>Нефункциональные требования</w:t>
+        <w:pStyle w:val="af2"/>
+        <w:numPr>
+          <w:ilvl w:val="0"/>
+          <w:numId w:val="46"/>
+        </w:numPr>
+        <w:tabs>
+          <w:tab w:val="left" w:pos="1134"/>
+        </w:tabs>
+        <w:ind w:left="0" w:firstLine="709"/>
+      </w:pPr>
+      <w:r>
+        <w:t>Система должна предоставлять возможность в</w:t>
+      </w:r>
+      <w:r>
+        <w:t xml:space="preserve">ыбора параметров отбора запрашиваемых из </w:t>
+      </w:r>
+      <w:r>
+        <w:rPr>
+          <w:lang w:val="en-US"/>
+        </w:rPr>
+        <w:t>API</w:t>
+      </w:r>
+      <w:r>
+        <w:t xml:space="preserve"> </w:t>
+      </w:r>
+      <w:proofErr w:type="spellStart"/>
+      <w:r>
+        <w:rPr>
+          <w:lang w:val="en-US"/>
+        </w:rPr>
+        <w:t>Github</w:t>
+      </w:r>
+      <w:proofErr w:type="spellEnd"/>
+      <w:r>
+        <w:t xml:space="preserve"> данных.</w:t>
       </w:r>
     </w:p>
     <w:p>
       <w:pPr>
         <w:pStyle w:val="af2"/>
-      </w:pPr>
-      <w:r>
-        <w:t>Нефункциональные требования</w:t>
-      </w:r>
-      <w:r>
-        <w:t xml:space="preserve"> устанавливают</w:t>
-      </w:r>
-      <w:r>
-        <w:t xml:space="preserve"> требования ограничений для системы, которые не влияют прямым</w:t>
-      </w:r>
-      <w:r>
-        <w:t xml:space="preserve"> образом на функционал системы.</w:t>
+        <w:numPr>
+          <w:ilvl w:val="0"/>
+          <w:numId w:val="46"/>
+        </w:numPr>
+        <w:tabs>
+          <w:tab w:val="left" w:pos="1134"/>
+        </w:tabs>
+        <w:ind w:left="0" w:firstLine="709"/>
+      </w:pPr>
+      <w:r>
+        <w:t xml:space="preserve">Система должна предоставлять возможность </w:t>
+      </w:r>
+      <w:r>
+        <w:t>работы для двух пользовательских ролей – администратора и обычного пользователя.</w:t>
       </w:r>
     </w:p>
     <w:p>
       <w:pPr>
         <w:pStyle w:val="af2"/>
+        <w:numPr>
+          <w:ilvl w:val="0"/>
+          <w:numId w:val="46"/>
+        </w:numPr>
+        <w:tabs>
+          <w:tab w:val="left" w:pos="1134"/>
+        </w:tabs>
+        <w:ind w:left="0" w:firstLine="709"/>
+      </w:pPr>
+      <w:r>
+        <w:t xml:space="preserve">Система должна предоставлять возможность </w:t>
+      </w:r>
+      <w:r>
+        <w:t>запроса ранее загруженных данных в программу из базы данных.</w:t>
+      </w:r>
+    </w:p>
+    <w:p>
+      <w:pPr>
+        <w:pStyle w:val="af2"/>
+        <w:numPr>
+          <w:ilvl w:val="0"/>
+          <w:numId w:val="46"/>
+        </w:numPr>
+        <w:tabs>
+          <w:tab w:val="left" w:pos="1134"/>
+        </w:tabs>
+        <w:ind w:left="0" w:firstLine="709"/>
+      </w:pPr>
+      <w:r>
+        <w:t xml:space="preserve">Система должна предоставлять возможность </w:t>
+      </w:r>
+      <w:r>
+        <w:t>выбора содержания транзакции для поиска шаблонов.</w:t>
+      </w:r>
+    </w:p>
+    <w:p>
+      <w:pPr>
+        <w:pStyle w:val="af2"/>
+        <w:numPr>
+          <w:ilvl w:val="0"/>
+          <w:numId w:val="46"/>
+        </w:numPr>
+        <w:tabs>
+          <w:tab w:val="left" w:pos="1134"/>
+        </w:tabs>
+        <w:ind w:left="0" w:firstLine="709"/>
+      </w:pPr>
+      <w:r>
+        <w:t xml:space="preserve">Система должна предоставлять возможность </w:t>
+      </w:r>
+      <w:r>
+        <w:t xml:space="preserve">крайних значений метрик для поиска шаблонов. </w:t>
+      </w:r>
+    </w:p>
+    <w:p>
+      <w:pPr>
+        <w:pStyle w:val="af2"/>
+        <w:numPr>
+          <w:ilvl w:val="0"/>
+          <w:numId w:val="46"/>
+        </w:numPr>
+        <w:tabs>
+          <w:tab w:val="left" w:pos="1134"/>
+        </w:tabs>
+        <w:ind w:left="0" w:firstLine="709"/>
+      </w:pPr>
+      <w:r>
+        <w:t xml:space="preserve">Система должна предоставлять возможность </w:t>
+      </w:r>
+      <w:r>
+        <w:t>просмотра и фильтрации шаблонов.</w:t>
+      </w:r>
+    </w:p>
+    <w:p>
+      <w:pPr>
+        <w:pStyle w:val="af2"/>
+        <w:numPr>
+          <w:ilvl w:val="0"/>
+          <w:numId w:val="46"/>
+        </w:numPr>
+        <w:tabs>
+          <w:tab w:val="left" w:pos="1134"/>
+        </w:tabs>
+        <w:ind w:left="0" w:firstLine="709"/>
+      </w:pPr>
+      <w:r>
+        <w:t>Система должна предоставлять возможность сохранения шаблонов.</w:t>
+      </w:r>
+    </w:p>
+    <w:p>
+      <w:pPr>
+        <w:pStyle w:val="af2"/>
+        <w:numPr>
+          <w:ilvl w:val="0"/>
+          <w:numId w:val="46"/>
+        </w:numPr>
+        <w:tabs>
+          <w:tab w:val="left" w:pos="1134"/>
+        </w:tabs>
+        <w:ind w:left="0" w:firstLine="709"/>
+      </w:pPr>
+      <w:r>
+        <w:t xml:space="preserve">Система должна предоставлять удобный пользовательский интерфейс. </w:t>
+      </w:r>
+    </w:p>
+    <w:p>
+      <w:pPr>
+        <w:pStyle w:val="af2"/>
+      </w:pPr>
+    </w:p>
+    <w:p>
+      <w:pPr>
+        <w:pStyle w:val="afd"/>
+        <w:pageBreakBefore/>
+      </w:pPr>
+      <w:r>
+        <w:lastRenderedPageBreak/>
+        <w:t>Нефункциональные требования</w:t>
+      </w:r>
+    </w:p>
+    <w:p>
+      <w:pPr>
+        <w:pStyle w:val="af2"/>
+      </w:pPr>
+      <w:r>
+        <w:t>Нефункциональные требования</w:t>
+      </w:r>
+      <w:r>
+        <w:t xml:space="preserve"> устанавливают</w:t>
+      </w:r>
+      <w:r>
+        <w:t xml:space="preserve"> требования ограничений для системы, которые не влияют прямым</w:t>
+      </w:r>
+      <w:r>
+        <w:t xml:space="preserve"> образом на функционал системы.</w:t>
+      </w:r>
+    </w:p>
+    <w:p>
+      <w:pPr>
+        <w:pStyle w:val="af2"/>
       </w:pPr>
       <w:r>
         <w:t>Система должна удовлетворять следующим нефункциональным</w:t>
@@ -10529,6 +10727,47 @@
       </w:r>
       <w:r>
         <w:t>:</w:t>
+      </w:r>
+    </w:p>
+    <w:p>
+      <w:pPr>
+        <w:pStyle w:val="af2"/>
+        <w:numPr>
+          <w:ilvl w:val="0"/>
+          <w:numId w:val="47"/>
+        </w:numPr>
+        <w:tabs>
+          <w:tab w:val="left" w:pos="1134"/>
+        </w:tabs>
+        <w:ind w:left="0" w:firstLine="709"/>
+      </w:pPr>
+      <w:r>
+        <w:t>Система должна представлять собой веб-приложение.</w:t>
+      </w:r>
+    </w:p>
+    <w:p>
+      <w:pPr>
+        <w:pStyle w:val="af2"/>
+        <w:numPr>
+          <w:ilvl w:val="0"/>
+          <w:numId w:val="47"/>
+        </w:numPr>
+        <w:tabs>
+          <w:tab w:val="left" w:pos="1134"/>
+        </w:tabs>
+        <w:ind w:left="0" w:firstLine="709"/>
+      </w:pPr>
+      <w:r>
+        <w:t xml:space="preserve">Система должна быть написана на языке </w:t>
+      </w:r>
+      <w:r>
+        <w:rPr>
+          <w:lang w:val="en-US"/>
+        </w:rPr>
+        <w:t>Python</w:t>
+      </w:r>
+      <w:r>
+        <w:t>.</w:t>
       </w:r>
     </w:p>
     <w:p>
@@ -10558,6 +10797,364 @@
     </w:p>
     <w:p>
       <w:pPr>
+        <w:pStyle w:val="af2"/>
+      </w:pPr>
+      <w:r>
+        <w:t xml:space="preserve">Для описания способов взаимодействия с системой была разработана диаграмма вариантов использования на языке </w:t>
+      </w:r>
+      <w:r>
+        <w:rPr>
+          <w:lang w:val="en-US"/>
+        </w:rPr>
+        <w:t>UML</w:t>
+      </w:r>
+      <w:r>
+        <w:t>, представленная на рисунке 1.</w:t>
+      </w:r>
+    </w:p>
+    <w:p>
+      <w:pPr>
+        <w:pStyle w:val="2"/>
+        <w:keepNext/>
+        <w:numPr>
+          <w:ilvl w:val="0"/>
+          <w:numId w:val="0"/>
+        </w:numPr>
+      </w:pPr>
+      <w:r>
+        <w:pict w14:anchorId="5BE65CC7">
+          <v:shapetype id="_x0000_t75" coordsize="21600,21600" o:spt="75" o:preferrelative="t" path="m@4@5l@4@11@9@11@9@5xe" filled="f" stroked="f">
+            <v:stroke joinstyle="miter"/>
+            <v:formulas>
+              <v:f eqn="if lineDrawn pixelLineWidth 0"/>
+              <v:f eqn="sum @0 1 0"/>
+              <v:f eqn="sum 0 0 @1"/>
+              <v:f eqn="prod @2 1 2"/>
+              <v:f eqn="prod @3 21600 pixelWidth"/>
+              <v:f eqn="prod @3 21600 pixelHeight"/>
+              <v:f eqn="sum @0 0 1"/>
+              <v:f eqn="prod @6 1 2"/>
+              <v:f eqn="prod @7 21600 pixelWidth"/>
+              <v:f eqn="sum @8 21600 0"/>
+              <v:f eqn="prod @7 21600 pixelHeight"/>
+              <v:f eqn="sum @10 21600 0"/>
+            </v:formulas>
+            <v:path o:extrusionok="f" gradientshapeok="t" o:connecttype="rect"/>
+            <o:lock v:ext="edit" aspectratio="t"/>
+          </v:shapetype>
+          <v:shape id="_x0000_i1037" type="#_x0000_t75" style="width:453.3pt;height:361.9pt">
+            <v:imagedata r:id="rId9" o:title="Диаграмма вариантов использования"/>
+          </v:shape>
+        </w:pict>
+      </w:r>
+    </w:p>
+    <w:p>
+      <w:pPr>
+        <w:pStyle w:val="af2"/>
+        <w:ind w:firstLine="0"/>
+        <w:jc w:val="center"/>
+      </w:pPr>
+      <w:r>
+        <w:t xml:space="preserve">Рисунок </w:t>
+      </w:r>
+      <w:r>
+        <w:fldChar w:fldCharType="begin"/>
+      </w:r>
+      <w:r>
+        <w:instrText xml:space="preserve"> SEQ Рисунок \* ARABIC </w:instrText>
+      </w:r>
+      <w:r>
+        <w:fldChar w:fldCharType="separate"/>
+      </w:r>
+      <w:r>
+        <w:rPr>
+          <w:noProof/>
+        </w:rPr>
+        <w:t>1</w:t>
+      </w:r>
+      <w:r>
+        <w:fldChar w:fldCharType="end"/>
+      </w:r>
+      <w:r>
+        <w:t xml:space="preserve"> </w:t>
+      </w:r>
+      <w:r>
+        <w:rPr>
+          <w:noProof/>
+        </w:rPr>
+        <w:t>– Диаграмма вариантов использования</w:t>
+      </w:r>
+    </w:p>
+    <w:p>
+      <w:pPr>
+        <w:pStyle w:val="2"/>
+        <w:numPr>
+          <w:ilvl w:val="0"/>
+          <w:numId w:val="0"/>
+        </w:numPr>
+      </w:pPr>
+    </w:p>
+    <w:p>
+      <w:pPr>
+        <w:pStyle w:val="af2"/>
+      </w:pPr>
+      <w:r>
+        <w:lastRenderedPageBreak/>
+        <w:t xml:space="preserve">Актерами системы является обычный пользователь и администратор. </w:t>
+      </w:r>
+      <w:r>
+        <w:t xml:space="preserve">Администратор может использовать все функции, обычный пользователь только частью. </w:t>
+      </w:r>
+      <w:r>
+        <w:t>Для администратора существуют следующие варианты использования</w:t>
+      </w:r>
+      <w:r>
+        <w:t>:</w:t>
+      </w:r>
+    </w:p>
+    <w:p>
+      <w:pPr>
+        <w:pStyle w:val="af2"/>
+        <w:numPr>
+          <w:ilvl w:val="0"/>
+          <w:numId w:val="39"/>
+        </w:numPr>
+        <w:tabs>
+          <w:tab w:val="left" w:pos="1134"/>
+        </w:tabs>
+        <w:ind w:left="0" w:firstLine="709"/>
+      </w:pPr>
+      <w:r>
+        <w:t>Выбрать параметры запрашиваемых данных</w:t>
+      </w:r>
+      <w:r>
+        <w:t xml:space="preserve">. Администратор может выбрать параметр запрашиваемых из </w:t>
+      </w:r>
+      <w:r>
+        <w:rPr>
+          <w:lang w:val="en-US"/>
+        </w:rPr>
+        <w:t>API</w:t>
+      </w:r>
+      <w:r>
+        <w:t xml:space="preserve"> данных.</w:t>
+      </w:r>
+    </w:p>
+    <w:p>
+      <w:pPr>
+        <w:pStyle w:val="af2"/>
+        <w:numPr>
+          <w:ilvl w:val="0"/>
+          <w:numId w:val="39"/>
+        </w:numPr>
+        <w:tabs>
+          <w:tab w:val="left" w:pos="1134"/>
+        </w:tabs>
+        <w:ind w:left="0" w:firstLine="709"/>
+      </w:pPr>
+      <w:r>
+        <w:t xml:space="preserve">Загрузить данные из </w:t>
+      </w:r>
+      <w:r>
+        <w:rPr>
+          <w:lang w:val="en-US"/>
+        </w:rPr>
+        <w:t>API</w:t>
+      </w:r>
+      <w:r>
+        <w:t xml:space="preserve"> в БД. Администратор может выполнить запрос и сохранение данных из </w:t>
+      </w:r>
+      <w:r>
+        <w:rPr>
+          <w:lang w:val="en-US"/>
+        </w:rPr>
+        <w:t>API</w:t>
+      </w:r>
+      <w:r>
+        <w:t xml:space="preserve"> в БД.</w:t>
+      </w:r>
+    </w:p>
+    <w:p>
+      <w:pPr>
+        <w:pStyle w:val="af2"/>
+        <w:tabs>
+          <w:tab w:val="left" w:pos="993"/>
+        </w:tabs>
+      </w:pPr>
+      <w:r>
+        <w:t>Для пользователя, а также администратора существуют следующие варианты использования:</w:t>
+      </w:r>
+    </w:p>
+    <w:p>
+      <w:pPr>
+        <w:pStyle w:val="af2"/>
+        <w:numPr>
+          <w:ilvl w:val="0"/>
+          <w:numId w:val="48"/>
+        </w:numPr>
+        <w:tabs>
+          <w:tab w:val="left" w:pos="1134"/>
+        </w:tabs>
+        <w:ind w:left="0" w:firstLine="709"/>
+      </w:pPr>
+      <w:r>
+        <w:t>Выбрать данные из БД</w:t>
+      </w:r>
+      <w:r>
+        <w:t xml:space="preserve">. Пользователь </w:t>
+      </w:r>
+      <w:r>
+        <w:t>выбирает данные из БД для поиска шаблонов</w:t>
+      </w:r>
+      <w:r>
+        <w:t>.</w:t>
+      </w:r>
+    </w:p>
+    <w:p>
+      <w:pPr>
+        <w:pStyle w:val="af2"/>
+        <w:numPr>
+          <w:ilvl w:val="0"/>
+          <w:numId w:val="48"/>
+        </w:numPr>
+        <w:tabs>
+          <w:tab w:val="left" w:pos="1134"/>
+        </w:tabs>
+        <w:ind w:left="0" w:firstLine="709"/>
+      </w:pPr>
+      <w:r>
+        <w:t>Выбрать состав транзакции</w:t>
+      </w:r>
+      <w:r>
+        <w:t>.</w:t>
+      </w:r>
+      <w:r>
+        <w:t xml:space="preserve"> Пользователь выбирает товары, из которых будет состоять будущая транзакция.</w:t>
+      </w:r>
+    </w:p>
+    <w:p>
+      <w:pPr>
+        <w:pStyle w:val="af2"/>
+        <w:numPr>
+          <w:ilvl w:val="0"/>
+          <w:numId w:val="48"/>
+        </w:numPr>
+        <w:tabs>
+          <w:tab w:val="left" w:pos="1134"/>
+        </w:tabs>
+        <w:ind w:left="0" w:firstLine="709"/>
+      </w:pPr>
+      <w:r>
+        <w:t xml:space="preserve">Выбрать пороговые </w:t>
+      </w:r>
+      <w:r>
+        <w:t>значения</w:t>
+      </w:r>
+      <w:r>
+        <w:t xml:space="preserve"> поиска </w:t>
+      </w:r>
+      <w:r>
+        <w:t>шаблонов</w:t>
+      </w:r>
+      <w:r>
+        <w:t xml:space="preserve">. Пользователь устанавливает пороговые значения для </w:t>
+      </w:r>
+      <w:r>
+        <w:t>поиска</w:t>
+      </w:r>
+      <w:r>
+        <w:t xml:space="preserve"> </w:t>
+      </w:r>
+      <w:r>
+        <w:t>шаблонов</w:t>
+      </w:r>
+      <w:r>
+        <w:t xml:space="preserve"> (поддержка, достоверность, подъем).</w:t>
+      </w:r>
+    </w:p>
+    <w:p>
+      <w:pPr>
+        <w:pStyle w:val="af2"/>
+        <w:numPr>
+          <w:ilvl w:val="0"/>
+          <w:numId w:val="48"/>
+        </w:numPr>
+        <w:tabs>
+          <w:tab w:val="left" w:pos="1134"/>
+        </w:tabs>
+        <w:ind w:left="0" w:firstLine="709"/>
+      </w:pPr>
+      <w:r>
+        <w:t>Выполнить поиск шаблонов</w:t>
+      </w:r>
+      <w:r>
+        <w:t xml:space="preserve">. </w:t>
+      </w:r>
+      <w:r>
+        <w:t>Пользователь выполнят поиск шаблонов с заданными параметрами</w:t>
+      </w:r>
+      <w:r>
+        <w:t>.</w:t>
+      </w:r>
+    </w:p>
+    <w:p>
+      <w:pPr>
+        <w:pStyle w:val="af2"/>
+        <w:numPr>
+          <w:ilvl w:val="0"/>
+          <w:numId w:val="48"/>
+        </w:numPr>
+        <w:tabs>
+          <w:tab w:val="left" w:pos="1134"/>
+        </w:tabs>
+        <w:ind w:left="0" w:firstLine="709"/>
+      </w:pPr>
+      <w:r>
+        <w:t>Просмотреть список шаблонов</w:t>
+      </w:r>
+      <w:r>
+        <w:t xml:space="preserve">. Пользователь может просмотреть и проанализировать найденные </w:t>
+      </w:r>
+      <w:r>
+        <w:t>шаблоны</w:t>
+      </w:r>
+      <w:r>
+        <w:t>.</w:t>
+      </w:r>
+    </w:p>
+    <w:p>
+      <w:pPr>
+        <w:pStyle w:val="af2"/>
+        <w:numPr>
+          <w:ilvl w:val="0"/>
+          <w:numId w:val="48"/>
+        </w:numPr>
+        <w:tabs>
+          <w:tab w:val="left" w:pos="1134"/>
+        </w:tabs>
+        <w:ind w:left="0" w:firstLine="709"/>
+      </w:pPr>
+      <w:r>
+        <w:t>Экспортировать шаблоны</w:t>
+      </w:r>
+      <w:r>
+        <w:t>.</w:t>
+      </w:r>
+      <w:r>
+        <w:t xml:space="preserve"> Пользователь может экспортировать шаблоны в нужном формате.</w:t>
+      </w:r>
+    </w:p>
+    <w:p>
+      <w:pPr>
+        <w:pStyle w:val="2"/>
+        <w:numPr>
+          <w:ilvl w:val="0"/>
+          <w:numId w:val="0"/>
+        </w:numPr>
+      </w:pPr>
+    </w:p>
+    <w:p>
+      <w:pPr>
         <w:pStyle w:val="2"/>
       </w:pPr>
       <w:bookmarkStart w:id="18" w:name="_Toc145276229"/>
@@ -10568,10 +11165,304 @@
     </w:p>
     <w:p>
       <w:pPr>
+        <w:pStyle w:val="af2"/>
+      </w:pPr>
+      <w:r>
+        <w:t>Система будет представлять собой веб-приложение, состоящее из нескольких модулей</w:t>
+      </w:r>
+      <w:r>
+        <w:t xml:space="preserve">: </w:t>
+      </w:r>
+      <w:r>
+        <w:t xml:space="preserve">головной модуль, </w:t>
+      </w:r>
+      <w:r>
+        <w:t xml:space="preserve">модуль интерфейса, </w:t>
+      </w:r>
+      <w:r>
+        <w:t xml:space="preserve">модуль запроса данных, модуль работы с БД, модуль предобработки данных, модуль составления транзакций, модуль поиска шаблонов.  </w:t>
+      </w:r>
+    </w:p>
+    <w:p>
+      <w:pPr>
+        <w:pStyle w:val="af2"/>
+      </w:pPr>
+      <w:r>
+        <w:t xml:space="preserve">На рисунке </w:t>
+      </w:r>
+      <w:r>
+        <w:t>2 изображена диаграмма компонентов системы.</w:t>
+      </w:r>
+    </w:p>
+    <w:p>
+      <w:pPr>
+        <w:pStyle w:val="af2"/>
+      </w:pPr>
+    </w:p>
+    <w:p>
+      <w:pPr>
         <w:pStyle w:val="2"/>
+        <w:keepNext/>
+        <w:numPr>
+          <w:ilvl w:val="0"/>
+          <w:numId w:val="0"/>
+        </w:numPr>
+        <w:jc w:val="center"/>
+      </w:pPr>
+      <w:r>
+        <w:pict w14:anchorId="1C9FC9EF">
+          <v:shape id="_x0000_i1052" type="#_x0000_t75" style="width:452.65pt;height:244.15pt">
+            <v:imagedata r:id="rId10" o:title="Диаграмма классов"/>
+          </v:shape>
+        </w:pict>
+      </w:r>
+    </w:p>
+    <w:p>
+      <w:pPr>
+        <w:pStyle w:val="af2"/>
+        <w:ind w:firstLine="0"/>
+        <w:jc w:val="center"/>
+      </w:pPr>
+      <w:r>
+        <w:t xml:space="preserve">Рисунок </w:t>
+      </w:r>
+      <w:r>
+        <w:fldChar w:fldCharType="begin"/>
+      </w:r>
+      <w:r>
+        <w:instrText xml:space="preserve"> SEQ Рисунок \* ARABIC </w:instrText>
+      </w:r>
+      <w:r>
+        <w:fldChar w:fldCharType="separate"/>
+      </w:r>
+      <w:r>
+        <w:rPr>
+          <w:noProof/>
+        </w:rPr>
+        <w:t>2</w:t>
+      </w:r>
+      <w:r>
+        <w:fldChar w:fldCharType="end"/>
+      </w:r>
+      <w:r>
+        <w:t xml:space="preserve"> </w:t>
+      </w:r>
+      <w:r>
+        <w:rPr>
+          <w:noProof/>
+        </w:rPr>
+        <w:t>–</w:t>
+      </w:r>
+      <w:r>
+        <w:rPr>
+          <w:noProof/>
+        </w:rPr>
+        <w:t xml:space="preserve"> Диаграмма компонентов системы</w:t>
+      </w:r>
+    </w:p>
+    <w:p>
+      <w:pPr>
+        <w:pStyle w:val="af2"/>
+      </w:pPr>
+    </w:p>
+    <w:p>
+      <w:pPr>
+        <w:pStyle w:val="af2"/>
+      </w:pPr>
+      <w:r>
+        <w:rPr>
+          <w:i/>
+        </w:rPr>
+        <w:t xml:space="preserve">Головной модуль </w:t>
+      </w:r>
+      <w:r>
+        <w:t>будет содержать логику объединения всех остальных модулей системы.</w:t>
+      </w:r>
+    </w:p>
+    <w:p>
+      <w:pPr>
+        <w:pStyle w:val="af2"/>
+      </w:pPr>
+      <w:r>
+        <w:rPr>
+          <w:i/>
+        </w:rPr>
+        <w:t>Модуль интерфейса</w:t>
+      </w:r>
+      <w:r>
+        <w:t xml:space="preserve"> будет отображать окна веб-приложения, с которыми взаимодействует пользователь.</w:t>
+      </w:r>
+    </w:p>
+    <w:p>
+      <w:pPr>
+        <w:pStyle w:val="af2"/>
+      </w:pPr>
+      <w:r>
+        <w:rPr>
+          <w:i/>
+        </w:rPr>
+        <w:t>Модуль</w:t>
+      </w:r>
+      <w:r>
+        <w:rPr>
+          <w:i/>
+        </w:rPr>
+        <w:t xml:space="preserve"> </w:t>
+      </w:r>
+      <w:r>
+        <w:rPr>
+          <w:i/>
+        </w:rPr>
+        <w:t xml:space="preserve">запроса данных из </w:t>
+      </w:r>
+      <w:r>
+        <w:rPr>
+          <w:i/>
+          <w:lang w:val="en-US"/>
+        </w:rPr>
+        <w:t>API</w:t>
+      </w:r>
+      <w:r>
+        <w:rPr>
+          <w:i/>
+        </w:rPr>
+        <w:t xml:space="preserve"> </w:t>
+      </w:r>
+      <w:r>
+        <w:t xml:space="preserve">будет взаимодействовать с внешним </w:t>
+      </w:r>
+      <w:r>
+        <w:rPr>
+          <w:lang w:val="en-US"/>
+        </w:rPr>
+        <w:t>API</w:t>
+      </w:r>
+      <w:r>
+        <w:t xml:space="preserve"> </w:t>
+      </w:r>
+      <w:proofErr w:type="spellStart"/>
+      <w:r>
+        <w:rPr>
+          <w:lang w:val="en-US"/>
+        </w:rPr>
+        <w:t>Ckickhouse</w:t>
+      </w:r>
+      <w:proofErr w:type="spellEnd"/>
+      <w:r>
+        <w:t xml:space="preserve"> и запрашивать данные по выбранным параметрам.</w:t>
+      </w:r>
+    </w:p>
+    <w:p>
+      <w:pPr>
+        <w:pStyle w:val="af2"/>
+      </w:pPr>
+      <w:r>
+        <w:rPr>
+          <w:i/>
+        </w:rPr>
+        <w:t xml:space="preserve">Модуль работы с БД </w:t>
+      </w:r>
+      <w:r>
+        <w:t xml:space="preserve">будет взаимодействовать с базой данных, сохранять запрошенные из </w:t>
+      </w:r>
+      <w:r>
+        <w:rPr>
+          <w:lang w:val="en-US"/>
+        </w:rPr>
+        <w:t>API</w:t>
+      </w:r>
+      <w:r>
+        <w:t xml:space="preserve"> данные и запрашивать данные для поиска шаблонов. </w:t>
+      </w:r>
+    </w:p>
+    <w:p>
+      <w:pPr>
+        <w:pStyle w:val="af2"/>
+      </w:pPr>
+      <w:r>
+        <w:rPr>
+          <w:i/>
+        </w:rPr>
+        <w:t xml:space="preserve">Модуль предобработки данных </w:t>
+      </w:r>
+      <w:r>
+        <w:t>будет содержать функционал для обработки запрошенных данных, удалять дубликаты, пропущенные и ненужные для поиска данные.</w:t>
+      </w:r>
+    </w:p>
+    <w:p>
+      <w:pPr>
+        <w:pStyle w:val="af2"/>
+      </w:pPr>
+      <w:r>
+        <w:rPr>
+          <w:i/>
+        </w:rPr>
+        <w:t xml:space="preserve">Модуль </w:t>
+      </w:r>
+      <w:r>
+        <w:rPr>
+          <w:i/>
+        </w:rPr>
+        <w:t>составления транзакций</w:t>
+      </w:r>
+      <w:r>
+        <w:rPr>
+          <w:i/>
+        </w:rPr>
+        <w:t xml:space="preserve"> </w:t>
+      </w:r>
+      <w:r>
+        <w:t xml:space="preserve">будет содержать функционал для </w:t>
+      </w:r>
+      <w:r>
+        <w:t>составления транзакций из обработанных данных.</w:t>
+      </w:r>
+    </w:p>
+    <w:p>
+      <w:pPr>
+        <w:pStyle w:val="af2"/>
+      </w:pPr>
+      <w:r>
+        <w:rPr>
+          <w:i/>
+        </w:rPr>
+        <w:t xml:space="preserve">Модуль </w:t>
+      </w:r>
+      <w:r>
+        <w:rPr>
+          <w:i/>
+        </w:rPr>
+        <w:t>поиска шаблонов</w:t>
+      </w:r>
+      <w:r>
+        <w:rPr>
+          <w:i/>
+        </w:rPr>
+        <w:t xml:space="preserve"> </w:t>
+      </w:r>
+      <w:r>
+        <w:t xml:space="preserve">будет </w:t>
+      </w:r>
+      <w:r>
+        <w:t>осуществлять поиск шаблонов в транзакциях по заданным пороговым значениям.</w:t>
+      </w:r>
+    </w:p>
+    <w:p>
+      <w:pPr>
+        <w:pStyle w:val="2"/>
+        <w:numPr>
+          <w:ilvl w:val="0"/>
+          <w:numId w:val="0"/>
+        </w:numPr>
+      </w:pPr>
+    </w:p>
+    <w:p>
+      <w:pPr>
+        <w:pStyle w:val="2"/>
       </w:pPr>
       <w:bookmarkStart w:id="19" w:name="_Toc145276230"/>
       <w:r>
+        <w:lastRenderedPageBreak/>
         <w:t>Разработка</w:t>
       </w:r>
       <w:r>
@@ -12295,7 +13186,7 @@
             <w:sz w:val="28"/>
             <w:szCs w:val="28"/>
           </w:rPr>
-          <w:t>16</w:t>
+          <w:t>14</w:t>
         </w:r>
         <w:r>
           <w:rPr>
@@ -13742,6 +14633,184 @@
     </w:lvl>
   </w:abstractNum>
   <w:abstractNum w:abstractNumId="17" w15:restartNumberingAfterBreak="0">
+    <w:nsid w:val="1D7841B5"/>
+    <w:multiLevelType w:val="hybridMultilevel"/>
+    <w:tmpl w:val="8C9E2DA0"/>
+    <w:lvl w:ilvl="0" w:tplc="1C14AF6E">
+      <w:start w:val="1"/>
+      <w:numFmt w:val="decimal"/>
+      <w:lvlText w:val="%1. "/>
+      <w:lvlJc w:val="left"/>
+      <w:pPr>
+        <w:ind w:left="1429" w:hanging="360"/>
+      </w:pPr>
+      <w:rPr>
+        <w:rFonts w:hint="default"/>
+      </w:rPr>
+    </w:lvl>
+    <w:lvl w:ilvl="1" w:tplc="04190019" w:tentative="1">
+      <w:start w:val="1"/>
+      <w:numFmt w:val="lowerLetter"/>
+      <w:lvlText w:val="%2."/>
+      <w:lvlJc w:val="left"/>
+      <w:pPr>
+        <w:ind w:left="2149" w:hanging="360"/>
+      </w:pPr>
+    </w:lvl>
+    <w:lvl w:ilvl="2" w:tplc="0419001B" w:tentative="1">
+      <w:start w:val="1"/>
+      <w:numFmt w:val="lowerRoman"/>
+      <w:lvlText w:val="%3."/>
+      <w:lvlJc w:val="right"/>
+      <w:pPr>
+        <w:ind w:left="2869" w:hanging="180"/>
+      </w:pPr>
+    </w:lvl>
+    <w:lvl w:ilvl="3" w:tplc="0419000F" w:tentative="1">
+      <w:start w:val="1"/>
+      <w:numFmt w:val="decimal"/>
+      <w:lvlText w:val="%4."/>
+      <w:lvlJc w:val="left"/>
+      <w:pPr>
+        <w:ind w:left="3589" w:hanging="360"/>
+      </w:pPr>
+    </w:lvl>
+    <w:lvl w:ilvl="4" w:tplc="04190019" w:tentative="1">
+      <w:start w:val="1"/>
+      <w:numFmt w:val="lowerLetter"/>
+      <w:lvlText w:val="%5."/>
+      <w:lvlJc w:val="left"/>
+      <w:pPr>
+        <w:ind w:left="4309" w:hanging="360"/>
+      </w:pPr>
+    </w:lvl>
+    <w:lvl w:ilvl="5" w:tplc="0419001B" w:tentative="1">
+      <w:start w:val="1"/>
+      <w:numFmt w:val="lowerRoman"/>
+      <w:lvlText w:val="%6."/>
+      <w:lvlJc w:val="right"/>
+      <w:pPr>
+        <w:ind w:left="5029" w:hanging="180"/>
+      </w:pPr>
+    </w:lvl>
+    <w:lvl w:ilvl="6" w:tplc="0419000F" w:tentative="1">
+      <w:start w:val="1"/>
+      <w:numFmt w:val="decimal"/>
+      <w:lvlText w:val="%7."/>
+      <w:lvlJc w:val="left"/>
+      <w:pPr>
+        <w:ind w:left="5749" w:hanging="360"/>
+      </w:pPr>
+    </w:lvl>
+    <w:lvl w:ilvl="7" w:tplc="04190019" w:tentative="1">
+      <w:start w:val="1"/>
+      <w:numFmt w:val="lowerLetter"/>
+      <w:lvlText w:val="%8."/>
+      <w:lvlJc w:val="left"/>
+      <w:pPr>
+        <w:ind w:left="6469" w:hanging="360"/>
+      </w:pPr>
+    </w:lvl>
+    <w:lvl w:ilvl="8" w:tplc="0419001B" w:tentative="1">
+      <w:start w:val="1"/>
+      <w:numFmt w:val="lowerRoman"/>
+      <w:lvlText w:val="%9."/>
+      <w:lvlJc w:val="right"/>
+      <w:pPr>
+        <w:ind w:left="7189" w:hanging="180"/>
+      </w:pPr>
+    </w:lvl>
+  </w:abstractNum>
+  <w:abstractNum w:abstractNumId="18" w15:restartNumberingAfterBreak="0">
+    <w:nsid w:val="1ED635B3"/>
+    <w:multiLevelType w:val="hybridMultilevel"/>
+    <w:tmpl w:val="8C9E2DA0"/>
+    <w:lvl w:ilvl="0" w:tplc="1C14AF6E">
+      <w:start w:val="1"/>
+      <w:numFmt w:val="decimal"/>
+      <w:lvlText w:val="%1. "/>
+      <w:lvlJc w:val="left"/>
+      <w:pPr>
+        <w:ind w:left="1429" w:hanging="360"/>
+      </w:pPr>
+      <w:rPr>
+        <w:rFonts w:hint="default"/>
+      </w:rPr>
+    </w:lvl>
+    <w:lvl w:ilvl="1" w:tplc="04190019" w:tentative="1">
+      <w:start w:val="1"/>
+      <w:numFmt w:val="lowerLetter"/>
+      <w:lvlText w:val="%2."/>
+      <w:lvlJc w:val="left"/>
+      <w:pPr>
+        <w:ind w:left="2149" w:hanging="360"/>
+      </w:pPr>
+    </w:lvl>
+    <w:lvl w:ilvl="2" w:tplc="0419001B" w:tentative="1">
+      <w:start w:val="1"/>
+      <w:numFmt w:val="lowerRoman"/>
+      <w:lvlText w:val="%3."/>
+      <w:lvlJc w:val="right"/>
+      <w:pPr>
+        <w:ind w:left="2869" w:hanging="180"/>
+      </w:pPr>
+    </w:lvl>
+    <w:lvl w:ilvl="3" w:tplc="0419000F" w:tentative="1">
+      <w:start w:val="1"/>
+      <w:numFmt w:val="decimal"/>
+      <w:lvlText w:val="%4."/>
+      <w:lvlJc w:val="left"/>
+      <w:pPr>
+        <w:ind w:left="3589" w:hanging="360"/>
+      </w:pPr>
+    </w:lvl>
+    <w:lvl w:ilvl="4" w:tplc="04190019" w:tentative="1">
+      <w:start w:val="1"/>
+      <w:numFmt w:val="lowerLetter"/>
+      <w:lvlText w:val="%5."/>
+      <w:lvlJc w:val="left"/>
+      <w:pPr>
+        <w:ind w:left="4309" w:hanging="360"/>
+      </w:pPr>
+    </w:lvl>
+    <w:lvl w:ilvl="5" w:tplc="0419001B" w:tentative="1">
+      <w:start w:val="1"/>
+      <w:numFmt w:val="lowerRoman"/>
+      <w:lvlText w:val="%6."/>
+      <w:lvlJc w:val="right"/>
+      <w:pPr>
+        <w:ind w:left="5029" w:hanging="180"/>
+      </w:pPr>
+    </w:lvl>
+    <w:lvl w:ilvl="6" w:tplc="0419000F" w:tentative="1">
+      <w:start w:val="1"/>
+      <w:numFmt w:val="decimal"/>
+      <w:lvlText w:val="%7."/>
+      <w:lvlJc w:val="left"/>
+      <w:pPr>
+        <w:ind w:left="5749" w:hanging="360"/>
+      </w:pPr>
+    </w:lvl>
+    <w:lvl w:ilvl="7" w:tplc="04190019" w:tentative="1">
+      <w:start w:val="1"/>
+      <w:numFmt w:val="lowerLetter"/>
+      <w:lvlText w:val="%8."/>
+      <w:lvlJc w:val="left"/>
+      <w:pPr>
+        <w:ind w:left="6469" w:hanging="360"/>
+      </w:pPr>
+    </w:lvl>
+    <w:lvl w:ilvl="8" w:tplc="0419001B" w:tentative="1">
+      <w:start w:val="1"/>
+      <w:numFmt w:val="lowerRoman"/>
+      <w:lvlText w:val="%9."/>
+      <w:lvlJc w:val="right"/>
+      <w:pPr>
+        <w:ind w:left="7189" w:hanging="180"/>
+      </w:pPr>
+    </w:lvl>
+  </w:abstractNum>
+  <w:abstractNum w:abstractNumId="19" w15:restartNumberingAfterBreak="0">
     <w:nsid w:val="21463D7C"/>
     <w:multiLevelType w:val="multilevel"/>
     <w:tmpl w:val="566E1BE4"/>
@@ -13861,7 +14930,7 @@
       </w:rPr>
     </w:lvl>
   </w:abstractNum>
-  <w:abstractNum w:abstractNumId="18" w15:restartNumberingAfterBreak="0">
+  <w:abstractNum w:abstractNumId="20" w15:restartNumberingAfterBreak="0">
     <w:nsid w:val="278964AB"/>
     <w:multiLevelType w:val="hybridMultilevel"/>
     <w:tmpl w:val="7A70993E"/>
@@ -13974,7 +15043,7 @@
       </w:rPr>
     </w:lvl>
   </w:abstractNum>
-  <w:abstractNum w:abstractNumId="19" w15:restartNumberingAfterBreak="0">
+  <w:abstractNum w:abstractNumId="21" w15:restartNumberingAfterBreak="0">
     <w:nsid w:val="2DE56666"/>
     <w:multiLevelType w:val="hybridMultilevel"/>
     <w:tmpl w:val="4EA6AD3E"/>
@@ -14087,7 +15156,7 @@
       </w:rPr>
     </w:lvl>
   </w:abstractNum>
-  <w:abstractNum w:abstractNumId="20" w15:restartNumberingAfterBreak="0">
+  <w:abstractNum w:abstractNumId="22" w15:restartNumberingAfterBreak="0">
     <w:nsid w:val="32C61380"/>
     <w:multiLevelType w:val="hybridMultilevel"/>
     <w:tmpl w:val="783C0CDC"/>
@@ -14176,7 +15245,7 @@
       </w:pPr>
     </w:lvl>
   </w:abstractNum>
-  <w:abstractNum w:abstractNumId="21" w15:restartNumberingAfterBreak="0">
+  <w:abstractNum w:abstractNumId="23" w15:restartNumberingAfterBreak="0">
     <w:nsid w:val="3BC53E04"/>
     <w:multiLevelType w:val="hybridMultilevel"/>
     <w:tmpl w:val="A9243EE8"/>
@@ -14262,7 +15331,7 @@
       </w:pPr>
     </w:lvl>
   </w:abstractNum>
-  <w:abstractNum w:abstractNumId="22" w15:restartNumberingAfterBreak="0">
+  <w:abstractNum w:abstractNumId="24" w15:restartNumberingAfterBreak="0">
     <w:nsid w:val="3E1F6CE5"/>
     <w:multiLevelType w:val="hybridMultilevel"/>
     <w:tmpl w:val="389E834C"/>
@@ -14351,7 +15420,7 @@
       </w:pPr>
     </w:lvl>
   </w:abstractNum>
-  <w:abstractNum w:abstractNumId="23" w15:restartNumberingAfterBreak="0">
+  <w:abstractNum w:abstractNumId="25" w15:restartNumberingAfterBreak="0">
     <w:nsid w:val="3E433E62"/>
     <w:multiLevelType w:val="hybridMultilevel"/>
     <w:tmpl w:val="0BECB374"/>
@@ -14440,7 +15509,7 @@
       </w:pPr>
     </w:lvl>
   </w:abstractNum>
-  <w:abstractNum w:abstractNumId="24" w15:restartNumberingAfterBreak="0">
+  <w:abstractNum w:abstractNumId="26" w15:restartNumberingAfterBreak="0">
     <w:nsid w:val="47CE5F06"/>
     <w:multiLevelType w:val="hybridMultilevel"/>
     <w:tmpl w:val="90A2090C"/>
@@ -14529,7 +15598,7 @@
       </w:pPr>
     </w:lvl>
   </w:abstractNum>
-  <w:abstractNum w:abstractNumId="25" w15:restartNumberingAfterBreak="0">
+  <w:abstractNum w:abstractNumId="27" w15:restartNumberingAfterBreak="0">
     <w:nsid w:val="48D30C48"/>
     <w:multiLevelType w:val="hybridMultilevel"/>
     <w:tmpl w:val="AC48F4DA"/>
@@ -14642,7 +15711,7 @@
       </w:rPr>
     </w:lvl>
   </w:abstractNum>
-  <w:abstractNum w:abstractNumId="26" w15:restartNumberingAfterBreak="0">
+  <w:abstractNum w:abstractNumId="28" w15:restartNumberingAfterBreak="0">
     <w:nsid w:val="49405601"/>
     <w:multiLevelType w:val="hybridMultilevel"/>
     <w:tmpl w:val="A9243EE8"/>
@@ -14728,7 +15797,7 @@
       </w:pPr>
     </w:lvl>
   </w:abstractNum>
-  <w:abstractNum w:abstractNumId="27" w15:restartNumberingAfterBreak="0">
+  <w:abstractNum w:abstractNumId="29" w15:restartNumberingAfterBreak="0">
     <w:nsid w:val="496B61C0"/>
     <w:multiLevelType w:val="multilevel"/>
     <w:tmpl w:val="88DCF2D6"/>
@@ -14868,7 +15937,7 @@
       </w:rPr>
     </w:lvl>
   </w:abstractNum>
-  <w:abstractNum w:abstractNumId="28" w15:restartNumberingAfterBreak="0">
+  <w:abstractNum w:abstractNumId="30" w15:restartNumberingAfterBreak="0">
     <w:nsid w:val="499F1788"/>
     <w:multiLevelType w:val="hybridMultilevel"/>
     <w:tmpl w:val="C80A9AD4"/>
@@ -14954,7 +16023,7 @@
       </w:pPr>
     </w:lvl>
   </w:abstractNum>
-  <w:abstractNum w:abstractNumId="29" w15:restartNumberingAfterBreak="0">
+  <w:abstractNum w:abstractNumId="31" w15:restartNumberingAfterBreak="0">
     <w:nsid w:val="4BB51F4E"/>
     <w:multiLevelType w:val="hybridMultilevel"/>
     <w:tmpl w:val="60868D42"/>
@@ -15040,7 +16109,7 @@
       </w:pPr>
     </w:lvl>
   </w:abstractNum>
-  <w:abstractNum w:abstractNumId="30" w15:restartNumberingAfterBreak="0">
+  <w:abstractNum w:abstractNumId="32" w15:restartNumberingAfterBreak="0">
     <w:nsid w:val="4CDB4557"/>
     <w:multiLevelType w:val="multilevel"/>
     <w:tmpl w:val="DB04D2D0"/>
@@ -15180,7 +16249,7 @@
       </w:rPr>
     </w:lvl>
   </w:abstractNum>
-  <w:abstractNum w:abstractNumId="31" w15:restartNumberingAfterBreak="0">
+  <w:abstractNum w:abstractNumId="33" w15:restartNumberingAfterBreak="0">
     <w:nsid w:val="5C060B25"/>
     <w:multiLevelType w:val="hybridMultilevel"/>
     <w:tmpl w:val="8C66A580"/>
@@ -15269,7 +16338,7 @@
       </w:pPr>
     </w:lvl>
   </w:abstractNum>
-  <w:abstractNum w:abstractNumId="32" w15:restartNumberingAfterBreak="0">
+  <w:abstractNum w:abstractNumId="34" w15:restartNumberingAfterBreak="0">
     <w:nsid w:val="5C091AAB"/>
     <w:multiLevelType w:val="hybridMultilevel"/>
     <w:tmpl w:val="3760AE18"/>
@@ -15405,7 +16474,7 @@
       </w:pPr>
     </w:lvl>
   </w:abstractNum>
-  <w:abstractNum w:abstractNumId="33" w15:restartNumberingAfterBreak="0">
+  <w:abstractNum w:abstractNumId="35" w15:restartNumberingAfterBreak="0">
     <w:nsid w:val="60D34B65"/>
     <w:multiLevelType w:val="hybridMultilevel"/>
     <w:tmpl w:val="4B82172A"/>
@@ -15491,7 +16560,7 @@
       </w:pPr>
     </w:lvl>
   </w:abstractNum>
-  <w:abstractNum w:abstractNumId="34" w15:restartNumberingAfterBreak="0">
+  <w:abstractNum w:abstractNumId="36" w15:restartNumberingAfterBreak="0">
     <w:nsid w:val="62006824"/>
     <w:multiLevelType w:val="multilevel"/>
     <w:tmpl w:val="16BA4E58"/>
@@ -15604,7 +16673,7 @@
       </w:rPr>
     </w:lvl>
   </w:abstractNum>
-  <w:abstractNum w:abstractNumId="35" w15:restartNumberingAfterBreak="0">
+  <w:abstractNum w:abstractNumId="37" w15:restartNumberingAfterBreak="0">
     <w:nsid w:val="64927B6B"/>
     <w:multiLevelType w:val="hybridMultilevel"/>
     <w:tmpl w:val="3C5CFA74"/>
@@ -15693,7 +16762,7 @@
       </w:pPr>
     </w:lvl>
   </w:abstractNum>
-  <w:abstractNum w:abstractNumId="36" w15:restartNumberingAfterBreak="0">
+  <w:abstractNum w:abstractNumId="38" w15:restartNumberingAfterBreak="0">
     <w:nsid w:val="66297E54"/>
     <w:multiLevelType w:val="hybridMultilevel"/>
     <w:tmpl w:val="73589388"/>
@@ -15779,7 +16848,7 @@
       </w:pPr>
     </w:lvl>
   </w:abstractNum>
-  <w:abstractNum w:abstractNumId="37" w15:restartNumberingAfterBreak="0">
+  <w:abstractNum w:abstractNumId="39" w15:restartNumberingAfterBreak="0">
     <w:nsid w:val="70A52E2B"/>
     <w:multiLevelType w:val="hybridMultilevel"/>
     <w:tmpl w:val="28466370"/>
@@ -15891,7 +16960,7 @@
       </w:rPr>
     </w:lvl>
   </w:abstractNum>
-  <w:abstractNum w:abstractNumId="38" w15:restartNumberingAfterBreak="0">
+  <w:abstractNum w:abstractNumId="40" w15:restartNumberingAfterBreak="0">
     <w:nsid w:val="750B75E7"/>
     <w:multiLevelType w:val="hybridMultilevel"/>
     <w:tmpl w:val="BA7009C6"/>
@@ -15977,7 +17046,96 @@
       </w:pPr>
     </w:lvl>
   </w:abstractNum>
-  <w:abstractNum w:abstractNumId="39" w15:restartNumberingAfterBreak="0">
+  <w:abstractNum w:abstractNumId="41" w15:restartNumberingAfterBreak="0">
+    <w:nsid w:val="774D1638"/>
+    <w:multiLevelType w:val="hybridMultilevel"/>
+    <w:tmpl w:val="4F840B4E"/>
+    <w:lvl w:ilvl="0" w:tplc="1C14AF6E">
+      <w:start w:val="1"/>
+      <w:numFmt w:val="decimal"/>
+      <w:lvlText w:val="%1. "/>
+      <w:lvlJc w:val="left"/>
+      <w:pPr>
+        <w:ind w:left="1069" w:hanging="360"/>
+      </w:pPr>
+      <w:rPr>
+        <w:rFonts w:hint="default"/>
+      </w:rPr>
+    </w:lvl>
+    <w:lvl w:ilvl="1" w:tplc="04190019">
+      <w:start w:val="1"/>
+      <w:numFmt w:val="lowerLetter"/>
+      <w:lvlText w:val="%2."/>
+      <w:lvlJc w:val="left"/>
+      <w:pPr>
+        <w:ind w:left="1789" w:hanging="360"/>
+      </w:pPr>
+    </w:lvl>
+    <w:lvl w:ilvl="2" w:tplc="0419001B" w:tentative="1">
+      <w:start w:val="1"/>
+      <w:numFmt w:val="lowerRoman"/>
+      <w:lvlText w:val="%3."/>
+      <w:lvlJc w:val="right"/>
+      <w:pPr>
+        <w:ind w:left="2509" w:hanging="180"/>
+      </w:pPr>
+    </w:lvl>
+    <w:lvl w:ilvl="3" w:tplc="0419000F" w:tentative="1">
+      <w:start w:val="1"/>
+      <w:numFmt w:val="decimal"/>
+      <w:lvlText w:val="%4."/>
+      <w:lvlJc w:val="left"/>
+      <w:pPr>
+        <w:ind w:left="3229" w:hanging="360"/>
+      </w:pPr>
+    </w:lvl>
+    <w:lvl w:ilvl="4" w:tplc="04190019" w:tentative="1">
+      <w:start w:val="1"/>
+      <w:numFmt w:val="lowerLetter"/>
+      <w:lvlText w:val="%5."/>
+      <w:lvlJc w:val="left"/>
+      <w:pPr>
+        <w:ind w:left="3949" w:hanging="360"/>
+      </w:pPr>
+    </w:lvl>
+    <w:lvl w:ilvl="5" w:tplc="0419001B" w:tentative="1">
+      <w:start w:val="1"/>
+      <w:numFmt w:val="lowerRoman"/>
+      <w:lvlText w:val="%6."/>
+      <w:lvlJc w:val="right"/>
+      <w:pPr>
+        <w:ind w:left="4669" w:hanging="180"/>
+      </w:pPr>
+    </w:lvl>
+    <w:lvl w:ilvl="6" w:tplc="0419000F" w:tentative="1">
+      <w:start w:val="1"/>
+      <w:numFmt w:val="decimal"/>
+      <w:lvlText w:val="%7."/>
+      <w:lvlJc w:val="left"/>
+      <w:pPr>
+        <w:ind w:left="5389" w:hanging="360"/>
+      </w:pPr>
+    </w:lvl>
+    <w:lvl w:ilvl="7" w:tplc="04190019" w:tentative="1">
+      <w:start w:val="1"/>
+      <w:numFmt w:val="lowerLetter"/>
+      <w:lvlText w:val="%8."/>
+      <w:lvlJc w:val="left"/>
+      <w:pPr>
+        <w:ind w:left="6109" w:hanging="360"/>
+      </w:pPr>
+    </w:lvl>
+    <w:lvl w:ilvl="8" w:tplc="0419001B" w:tentative="1">
+      <w:start w:val="1"/>
+      <w:numFmt w:val="lowerRoman"/>
+      <w:lvlText w:val="%9."/>
+      <w:lvlJc w:val="right"/>
+      <w:pPr>
+        <w:ind w:left="6829" w:hanging="180"/>
+      </w:pPr>
+    </w:lvl>
+  </w:abstractNum>
+  <w:abstractNum w:abstractNumId="42" w15:restartNumberingAfterBreak="0">
     <w:nsid w:val="7BE66FA0"/>
     <w:multiLevelType w:val="hybridMultilevel"/>
     <w:tmpl w:val="4F840B4E"/>
@@ -16066,7 +17224,7 @@
       </w:pPr>
     </w:lvl>
   </w:abstractNum>
-  <w:abstractNum w:abstractNumId="40" w15:restartNumberingAfterBreak="0">
+  <w:abstractNum w:abstractNumId="43" w15:restartNumberingAfterBreak="0">
     <w:nsid w:val="7CEE780F"/>
     <w:multiLevelType w:val="hybridMultilevel"/>
     <w:tmpl w:val="A050A024"/>
@@ -16179,7 +17337,7 @@
       </w:rPr>
     </w:lvl>
   </w:abstractNum>
-  <w:abstractNum w:abstractNumId="41" w15:restartNumberingAfterBreak="0">
+  <w:abstractNum w:abstractNumId="44" w15:restartNumberingAfterBreak="0">
     <w:nsid w:val="7DF32E18"/>
     <w:multiLevelType w:val="multilevel"/>
     <w:tmpl w:val="3D0C5D20"/>
@@ -16189,16 +17347,16 @@
     <w:abstractNumId w:val="14"/>
   </w:num>
   <w:num w:numId="2">
-    <w:abstractNumId w:val="34"/>
+    <w:abstractNumId w:val="36"/>
   </w:num>
   <w:num w:numId="3">
-    <w:abstractNumId w:val="40"/>
+    <w:abstractNumId w:val="43"/>
   </w:num>
   <w:num w:numId="4">
-    <w:abstractNumId w:val="20"/>
+    <w:abstractNumId w:val="22"/>
   </w:num>
   <w:num w:numId="5">
-    <w:abstractNumId w:val="30"/>
+    <w:abstractNumId w:val="32"/>
     <w:lvlOverride w:ilvl="0">
       <w:startOverride w:val="1"/>
     </w:lvlOverride>
@@ -16228,10 +17386,10 @@
     </w:lvlOverride>
   </w:num>
   <w:num w:numId="6">
-    <w:abstractNumId w:val="32"/>
+    <w:abstractNumId w:val="34"/>
   </w:num>
   <w:num w:numId="7">
-    <w:abstractNumId w:val="17"/>
+    <w:abstractNumId w:val="19"/>
   </w:num>
   <w:num w:numId="8">
     <w:abstractNumId w:val="15"/>
@@ -16240,7 +17398,7 @@
     <w:abstractNumId w:val="13"/>
   </w:num>
   <w:num w:numId="10">
-    <w:abstractNumId w:val="41"/>
+    <w:abstractNumId w:val="44"/>
     <w:lvlOverride w:ilvl="0">
       <w:lvl w:ilvl="0">
         <w:start w:val="1"/>
@@ -16682,49 +17840,49 @@
     <w:abstractNumId w:val="10"/>
   </w:num>
   <w:num w:numId="18">
-    <w:abstractNumId w:val="21"/>
+    <w:abstractNumId w:val="23"/>
   </w:num>
   <w:num w:numId="19">
-    <w:abstractNumId w:val="24"/>
+    <w:abstractNumId w:val="26"/>
   </w:num>
   <w:num w:numId="20">
     <w:abstractNumId w:val="5"/>
   </w:num>
   <w:num w:numId="21">
-    <w:abstractNumId w:val="35"/>
+    <w:abstractNumId w:val="37"/>
   </w:num>
   <w:num w:numId="22">
-    <w:abstractNumId w:val="31"/>
+    <w:abstractNumId w:val="33"/>
   </w:num>
   <w:num w:numId="23">
-    <w:abstractNumId w:val="22"/>
+    <w:abstractNumId w:val="24"/>
   </w:num>
   <w:num w:numId="24">
-    <w:abstractNumId w:val="37"/>
+    <w:abstractNumId w:val="39"/>
   </w:num>
   <w:num w:numId="25">
-    <w:abstractNumId w:val="28"/>
+    <w:abstractNumId w:val="30"/>
   </w:num>
   <w:num w:numId="26">
     <w:abstractNumId w:val="8"/>
   </w:num>
   <w:num w:numId="27">
-    <w:abstractNumId w:val="18"/>
+    <w:abstractNumId w:val="20"/>
   </w:num>
   <w:num w:numId="28">
-    <w:abstractNumId w:val="36"/>
+    <w:abstractNumId w:val="38"/>
   </w:num>
   <w:num w:numId="29">
-    <w:abstractNumId w:val="29"/>
+    <w:abstractNumId w:val="31"/>
   </w:num>
   <w:num w:numId="30">
     <w:abstractNumId w:val="3"/>
   </w:num>
   <w:num w:numId="31">
-    <w:abstractNumId w:val="38"/>
+    <w:abstractNumId w:val="40"/>
   </w:num>
   <w:num w:numId="32">
-    <w:abstractNumId w:val="26"/>
+    <w:abstractNumId w:val="28"/>
   </w:num>
   <w:num w:numId="33">
     <w:abstractNumId w:val="2"/>
@@ -16733,19 +17891,19 @@
     <w:abstractNumId w:val="11"/>
   </w:num>
   <w:num w:numId="35">
-    <w:abstractNumId w:val="25"/>
+    <w:abstractNumId w:val="27"/>
   </w:num>
   <w:num w:numId="36">
     <w:abstractNumId w:val="0"/>
   </w:num>
   <w:num w:numId="37">
-    <w:abstractNumId w:val="33"/>
+    <w:abstractNumId w:val="35"/>
   </w:num>
   <w:num w:numId="38">
-    <w:abstractNumId w:val="23"/>
+    <w:abstractNumId w:val="25"/>
   </w:num>
   <w:num w:numId="39">
-    <w:abstractNumId w:val="39"/>
+    <w:abstractNumId w:val="42"/>
   </w:num>
   <w:num w:numId="40">
     <w:abstractNumId w:val="1"/>
@@ -16754,16 +17912,25 @@
     <w:abstractNumId w:val="16"/>
   </w:num>
   <w:num w:numId="42">
-    <w:abstractNumId w:val="19"/>
+    <w:abstractNumId w:val="21"/>
   </w:num>
   <w:num w:numId="43">
-    <w:abstractNumId w:val="30"/>
+    <w:abstractNumId w:val="32"/>
   </w:num>
   <w:num w:numId="44">
     <w:abstractNumId w:val="6"/>
   </w:num>
   <w:num w:numId="45">
-    <w:abstractNumId w:val="27"/>
+    <w:abstractNumId w:val="29"/>
+  </w:num>
+  <w:num w:numId="46">
+    <w:abstractNumId w:val="17"/>
+  </w:num>
+  <w:num w:numId="47">
+    <w:abstractNumId w:val="18"/>
+  </w:num>
+  <w:num w:numId="48">
+    <w:abstractNumId w:val="41"/>
   </w:num>
   <w:numIdMacAtCleanup w:val="11"/>
 </w:numbering>
@@ -18621,7 +19788,7 @@
 </file>
 
 <file path=customXml/itemProps1.xml><?xml version="1.0" encoding="utf-8"?>
-<ds:datastoreItem xmlns:ds="http://schemas.openxmlformats.org/officeDocument/2006/customXml" ds:itemID="{AE2C775A-CDDF-4D78-A92E-C27660C2AE15}">
+<ds:datastoreItem xmlns:ds="http://schemas.openxmlformats.org/officeDocument/2006/customXml" ds:itemID="{544FBD6E-7145-444A-97CA-23309F9BFE37}">
   <ds:schemaRefs>
     <ds:schemaRef ds:uri="http://schemas.openxmlformats.org/officeDocument/2006/bibliography"/>
   </ds:schemaRefs>
